--- a/swh/docx/010.content.docx
+++ b/swh/docx/010.content.docx
@@ -166,26 +166,6 @@
       </w:r>
       <w:r>
         <w:rPr>
-          <w:i/>
-          <w:lang w:val="sw_KE" w:bidi="sw_KE"/>
-        </w:rPr>
-        <w:t>Imani, Imani kwa Mungu mmoja, Injili, Injili za Sinoptiki, Iradi, ishara, Iturea, Trakoniti</w:t>
-      </w:r>
-      <w:r>
-        <w:rPr>
-          <w:lang w:val="sw_KE" w:bidi="sw_KE"/>
-        </w:rPr>
-      </w:r>
-    </w:p>
-    <w:p>
-      <w:pPr/>
-      <w:r>
-        <w:rPr>
-          <w:lang w:val="sw_KE" w:bidi="sw_KE"/>
-        </w:rPr>
-      </w:r>
-      <w:r>
-        <w:rPr>
           <w:lang w:val="sw_KE" w:bidi="sw_KE"/>
         </w:rPr>
         <w:t xml:space="preserve"> </w:t>
@@ -10948,7 +10928,7 @@
         <w:rPr>
           <w:lang w:val="sw_KE" w:bidi="sw_KE"/>
         </w:rPr>
-        <w:t>ishara</w:t>
+        <w:t>Isaya, Kitabu cha</w:t>
       </w:r>
       <w:r>
         <w:rPr>
@@ -10967,7 +10947,103 @@
         <w:rPr>
           <w:lang w:val="sw_KE" w:bidi="sw_KE"/>
         </w:rPr>
-        <w:t>Neno linaloashiria tukio ambalo linaonekana na linakusudia kuwasilisha maana zaidi ya ile inayotambulika kawaida katika mwonekano wa nje wa tukio hilo.</w:t>
+        <w:t>Hakikisho</w:t>
+      </w:r>
+    </w:p>
+    <w:p>
+      <w:pPr/>
+      <w:r>
+        <w:rPr>
+          <w:lang w:val="sw_KE" w:bidi="sw_KE"/>
+        </w:rPr>
+      </w:r>
+      <w:r>
+        <w:rPr>
+          <w:b/>
+          <w:u w:val="single"/>
+          <w:lang w:val="sw_KE" w:bidi="sw_KE"/>
+        </w:rPr>
+        <w:t>• Mwandishi</w:t>
+      </w:r>
+    </w:p>
+    <w:p>
+      <w:pPr/>
+      <w:r>
+        <w:rPr>
+          <w:lang w:val="sw_KE" w:bidi="sw_KE"/>
+        </w:rPr>
+      </w:r>
+      <w:r>
+        <w:rPr>
+          <w:b/>
+          <w:u w:val="single"/>
+          <w:lang w:val="sw_KE" w:bidi="sw_KE"/>
+        </w:rPr>
+        <w:t>• Tarehe</w:t>
+      </w:r>
+    </w:p>
+    <w:p>
+      <w:pPr/>
+      <w:r>
+        <w:rPr>
+          <w:lang w:val="sw_KE" w:bidi="sw_KE"/>
+        </w:rPr>
+      </w:r>
+      <w:r>
+        <w:rPr>
+          <w:b/>
+          <w:u w:val="single"/>
+          <w:lang w:val="sw_KE" w:bidi="sw_KE"/>
+        </w:rPr>
+        <w:t>• Historia</w:t>
+      </w:r>
+    </w:p>
+    <w:p>
+      <w:pPr/>
+      <w:r>
+        <w:rPr>
+          <w:lang w:val="sw_KE" w:bidi="sw_KE"/>
+        </w:rPr>
+      </w:r>
+      <w:r>
+        <w:rPr>
+          <w:b/>
+          <w:u w:val="single"/>
+          <w:lang w:val="sw_KE" w:bidi="sw_KE"/>
+        </w:rPr>
+        <w:t>• Muungano wa Fasihi</w:t>
+      </w:r>
+    </w:p>
+    <w:p>
+      <w:pPr/>
+      <w:r>
+        <w:rPr>
+          <w:lang w:val="sw_KE" w:bidi="sw_KE"/>
+        </w:rPr>
+      </w:r>
+      <w:r>
+        <w:rPr>
+          <w:b/>
+          <w:u w:val="single"/>
+          <w:lang w:val="sw_KE" w:bidi="sw_KE"/>
+        </w:rPr>
+        <w:t>• Mafundisho ya Teolojia</w:t>
+      </w:r>
+    </w:p>
+    <w:p>
+      <w:pPr/>
+      <w:r>
+        <w:rPr>
+          <w:lang w:val="sw_KE" w:bidi="sw_KE"/>
+        </w:rPr>
+      </w:r>
+      <w:r>
+        <w:rPr>
+          <w:b/>
+          <w:u w:val="single"/>
+          <w:lang w:val="sw_KE" w:bidi="sw_KE"/>
+        </w:rPr>
+        <w:t>• Maudhui</w:t>
       </w:r>
     </w:p>
     <w:p>
@@ -10978,7 +11054,7 @@
         <w:rPr>
           <w:lang w:val="sw_KE" w:bidi="sw_KE"/>
         </w:rPr>
-        <w:t>Kwenye Agano la Kale</w:t>
+        <w:t>Mwandishi</w:t>
       </w:r>
     </w:p>
     <w:p>
@@ -10992,7 +11068,7 @@
         <w:rPr>
           <w:lang w:val="sw_KE" w:bidi="sw_KE"/>
         </w:rPr>
-        <w:t>Kwenye matukio machache katika Agano la Kale, "ishara" inarejelea uangalizi wa miili ya mbinguni kwa maana ya unajimu (</w:t>
+        <w:t xml:space="preserve">Nabii Isaya, ambaye jina lake linamaanisha "Bwana anaokoa," aliishi na kuhudumu Yerusalemu. Kwa sababu ya mawasiliano yake ya mara kwa mara na wafalme wa Yuda, baadhi ya wasomi wanaamini kwamba Isaya alikuwa na uhusiano na familia ya kifalme, ingawa hili halijathibitishwa. Kulingana na sura ya </w:t>
       </w:r>
       <w:hyperlink r:id="rId296">
         <w:r>
@@ -11003,7 +11079,129 @@
             <w:color w:val="0000EE"/>
             <w:u w:val="single"/>
           </w:rPr>
-          <w:t>Mwa 1:14</w:t>
+          <w:t>7</w:t>
+        </w:r>
+      </w:hyperlink>
+      <w:r>
+        <w:rPr>
+          <w:lang w:val="sw_KE" w:bidi="sw_KE"/>
+        </w:rPr>
+        <w:t xml:space="preserve"> na </w:t>
+      </w:r>
+      <w:hyperlink r:id="rId297">
+        <w:r>
+          <w:rPr>
+            <w:lang w:val="sw_KE" w:bidi="sw_KE"/>
+          </w:rPr>
+          <w:rPr>
+            <w:color w:val="0000EE"/>
+            <w:u w:val="single"/>
+          </w:rPr>
+          <w:t>8</w:t>
+        </w:r>
+      </w:hyperlink>
+      <w:r>
+        <w:rPr>
+          <w:lang w:val="sw_KE" w:bidi="sw_KE"/>
+        </w:rPr>
+        <w:t xml:space="preserve">, Isaya alikuwa ameoa na alikuwa na angalau wana wawili, Shear-yashubu na Maher-shalal-hash-bazi, ambao majina yao ya mfano yalionyesha jinsi Mungu alivyoshughulika na taifa kwa ujumla. “Wanafunzi” waliotajwa katika </w:t>
+      </w:r>
+      <w:hyperlink r:id="rId298">
+        <w:r>
+          <w:rPr>
+            <w:lang w:val="sw_KE" w:bidi="sw_KE"/>
+          </w:rPr>
+          <w:rPr>
+            <w:color w:val="0000EE"/>
+            <w:u w:val="single"/>
+          </w:rPr>
+          <w:t>8:16</w:t>
+        </w:r>
+      </w:hyperlink>
+      <w:r>
+        <w:rPr>
+          <w:lang w:val="sw_KE" w:bidi="sw_KE"/>
+        </w:rPr>
+        <w:t xml:space="preserve"> pengine walimsaidia Isaya katika huduma yake na huenda walimsaidia kuandika kitabu kinachobeba jina lake.</w:t>
+      </w:r>
+    </w:p>
+    <w:p>
+      <w:pPr/>
+      <w:r>
+        <w:rPr>
+          <w:lang w:val="sw_KE" w:bidi="sw_KE"/>
+        </w:rPr>
+      </w:r>
+      <w:r>
+        <w:rPr>
+          <w:lang w:val="sw_KE" w:bidi="sw_KE"/>
+        </w:rPr>
+        <w:t xml:space="preserve">Wakati Isaya alipoona Bwana katika maono maarufu ya hekalu yaliyoelezwa katika sura </w:t>
+      </w:r>
+      <w:hyperlink r:id="rId299">
+        <w:r>
+          <w:rPr>
+            <w:lang w:val="sw_KE" w:bidi="sw_KE"/>
+          </w:rPr>
+          <w:rPr>
+            <w:color w:val="0000EE"/>
+            <w:u w:val="single"/>
+          </w:rPr>
+          <w:t>6</w:t>
+        </w:r>
+      </w:hyperlink>
+      <w:r>
+        <w:rPr>
+          <w:lang w:val="sw_KE" w:bidi="sw_KE"/>
+        </w:rPr>
+        <w:t>, alikuwa tayari kwenda popote Mungu alipomtuma, ingawa angekabili upinzani mkali (</w:t>
+      </w:r>
+      <w:hyperlink r:id="rId300">
+        <w:r>
+          <w:rPr>
+            <w:lang w:val="sw_KE" w:bidi="sw_KE"/>
+          </w:rPr>
+          <w:rPr>
+            <w:color w:val="0000EE"/>
+            <w:u w:val="single"/>
+          </w:rPr>
+          <w:t>6:9–10</w:t>
+        </w:r>
+      </w:hyperlink>
+      <w:r>
+        <w:rPr>
+          <w:lang w:val="sw_KE" w:bidi="sw_KE"/>
+        </w:rPr>
+        <w:t>). Mfalme Ahazi alionyesha upinzani mkubwa kwa ushauri wa Isaya (</w:t>
+      </w:r>
+      <w:hyperlink r:id="rId301">
+        <w:r>
+          <w:rPr>
+            <w:lang w:val="sw_KE" w:bidi="sw_KE"/>
+          </w:rPr>
+          <w:rPr>
+            <w:color w:val="0000EE"/>
+            <w:u w:val="single"/>
+          </w:rPr>
+          <w:t>7:4–17</w:t>
+        </w:r>
+      </w:hyperlink>
+      <w:r>
+        <w:rPr>
+          <w:lang w:val="sw_KE" w:bidi="sw_KE"/>
+        </w:rPr>
+        <w:t>), na watu kwa ujumla walimdhihaki kwa mahubiri yake (</w:t>
+      </w:r>
+      <w:hyperlink r:id="rId302">
+        <w:r>
+          <w:rPr>
+            <w:lang w:val="sw_KE" w:bidi="sw_KE"/>
+          </w:rPr>
+          <w:rPr>
+            <w:color w:val="0000EE"/>
+            <w:u w:val="single"/>
+          </w:rPr>
+          <w:t>5:10–12</w:t>
         </w:r>
       </w:hyperlink>
       <w:r>
@@ -11012,114 +11210,6 @@
         </w:rPr>
         <w:t xml:space="preserve">; </w:t>
       </w:r>
-      <w:hyperlink r:id="rId297">
-        <w:r>
-          <w:rPr>
-            <w:lang w:val="sw_KE" w:bidi="sw_KE"/>
-          </w:rPr>
-          <w:rPr>
-            <w:color w:val="0000EE"/>
-            <w:u w:val="single"/>
-          </w:rPr>
-          <w:t>Yer 10:2</w:t>
-        </w:r>
-      </w:hyperlink>
-      <w:r>
-        <w:rPr>
-          <w:lang w:val="sw_KE" w:bidi="sw_KE"/>
-        </w:rPr>
-        <w:t>), au kwa "ishara na maajabu" kama alama za matendo ya miujiza ya Mungu katika historia ya dunia (</w:t>
-      </w:r>
-      <w:hyperlink r:id="rId298">
-        <w:r>
-          <w:rPr>
-            <w:lang w:val="sw_KE" w:bidi="sw_KE"/>
-          </w:rPr>
-          <w:rPr>
-            <w:color w:val="0000EE"/>
-            <w:u w:val="single"/>
-          </w:rPr>
-          <w:t>Kumb 4:34</w:t>
-        </w:r>
-      </w:hyperlink>
-      <w:r>
-        <w:rPr>
-          <w:lang w:val="sw_KE" w:bidi="sw_KE"/>
-        </w:rPr>
-        <w:t xml:space="preserve">; </w:t>
-      </w:r>
-      <w:hyperlink r:id="rId299">
-        <w:r>
-          <w:rPr>
-            <w:lang w:val="sw_KE" w:bidi="sw_KE"/>
-          </w:rPr>
-          <w:rPr>
-            <w:color w:val="0000EE"/>
-            <w:u w:val="single"/>
-          </w:rPr>
-          <w:t>6:22</w:t>
-        </w:r>
-      </w:hyperlink>
-      <w:r>
-        <w:rPr>
-          <w:lang w:val="sw_KE" w:bidi="sw_KE"/>
-        </w:rPr>
-        <w:t xml:space="preserve">; </w:t>
-      </w:r>
-      <w:hyperlink r:id="rId300">
-        <w:r>
-          <w:rPr>
-            <w:lang w:val="sw_KE" w:bidi="sw_KE"/>
-          </w:rPr>
-          <w:rPr>
-            <w:color w:val="0000EE"/>
-            <w:u w:val="single"/>
-          </w:rPr>
-          <w:t>Neh 9:10</w:t>
-        </w:r>
-      </w:hyperlink>
-      <w:r>
-        <w:rPr>
-          <w:lang w:val="sw_KE" w:bidi="sw_KE"/>
-        </w:rPr>
-        <w:t xml:space="preserve">; </w:t>
-      </w:r>
-      <w:hyperlink r:id="rId301">
-        <w:r>
-          <w:rPr>
-            <w:lang w:val="sw_KE" w:bidi="sw_KE"/>
-          </w:rPr>
-          <w:rPr>
-            <w:color w:val="0000EE"/>
-            <w:u w:val="single"/>
-          </w:rPr>
-          <w:t>Zab 105:27</w:t>
-        </w:r>
-      </w:hyperlink>
-      <w:r>
-        <w:rPr>
-          <w:lang w:val="sw_KE" w:bidi="sw_KE"/>
-        </w:rPr>
-        <w:t xml:space="preserve">; </w:t>
-      </w:r>
-      <w:hyperlink r:id="rId302">
-        <w:r>
-          <w:rPr>
-            <w:lang w:val="sw_KE" w:bidi="sw_KE"/>
-          </w:rPr>
-          <w:rPr>
-            <w:color w:val="0000EE"/>
-            <w:u w:val="single"/>
-          </w:rPr>
-          <w:t>Yer 32:20</w:t>
-        </w:r>
-      </w:hyperlink>
-      <w:r>
-        <w:rPr>
-          <w:lang w:val="sw_KE" w:bidi="sw_KE"/>
-        </w:rPr>
-        <w:t>). Katika matukio mengine, inatumika kama alama ya agano la Mose. Hivyo, kuvaa sheria kwenye mkono na paji la uso na kushika sabato kunachukuliwa kama ishara ya uhusiano kati ya Israeli na Mungu (</w:t>
-      </w:r>
       <w:hyperlink r:id="rId303">
         <w:r>
           <w:rPr>
@@ -11129,14 +11219,14 @@
             <w:color w:val="0000EE"/>
             <w:u w:val="single"/>
           </w:rPr>
-          <w:t>Kumb 6:8</w:t>
-        </w:r>
-      </w:hyperlink>
-      <w:r>
-        <w:rPr>
-          <w:lang w:val="sw_KE" w:bidi="sw_KE"/>
-        </w:rPr>
-        <w:t xml:space="preserve">; </w:t>
+          <w:t>28:9–10</w:t>
+        </w:r>
+      </w:hyperlink>
+      <w:r>
+        <w:rPr>
+          <w:lang w:val="sw_KE" w:bidi="sw_KE"/>
+        </w:rPr>
+        <w:t>). Hata hivyo, wakati wa utawala wa Hezekia, ambaye alimcha Mungu, huduma ya Isaya ilithaminiwa sana, na mfalme alitafuta ushauri wake kwa hamu wakati wa migogoro (</w:t>
       </w:r>
       <w:hyperlink r:id="rId304">
         <w:r>
@@ -11147,14 +11237,28 @@
             <w:color w:val="0000EE"/>
             <w:u w:val="single"/>
           </w:rPr>
-          <w:t>11:18</w:t>
-        </w:r>
-      </w:hyperlink>
-      <w:r>
-        <w:rPr>
-          <w:lang w:val="sw_KE" w:bidi="sw_KE"/>
-        </w:rPr>
-        <w:t xml:space="preserve">; </w:t>
+          <w:t>37:1–7, 21–35</w:t>
+        </w:r>
+      </w:hyperlink>
+      <w:r>
+        <w:rPr>
+          <w:lang w:val="sw_KE" w:bidi="sw_KE"/>
+        </w:rPr>
+        <w:t>).</w:t>
+      </w:r>
+    </w:p>
+    <w:p>
+      <w:pPr/>
+      <w:r>
+        <w:rPr>
+          <w:lang w:val="sw_KE" w:bidi="sw_KE"/>
+        </w:rPr>
+      </w:r>
+      <w:r>
+        <w:rPr>
+          <w:lang w:val="sw_KE" w:bidi="sw_KE"/>
+        </w:rPr>
+        <w:t xml:space="preserve">Isaya kwa kawaida anachukuliwa kuwa nabii mkuu zaidi kati ya manabii wa maandishi. Baadhi ya sura katika kitabu chake zinaonyesha uzuri wa kifasihi usio na kifani na hutumia mbinu za kishairi na aina mbalimbali za alama. Sura </w:t>
       </w:r>
       <w:hyperlink r:id="rId305">
         <w:r>
@@ -11165,254 +11269,32 @@
             <w:color w:val="0000EE"/>
             <w:u w:val="single"/>
           </w:rPr>
-          <w:t>Eze 20:12, 20</w:t>
-        </w:r>
-      </w:hyperlink>
-      <w:r>
-        <w:rPr>
-          <w:lang w:val="sw_KE" w:bidi="sw_KE"/>
-        </w:rPr>
-        <w:t>).</w:t>
-      </w:r>
-    </w:p>
-    <w:p>
-      <w:pPr/>
-      <w:r>
-        <w:rPr>
-          <w:lang w:val="sw_KE" w:bidi="sw_KE"/>
-        </w:rPr>
-      </w:r>
-      <w:r>
-        <w:rPr>
-          <w:lang w:val="sw_KE" w:bidi="sw_KE"/>
-        </w:rPr>
-        <w:t>Matumizi mengi na muhimu ya "ishara" yanahusiana na huduma ya unabii ya Agano la Kale. Kuanzia na Mose, ishara zinatumika kuthibitisha kwamba Mungu amezungumza na nabii. Hivyo, wakati Mose alipokea ujumbe wa ukombozi ambao alipaswa kupeleka kwa Waisraeli huko Misri na Farao, alipewa ishara mbili: fimbo yake ilibadilishwa kuwa nyoka na mkono wake ulipatwa na ukoma (</w:t>
-      </w:r>
-      <w:hyperlink r:id="rId306">
-        <w:r>
-          <w:rPr>
-            <w:lang w:val="sw_KE" w:bidi="sw_KE"/>
-          </w:rPr>
-          <w:rPr>
-            <w:color w:val="0000EE"/>
-            <w:u w:val="single"/>
-          </w:rPr>
-          <w:t>Kut 4:1–8</w:t>
-        </w:r>
-      </w:hyperlink>
-      <w:r>
-        <w:rPr>
-          <w:lang w:val="sw_KE" w:bidi="sw_KE"/>
-        </w:rPr>
-        <w:t>).</w:t>
-      </w:r>
-    </w:p>
-    <w:p>
-      <w:pPr/>
-      <w:r>
-        <w:rPr>
-          <w:lang w:val="sw_KE" w:bidi="sw_KE"/>
-        </w:rPr>
-      </w:r>
-      <w:r>
-        <w:rPr>
-          <w:lang w:val="sw_KE" w:bidi="sw_KE"/>
-        </w:rPr>
-        <w:t>Ishara na maajabu pia yalitumiwa na manabii wa uongo. Baada ya ishara kutolewa na kutimia, viongozi wa Israeli walipaswa kuchunguza ujumbe wa nabii ili kuona kama uliwaondoa watu kutoka kwenye ibada ya kweli ya Mungu. Ikiwa ulifanya hivyo, nabii aliyetoa ishara hiyo alipaswa kuuawa (</w:t>
-      </w:r>
-      <w:hyperlink r:id="rId307">
-        <w:r>
-          <w:rPr>
-            <w:lang w:val="sw_KE" w:bidi="sw_KE"/>
-          </w:rPr>
-          <w:rPr>
-            <w:color w:val="0000EE"/>
-            <w:u w:val="single"/>
-          </w:rPr>
-          <w:t>Kumb 13:1–5</w:t>
-        </w:r>
-      </w:hyperlink>
-      <w:r>
-        <w:rPr>
-          <w:lang w:val="sw_KE" w:bidi="sw_KE"/>
-        </w:rPr>
-        <w:t>).</w:t>
-      </w:r>
-    </w:p>
-    <w:p>
-      <w:pPr/>
-      <w:r>
-        <w:rPr>
-          <w:lang w:val="sw_KE" w:bidi="sw_KE"/>
-        </w:rPr>
-      </w:r>
-      <w:r>
-        <w:rPr>
-          <w:lang w:val="sw_KE" w:bidi="sw_KE"/>
-        </w:rPr>
-        <w:t>Tabia ya ishara inatofautiana na mara nyingi inaonekana kuwa ya kimiujiza. Baadhi ya miujiza mikubwa katika Agano la Kale ni ishara za kinabii—kwa mfano, kivuli kurudi nyuma juu ya ngazi za jumba la Hezekia kuthibitisha utabiri wa Isaya kwamba mfalme angepona kutoka kwa ugonjwa uliokuwa wa mauti (</w:t>
-      </w:r>
-      <w:hyperlink r:id="rId308">
-        <w:r>
-          <w:rPr>
-            <w:lang w:val="sw_KE" w:bidi="sw_KE"/>
-          </w:rPr>
-          <w:rPr>
-            <w:color w:val="0000EE"/>
-            <w:u w:val="single"/>
-          </w:rPr>
-          <w:t>2 Fal 20:8–9</w:t>
-        </w:r>
-      </w:hyperlink>
-      <w:r>
-        <w:rPr>
-          <w:lang w:val="sw_KE" w:bidi="sw_KE"/>
-        </w:rPr>
-        <w:t xml:space="preserve">; </w:t>
-      </w:r>
-      <w:hyperlink r:id="rId309">
-        <w:r>
-          <w:rPr>
-            <w:lang w:val="sw_KE" w:bidi="sw_KE"/>
-          </w:rPr>
-          <w:rPr>
-            <w:color w:val="0000EE"/>
-            <w:u w:val="single"/>
-          </w:rPr>
-          <w:t>Is 38:21–22</w:t>
-        </w:r>
-      </w:hyperlink>
-      <w:r>
-        <w:rPr>
-          <w:lang w:val="sw_KE" w:bidi="sw_KE"/>
-        </w:rPr>
-        <w:t>). Mara nyingi ishara ni ya utabiri tu, na watu wanaweza kujua kama nabii amesema ukweli kwa kutokea au kutotokea kwa tukio hilo—kwa mfano, nabii kutabiri kifo cha wana wote wa Eli siku moja (</w:t>
-      </w:r>
-      <w:hyperlink r:id="rId310">
-        <w:r>
-          <w:rPr>
-            <w:lang w:val="sw_KE" w:bidi="sw_KE"/>
-          </w:rPr>
-          <w:rPr>
-            <w:color w:val="0000EE"/>
-            <w:u w:val="single"/>
-          </w:rPr>
-          <w:t>1 Sam 2:34</w:t>
-        </w:r>
-      </w:hyperlink>
-      <w:r>
-        <w:rPr>
-          <w:lang w:val="sw_KE" w:bidi="sw_KE"/>
-        </w:rPr>
-        <w:t xml:space="preserve">; tazama pia </w:t>
-      </w:r>
-      <w:hyperlink r:id="rId311">
-        <w:r>
-          <w:rPr>
-            <w:lang w:val="sw_KE" w:bidi="sw_KE"/>
-          </w:rPr>
-          <w:rPr>
-            <w:color w:val="0000EE"/>
-            <w:u w:val="single"/>
-          </w:rPr>
-          <w:t>14:10</w:t>
-        </w:r>
-      </w:hyperlink>
-      <w:r>
-        <w:rPr>
-          <w:lang w:val="sw_KE" w:bidi="sw_KE"/>
-        </w:rPr>
-        <w:t xml:space="preserve">; </w:t>
-      </w:r>
-      <w:hyperlink r:id="rId312">
-        <w:r>
-          <w:rPr>
-            <w:lang w:val="sw_KE" w:bidi="sw_KE"/>
-          </w:rPr>
-          <w:rPr>
-            <w:color w:val="0000EE"/>
-            <w:u w:val="single"/>
-          </w:rPr>
-          <w:t>2 Fal 19:29</w:t>
-        </w:r>
-      </w:hyperlink>
-      <w:r>
-        <w:rPr>
-          <w:lang w:val="sw_KE" w:bidi="sw_KE"/>
-        </w:rPr>
-        <w:t xml:space="preserve">; </w:t>
-      </w:r>
-      <w:hyperlink r:id="rId313">
-        <w:r>
-          <w:rPr>
-            <w:lang w:val="sw_KE" w:bidi="sw_KE"/>
-          </w:rPr>
-          <w:rPr>
-            <w:color w:val="0000EE"/>
-            <w:u w:val="single"/>
-          </w:rPr>
-          <w:t>Is 37:30</w:t>
-        </w:r>
-      </w:hyperlink>
-      <w:r>
-        <w:rPr>
-          <w:lang w:val="sw_KE" w:bidi="sw_KE"/>
-        </w:rPr>
-        <w:t>). Wakati mwingine ishara ilikuwa imepangwa kwa uangalifu, na mpokeaji aliambiwa kwamba kuonekana kwa ishara hiyo kungeonyesha wakati wa kutenda ili kutimiza ujumbe wa kinabii (</w:t>
-      </w:r>
-      <w:hyperlink r:id="rId314">
-        <w:r>
-          <w:rPr>
-            <w:lang w:val="sw_KE" w:bidi="sw_KE"/>
-          </w:rPr>
-          <w:rPr>
-            <w:color w:val="0000EE"/>
-            <w:u w:val="single"/>
-          </w:rPr>
-          <w:t>1 Sam 10:7–9</w:t>
-        </w:r>
-      </w:hyperlink>
-      <w:r>
-        <w:rPr>
-          <w:lang w:val="sw_KE" w:bidi="sw_KE"/>
-        </w:rPr>
-        <w:t>). Wakati mwingine, matukio yaliyotabiriwa yalifanyika katika maisha ya nabii. Vitendo hivi vya mfano vilionyesha ukweli wa ujumbe wa nabii—kwa mfano, uchi wa Isaya kwa miaka mitatu kuonyesha hatima ya wale waliokuwa wakihubiri kuamini nguvu za Misri (</w:t>
-      </w:r>
-      <w:hyperlink r:id="rId315">
-        <w:r>
-          <w:rPr>
-            <w:lang w:val="sw_KE" w:bidi="sw_KE"/>
-          </w:rPr>
-          <w:rPr>
-            <w:color w:val="0000EE"/>
-            <w:u w:val="single"/>
-          </w:rPr>
-          <w:t>Is 20:3</w:t>
-        </w:r>
-      </w:hyperlink>
-      <w:r>
-        <w:rPr>
-          <w:lang w:val="sw_KE" w:bidi="sw_KE"/>
-        </w:rPr>
-        <w:t xml:space="preserve">; tazama pia </w:t>
-      </w:r>
-      <w:hyperlink r:id="rId316">
-        <w:r>
-          <w:rPr>
-            <w:lang w:val="sw_KE" w:bidi="sw_KE"/>
-          </w:rPr>
-          <w:rPr>
-            <w:color w:val="0000EE"/>
-            <w:u w:val="single"/>
-          </w:rPr>
-          <w:t>Ez 4:3</w:t>
-        </w:r>
-      </w:hyperlink>
-      <w:r>
-        <w:rPr>
-          <w:lang w:val="sw_KE" w:bidi="sw_KE"/>
-        </w:rPr>
-        <w:t>).</w:t>
+          <w:t>40–66</w:t>
+        </w:r>
+      </w:hyperlink>
+      <w:r>
+        <w:rPr>
+          <w:lang w:val="sw_KE" w:bidi="sw_KE"/>
+        </w:rPr>
+        <w:t xml:space="preserve"> zina vifungu vingi vyenye nguvu vinavyoangazia ukuu wa kitabu hicho. Ni jambo la kushangaza, basi, kwamba wasomi wengi wanahusisha sura hizi na "Pili" au "Tatu" Isaya, waandishi wasiojulikana ambao waliandika baadaye sana kuliko Isaya kuhusiana na uhamisho wa Babeli. Hata hivyo, mahali pengine katika AK, majina ya wote walioandika vitabu vya kinabii yamehifadhiwa, na ingekuwa jambo la ajabu sana kwa Wayahudi kutojua ni nani aliyeandika unabii mzuri kama sura </w:t>
+      </w:r>
+      <w:hyperlink r:id="rId305">
+        <w:r>
+          <w:rPr>
+            <w:lang w:val="sw_KE" w:bidi="sw_KE"/>
+          </w:rPr>
+          <w:rPr>
+            <w:color w:val="0000EE"/>
+            <w:u w:val="single"/>
+          </w:rPr>
+          <w:t>40–66</w:t>
+        </w:r>
+      </w:hyperlink>
+      <w:r>
+        <w:rPr>
+          <w:lang w:val="sw_KE" w:bidi="sw_KE"/>
+        </w:rPr>
+        <w:t>.</w:t>
       </w:r>
     </w:p>
     <w:p>
@@ -11423,7 +11305,7 @@
         <w:rPr>
           <w:lang w:val="sw_KE" w:bidi="sw_KE"/>
         </w:rPr>
-        <w:t>Katika Agano Jipya</w:t>
+        <w:t>Tarehe</w:t>
       </w:r>
     </w:p>
     <w:p>
@@ -11437,7 +11319,290 @@
         <w:rPr>
           <w:lang w:val="sw_KE" w:bidi="sw_KE"/>
         </w:rPr>
-        <w:t>Matukio ya Agano Jipya (AJ) yanafanana na yale ya Agano ya Kale (AK). Kuna marejeo ya ishara za mbinguni ambazo zitatokea kama dalili za mwisho wa wakati, na wale wenye maarifa maalum wataelewa kuwa mwisho unakaribia (</w:t>
+        <w:t xml:space="preserve">Kutokana na kwamba matukio mengi yaliyoandikwa katika sura </w:t>
+      </w:r>
+      <w:hyperlink r:id="rId306">
+        <w:r>
+          <w:rPr>
+            <w:lang w:val="sw_KE" w:bidi="sw_KE"/>
+          </w:rPr>
+          <w:rPr>
+            <w:color w:val="0000EE"/>
+            <w:u w:val="single"/>
+          </w:rPr>
+          <w:t>1–39</w:t>
+        </w:r>
+      </w:hyperlink>
+      <w:r>
+        <w:rPr>
+          <w:lang w:val="sw_KE" w:bidi="sw_KE"/>
+        </w:rPr>
+        <w:t xml:space="preserve"> yalitokea wakati wa huduma ya Isaya, sura hizi nyingi ziliandikwa karibu mwaka 700 KK au muda mfupi baada ya hapo. Uharibifu wa jeshi la Ashuru mwaka 701 KK unawakilisha kilele cha nusu ya kwanza ya kitabu, ukitimiza unabii wa </w:t>
+      </w:r>
+      <w:hyperlink r:id="rId307">
+        <w:r>
+          <w:rPr>
+            <w:lang w:val="sw_KE" w:bidi="sw_KE"/>
+          </w:rPr>
+          <w:rPr>
+            <w:color w:val="0000EE"/>
+            <w:u w:val="single"/>
+          </w:rPr>
+          <w:t>10:16, 24–34</w:t>
+        </w:r>
+      </w:hyperlink>
+      <w:r>
+        <w:rPr>
+          <w:lang w:val="sw_KE" w:bidi="sw_KE"/>
+        </w:rPr>
+        <w:t xml:space="preserve"> na </w:t>
+      </w:r>
+      <w:hyperlink r:id="rId308">
+        <w:r>
+          <w:rPr>
+            <w:lang w:val="sw_KE" w:bidi="sw_KE"/>
+          </w:rPr>
+          <w:rPr>
+            <w:color w:val="0000EE"/>
+            <w:u w:val="single"/>
+          </w:rPr>
+          <w:t>30:31–33</w:t>
+        </w:r>
+      </w:hyperlink>
+      <w:r>
+        <w:rPr>
+          <w:lang w:val="sw_KE" w:bidi="sw_KE"/>
+        </w:rPr>
+        <w:t xml:space="preserve">. Katika </w:t>
+      </w:r>
+      <w:hyperlink r:id="rId309">
+        <w:r>
+          <w:rPr>
+            <w:lang w:val="sw_KE" w:bidi="sw_KE"/>
+          </w:rPr>
+          <w:rPr>
+            <w:color w:val="0000EE"/>
+            <w:u w:val="single"/>
+          </w:rPr>
+          <w:t>37:38</w:t>
+        </w:r>
+      </w:hyperlink>
+      <w:r>
+        <w:rPr>
+          <w:lang w:val="sw_KE" w:bidi="sw_KE"/>
+        </w:rPr>
+        <w:t xml:space="preserve">, Isaya anarejelea kifo cha Mfalme Senakeribu, ambacho hakikutokea hadi mwaka 681 KK. Hii inamaanisha kuwa baadhi ya sura za awali, pamoja na </w:t>
+      </w:r>
+      <w:hyperlink r:id="rId305">
+        <w:r>
+          <w:rPr>
+            <w:lang w:val="sw_KE" w:bidi="sw_KE"/>
+          </w:rPr>
+          <w:rPr>
+            <w:color w:val="0000EE"/>
+            <w:u w:val="single"/>
+          </w:rPr>
+          <w:t>40–66</w:t>
+        </w:r>
+      </w:hyperlink>
+      <w:r>
+        <w:rPr>
+          <w:lang w:val="sw_KE" w:bidi="sw_KE"/>
+        </w:rPr>
+        <w:t>, ziliandikwa baadaye, wakati wa kustaafu kwa Isaya. Pengo la miongo kadhaa linaweza kusaidia kuelezea mabadiliko ya mada yanayopatikana katika nusu ya mwisho ya kitabu. Katika sura hizi, Isaya anatabiri siku zijazo anapowahutubia Wayahudi ambao wangekuwa uhamishoni huko Babuloni karibu mwaka 550 KK.</w:t>
+      </w:r>
+    </w:p>
+    <w:p>
+      <w:pPr>
+        <w:pStyle w:val="Heading3"/>
+      </w:pPr>
+      <w:r>
+        <w:rPr>
+          <w:lang w:val="sw_KE" w:bidi="sw_KE"/>
+        </w:rPr>
+        <w:t>Historia</w:t>
+      </w:r>
+    </w:p>
+    <w:p>
+      <w:pPr/>
+      <w:r>
+        <w:rPr>
+          <w:lang w:val="sw_KE" w:bidi="sw_KE"/>
+        </w:rPr>
+      </w:r>
+      <w:r>
+        <w:rPr>
+          <w:lang w:val="sw_KE" w:bidi="sw_KE"/>
+        </w:rPr>
+        <w:t xml:space="preserve">Huduma ya umma ya Isaya ilifanyika hasa kati ya 740–700 KK, kipindi kilichokuwa na alama ya upanuzi wa haraka wa taifa la Ashuru. Chini ya Mfalme Tiglath-pileseri III (745–727 KK), Waashuru walihamia magharibi na kusini, na kufikia 738 KK, mfalme wa Ashuru alikuwa akidai kodi kutoka Dameski na Israeli. Karibu 734 KK, Resini wa Dameski (Syria) na Peka wa Israeli waliunda muungano wa kuasi dhidi ya Ashuru na walijaribu kupata msaada wa Mfalme Ahazi wa Yuda. Hata hivyo, Ahazi alikataa kujiunga, na wakati wafalme wa Dameski na Israeli walipovamia Yuda (tazama </w:t>
+      </w:r>
+      <w:hyperlink r:id="rId310">
+        <w:r>
+          <w:rPr>
+            <w:lang w:val="sw_KE" w:bidi="sw_KE"/>
+          </w:rPr>
+          <w:rPr>
+            <w:color w:val="0000EE"/>
+            <w:u w:val="single"/>
+          </w:rPr>
+          <w:t>7:1</w:t>
+        </w:r>
+      </w:hyperlink>
+      <w:r>
+        <w:rPr>
+          <w:lang w:val="sw_KE" w:bidi="sw_KE"/>
+        </w:rPr>
+        <w:t xml:space="preserve">), Ahazi alimuomba moja kwa moja Tiglath-pileseri kwa msaada (linganisha. </w:t>
+      </w:r>
+      <w:hyperlink r:id="rId311">
+        <w:r>
+          <w:rPr>
+            <w:lang w:val="sw_KE" w:bidi="sw_KE"/>
+          </w:rPr>
+          <w:rPr>
+            <w:color w:val="0000EE"/>
+            <w:u w:val="single"/>
+          </w:rPr>
+          <w:t>2 Fal 16:7–9</w:t>
+        </w:r>
+      </w:hyperlink>
+      <w:r>
+        <w:rPr>
+          <w:lang w:val="sw_KE" w:bidi="sw_KE"/>
+        </w:rPr>
+        <w:t>). Bila kuchelewa, Waashuru walirudi kukamata Dameski na kugeuza ufalme wa kaskazini wa Israeli kuwa jimbo la Ashuru.</w:t>
+      </w:r>
+    </w:p>
+    <w:p>
+      <w:pPr/>
+      <w:r>
+        <w:rPr>
+          <w:lang w:val="sw_KE" w:bidi="sw_KE"/>
+        </w:rPr>
+      </w:r>
+      <w:r>
+        <w:rPr>
+          <w:lang w:val="sw_KE" w:bidi="sw_KE"/>
+        </w:rPr>
+        <w:t xml:space="preserve">Mfalme wa vikaragosi Hoshea alitawala Israeli kutoka 732–723 KK lakini alifungwa gerezani alipojiunga na uasi dhidi ya Shalmanesa V, mfalme mpya wa Ashuru. Shalmanesa alizingira mji mkuu wa Samaria, ambao hatimaye ulianguka mwaka 722 KK, na kumaanisha mwisho wa ufalme wa kaskazini. Sargoni alirithi Shalmanesa mwaka 722 na alilazimika kuzima idadi ya maasi. Mnamo 711 KK, Sargoni aliteka mji wa Wafilisti wa Ashdodi katika kampeni ambayo ikawa tukio la unabii wa Isaya wa sura </w:t>
+      </w:r>
+      <w:hyperlink r:id="rId312">
+        <w:r>
+          <w:rPr>
+            <w:lang w:val="sw_KE" w:bidi="sw_KE"/>
+          </w:rPr>
+          <w:rPr>
+            <w:color w:val="0000EE"/>
+            <w:u w:val="single"/>
+          </w:rPr>
+          <w:t>20</w:t>
+        </w:r>
+      </w:hyperlink>
+      <w:r>
+        <w:rPr>
+          <w:lang w:val="sw_KE" w:bidi="sw_KE"/>
+        </w:rPr>
+        <w:t>.</w:t>
+      </w:r>
+    </w:p>
+    <w:p>
+      <w:pPr/>
+      <w:r>
+        <w:rPr>
+          <w:lang w:val="sw_KE" w:bidi="sw_KE"/>
+        </w:rPr>
+      </w:r>
+      <w:r>
+        <w:rPr>
+          <w:lang w:val="sw_KE" w:bidi="sw_KE"/>
+        </w:rPr>
+        <w:t xml:space="preserve">Jambo muhimu zaidi lilikuwa uasi mkubwa uliotokea na kupanda kwa Senakeribu mnamo 705 KK. Mfalme Hezekia wa Yuda alikataa kulipa kodi yake ya kawaida, na kufikia 701 KK Senakeribu alikuwa ameivamia Palestina ili kuwaadhibu waasi. Maelezo ya kampeni hii yanapatikana katika </w:t>
+      </w:r>
+      <w:hyperlink r:id="rId313">
+        <w:r>
+          <w:rPr>
+            <w:lang w:val="sw_KE" w:bidi="sw_KE"/>
+          </w:rPr>
+          <w:rPr>
+            <w:color w:val="0000EE"/>
+            <w:u w:val="single"/>
+          </w:rPr>
+          <w:t>Isaya 36–37</w:t>
+        </w:r>
+      </w:hyperlink>
+      <w:r>
+        <w:rPr>
+          <w:lang w:val="sw_KE" w:bidi="sw_KE"/>
+        </w:rPr>
+        <w:t xml:space="preserve"> na yanaeleza jinsi mji baada ya mji ulivyotekwa na Waashuri kabla ya wavamizi kufika kwenye malango ya Yerusalemu na kudai kujisalimisha kabisa. Pamoja na karibu hakuna matumaini ya kuishi, Hezekia hata hivyo alitiwa moyo na Isaya kumtumaini Mungu, na usiku mmoja malaika wa Bwana aliwaua askari 185,000 wa Ashuru, karibu akifuta jeshi la Senakeribu (</w:t>
+      </w:r>
+      <w:hyperlink r:id="rId314">
+        <w:r>
+          <w:rPr>
+            <w:lang w:val="sw_KE" w:bidi="sw_KE"/>
+          </w:rPr>
+          <w:rPr>
+            <w:color w:val="0000EE"/>
+            <w:u w:val="single"/>
+          </w:rPr>
+          <w:t>Isai 37:36–37</w:t>
+        </w:r>
+      </w:hyperlink>
+      <w:r>
+        <w:rPr>
+          <w:lang w:val="sw_KE" w:bidi="sw_KE"/>
+        </w:rPr>
+        <w:t>).</w:t>
+      </w:r>
+    </w:p>
+    <w:p>
+      <w:pPr/>
+      <w:r>
+        <w:rPr>
+          <w:lang w:val="sw_KE" w:bidi="sw_KE"/>
+        </w:rPr>
+      </w:r>
+      <w:r>
+        <w:rPr>
+          <w:lang w:val="sw_KE" w:bidi="sw_KE"/>
+        </w:rPr>
+        <w:t>Kwenye jitihada za kufurahisha maadui wa Ashuru, Hezekia alionyesha hazina zake kwa wajumbe wa mfalme wa Babeli (</w:t>
+      </w:r>
+      <w:hyperlink r:id="rId315">
+        <w:r>
+          <w:rPr>
+            <w:lang w:val="sw_KE" w:bidi="sw_KE"/>
+          </w:rPr>
+          <w:rPr>
+            <w:color w:val="0000EE"/>
+            <w:u w:val="single"/>
+          </w:rPr>
+          <w:t>39:1–4</w:t>
+        </w:r>
+      </w:hyperlink>
+      <w:r>
+        <w:rPr>
+          <w:lang w:val="sw_KE" w:bidi="sw_KE"/>
+        </w:rPr>
+        <w:t xml:space="preserve">). Isaya alionya kwamba siku moja majeshi ya Babeli yangeshinda Yerusalemu na kuchukua hazina hizo, pamoja na wakazi wa mji huo (fungu </w:t>
+      </w:r>
+      <w:hyperlink r:id="rId316">
+        <w:r>
+          <w:rPr>
+            <w:lang w:val="sw_KE" w:bidi="sw_KE"/>
+          </w:rPr>
+          <w:rPr>
+            <w:color w:val="0000EE"/>
+            <w:u w:val="single"/>
+          </w:rPr>
+          <w:t>5–7</w:t>
+        </w:r>
+      </w:hyperlink>
+      <w:r>
+        <w:rPr>
+          <w:lang w:val="sw_KE" w:bidi="sw_KE"/>
+        </w:rPr>
+        <w:t xml:space="preserve">). Isaya hakutabiri tu utumwa wa Babeli wa 586–539 KK (linganisha. </w:t>
       </w:r>
       <w:hyperlink r:id="rId317">
         <w:r>
@@ -11448,7 +11613,521 @@
             <w:color w:val="0000EE"/>
             <w:u w:val="single"/>
           </w:rPr>
-          <w:t>Mt 24:3, 30</w:t>
+          <w:t>6:11–12</w:t>
+        </w:r>
+      </w:hyperlink>
+      <w:r>
+        <w:rPr>
+          <w:lang w:val="sw_KE" w:bidi="sw_KE"/>
+        </w:rPr>
+        <w:t>), lakini pia alitabiri kwamba Israeli wangeachiliwa kutoka Babeli (</w:t>
+      </w:r>
+      <w:hyperlink r:id="rId318">
+        <w:r>
+          <w:rPr>
+            <w:lang w:val="sw_KE" w:bidi="sw_KE"/>
+          </w:rPr>
+          <w:rPr>
+            <w:color w:val="0000EE"/>
+            <w:u w:val="single"/>
+          </w:rPr>
+          <w:t>48:20</w:t>
+        </w:r>
+      </w:hyperlink>
+      <w:r>
+        <w:rPr>
+          <w:lang w:val="sw_KE" w:bidi="sw_KE"/>
+        </w:rPr>
+        <w:t xml:space="preserve">). Ufalme wa Wakaldayo ulioongozwa na Nebukadneza ungekuwa chombo cha Mungu cha hukumu juu ya Yuda, lakini nao pia wangeshindwa. Mojawapo ya unabii wa ajabu wa Isaya ulikuwa kutaja jina la Koreshi, mfalme wa Uajemi, mtawala ambaye angeshinda Wababeli mnamo 539 KK na kuwaachilia Israeli kutoka uhamishoni (linganisha. </w:t>
+      </w:r>
+      <w:hyperlink r:id="rId319">
+        <w:r>
+          <w:rPr>
+            <w:lang w:val="sw_KE" w:bidi="sw_KE"/>
+          </w:rPr>
+          <w:rPr>
+            <w:color w:val="0000EE"/>
+            <w:u w:val="single"/>
+          </w:rPr>
+          <w:t>44:28</w:t>
+        </w:r>
+      </w:hyperlink>
+      <w:r>
+        <w:rPr>
+          <w:lang w:val="sw_KE" w:bidi="sw_KE"/>
+        </w:rPr>
+        <w:t xml:space="preserve">). Pamoja na Wamedi (linganisha. </w:t>
+      </w:r>
+      <w:hyperlink r:id="rId320">
+        <w:r>
+          <w:rPr>
+            <w:lang w:val="sw_KE" w:bidi="sw_KE"/>
+          </w:rPr>
+          <w:rPr>
+            <w:color w:val="0000EE"/>
+            <w:u w:val="single"/>
+          </w:rPr>
+          <w:t>13:17</w:t>
+        </w:r>
+      </w:hyperlink>
+      <w:r>
+        <w:rPr>
+          <w:lang w:val="sw_KE" w:bidi="sw_KE"/>
+        </w:rPr>
+        <w:t>), Koreshi alishinda ushindi kadhaa muhimu kabla ya kutuma majeshi yake dhidi ya Babeli. Isaya alimpongeza kama mmoja aliyepakwa mafuta na Bwana kuleta ukombozi kwa Israeli (</w:t>
+      </w:r>
+      <w:hyperlink r:id="rId321">
+        <w:r>
+          <w:rPr>
+            <w:lang w:val="sw_KE" w:bidi="sw_KE"/>
+          </w:rPr>
+          <w:rPr>
+            <w:color w:val="0000EE"/>
+            <w:u w:val="single"/>
+          </w:rPr>
+          <w:t>45:1–5</w:t>
+        </w:r>
+      </w:hyperlink>
+      <w:r>
+        <w:rPr>
+          <w:lang w:val="sw_KE" w:bidi="sw_KE"/>
+        </w:rPr>
+        <w:t>).</w:t>
+      </w:r>
+    </w:p>
+    <w:p>
+      <w:pPr>
+        <w:pStyle w:val="Heading3"/>
+      </w:pPr>
+      <w:r>
+        <w:rPr>
+          <w:lang w:val="sw_KE" w:bidi="sw_KE"/>
+        </w:rPr>
+        <w:t>Muungano wa Fasihi</w:t>
+      </w:r>
+    </w:p>
+    <w:p>
+      <w:pPr/>
+      <w:r>
+        <w:rPr>
+          <w:lang w:val="sw_KE" w:bidi="sw_KE"/>
+        </w:rPr>
+      </w:r>
+      <w:r>
+        <w:rPr>
+          <w:lang w:val="sw_KE" w:bidi="sw_KE"/>
+        </w:rPr>
+        <w:t xml:space="preserve">Kutokana na marejeleo ya falme za baadaye za Babeli na Uajemi, umoja wa Isaya umehojiwa. Sura </w:t>
+      </w:r>
+      <w:hyperlink r:id="rId305">
+        <w:r>
+          <w:rPr>
+            <w:lang w:val="sw_KE" w:bidi="sw_KE"/>
+          </w:rPr>
+          <w:rPr>
+            <w:color w:val="0000EE"/>
+            <w:u w:val="single"/>
+          </w:rPr>
+          <w:t>40–66</w:t>
+        </w:r>
+      </w:hyperlink>
+      <w:r>
+        <w:rPr>
+          <w:lang w:val="sw_KE" w:bidi="sw_KE"/>
+        </w:rPr>
+        <w:t xml:space="preserve"> zinahamia ghafla katika kipindi cha uhamisho cha mwaka 550 KK, karibu miaka 150 baada ya Isaya kuishi. Aidha, Mtumishi wa Bwana ana jukumu kubwa katika sura hizi na mfalme wa masihi anapotea katika mandhari. Vipengele vya kishairi vya kuvutia vinapatikana katika sura </w:t>
+      </w:r>
+      <w:hyperlink r:id="rId322">
+        <w:r>
+          <w:rPr>
+            <w:lang w:val="sw_KE" w:bidi="sw_KE"/>
+          </w:rPr>
+          <w:rPr>
+            <w:color w:val="0000EE"/>
+            <w:u w:val="single"/>
+          </w:rPr>
+          <w:t>40</w:t>
+        </w:r>
+      </w:hyperlink>
+      <w:r>
+        <w:rPr>
+          <w:lang w:val="sw_KE" w:bidi="sw_KE"/>
+        </w:rPr>
+        <w:t xml:space="preserve">, </w:t>
+      </w:r>
+      <w:hyperlink r:id="rId323">
+        <w:r>
+          <w:rPr>
+            <w:lang w:val="sw_KE" w:bidi="sw_KE"/>
+          </w:rPr>
+          <w:rPr>
+            <w:color w:val="0000EE"/>
+            <w:u w:val="single"/>
+          </w:rPr>
+          <w:t>53</w:t>
+        </w:r>
+      </w:hyperlink>
+      <w:r>
+        <w:rPr>
+          <w:lang w:val="sw_KE" w:bidi="sw_KE"/>
+        </w:rPr>
+        <w:t xml:space="preserve">, </w:t>
+      </w:r>
+      <w:hyperlink r:id="rId324">
+        <w:r>
+          <w:rPr>
+            <w:lang w:val="sw_KE" w:bidi="sw_KE"/>
+          </w:rPr>
+          <w:rPr>
+            <w:color w:val="0000EE"/>
+            <w:u w:val="single"/>
+          </w:rPr>
+          <w:t>55</w:t>
+        </w:r>
+      </w:hyperlink>
+      <w:r>
+        <w:rPr>
+          <w:lang w:val="sw_KE" w:bidi="sw_KE"/>
+        </w:rPr>
+        <w:t xml:space="preserve">, na </w:t>
+      </w:r>
+      <w:hyperlink r:id="rId325">
+        <w:r>
+          <w:rPr>
+            <w:lang w:val="sw_KE" w:bidi="sw_KE"/>
+          </w:rPr>
+          <w:rPr>
+            <w:color w:val="0000EE"/>
+            <w:u w:val="single"/>
+          </w:rPr>
+          <w:t>60</w:t>
+        </w:r>
+      </w:hyperlink>
+      <w:r>
+        <w:rPr>
+          <w:lang w:val="sw_KE" w:bidi="sw_KE"/>
+        </w:rPr>
+        <w:t>, vikionyesha kina na nguvu ya ajabu.</w:t>
+      </w:r>
+    </w:p>
+    <w:p>
+      <w:pPr/>
+      <w:r>
+        <w:rPr>
+          <w:lang w:val="sw_KE" w:bidi="sw_KE"/>
+        </w:rPr>
+      </w:r>
+      <w:r>
+        <w:rPr>
+          <w:lang w:val="sw_KE" w:bidi="sw_KE"/>
+        </w:rPr>
+        <w:t xml:space="preserve">Ingawa mambo haya wakati mwingine yanatajwa kama ishara ya kutokuwepo kwa umoja, kwa kweli kuna dalili dhahiri za umoja katika kitabu hiki. Kwa mfano, kipindi cha kihistoria (sura </w:t>
+      </w:r>
+      <w:hyperlink r:id="rId326">
+        <w:r>
+          <w:rPr>
+            <w:lang w:val="sw_KE" w:bidi="sw_KE"/>
+          </w:rPr>
+          <w:rPr>
+            <w:color w:val="0000EE"/>
+            <w:u w:val="single"/>
+          </w:rPr>
+          <w:t>36–39</w:t>
+        </w:r>
+      </w:hyperlink>
+      <w:r>
+        <w:rPr>
+          <w:lang w:val="sw_KE" w:bidi="sw_KE"/>
+        </w:rPr>
+        <w:t xml:space="preserve">) kinaunda bawaba au daraja linalounganisha sura za </w:t>
+      </w:r>
+      <w:hyperlink r:id="rId327">
+        <w:r>
+          <w:rPr>
+            <w:lang w:val="sw_KE" w:bidi="sw_KE"/>
+          </w:rPr>
+          <w:rPr>
+            <w:color w:val="0000EE"/>
+            <w:u w:val="single"/>
+          </w:rPr>
+          <w:t>1–35</w:t>
+        </w:r>
+      </w:hyperlink>
+      <w:r>
+        <w:rPr>
+          <w:lang w:val="sw_KE" w:bidi="sw_KE"/>
+        </w:rPr>
+        <w:t xml:space="preserve"> na </w:t>
+      </w:r>
+      <w:hyperlink r:id="rId305">
+        <w:r>
+          <w:rPr>
+            <w:lang w:val="sw_KE" w:bidi="sw_KE"/>
+          </w:rPr>
+          <w:rPr>
+            <w:color w:val="0000EE"/>
+            <w:u w:val="single"/>
+          </w:rPr>
+          <w:t>40–66</w:t>
+        </w:r>
+      </w:hyperlink>
+      <w:r>
+        <w:rPr>
+          <w:lang w:val="sw_KE" w:bidi="sw_KE"/>
+        </w:rPr>
+        <w:t xml:space="preserve">. Sura za </w:t>
+      </w:r>
+      <w:hyperlink r:id="rId313">
+        <w:r>
+          <w:rPr>
+            <w:lang w:val="sw_KE" w:bidi="sw_KE"/>
+          </w:rPr>
+          <w:rPr>
+            <w:color w:val="0000EE"/>
+            <w:u w:val="single"/>
+          </w:rPr>
+          <w:t>36–37</w:t>
+        </w:r>
+      </w:hyperlink>
+      <w:r>
+        <w:rPr>
+          <w:lang w:val="sw_KE" w:bidi="sw_KE"/>
+        </w:rPr>
+        <w:t xml:space="preserve"> zinakamilisha sehemu ya Ashuru, na sura za </w:t>
+      </w:r>
+      <w:hyperlink r:id="rId328">
+        <w:r>
+          <w:rPr>
+            <w:lang w:val="sw_KE" w:bidi="sw_KE"/>
+          </w:rPr>
+          <w:rPr>
+            <w:color w:val="0000EE"/>
+            <w:u w:val="single"/>
+          </w:rPr>
+          <w:t>38–39</w:t>
+        </w:r>
+      </w:hyperlink>
+      <w:r>
+        <w:rPr>
+          <w:lang w:val="sw_KE" w:bidi="sw_KE"/>
+        </w:rPr>
+        <w:t xml:space="preserve"> zinatambulisha nyenzo za Babeli. Sura nyingi zinazounganisha zimeandikwa kwa nathari, wakati zingine (katika tafsiri zingine) ni mashairi kwa kiasi kikubwa. Kutoka kwa mtazamo wa umoja wa maneno au mtindo, mtu anaweza kuashiria jina pendwa la Isaya kwa Mungu, “Mtakatifu wa Israeli.” Jina hili linatokea mara 12 katika sura za </w:t>
+      </w:r>
+      <w:hyperlink r:id="rId306">
+        <w:r>
+          <w:rPr>
+            <w:lang w:val="sw_KE" w:bidi="sw_KE"/>
+          </w:rPr>
+          <w:rPr>
+            <w:color w:val="0000EE"/>
+            <w:u w:val="single"/>
+          </w:rPr>
+          <w:t>1–39</w:t>
+        </w:r>
+      </w:hyperlink>
+      <w:r>
+        <w:rPr>
+          <w:lang w:val="sw_KE" w:bidi="sw_KE"/>
+        </w:rPr>
+        <w:t xml:space="preserve">, na </w:t>
+      </w:r>
+      <w:hyperlink r:id="rId329">
+        <w:r>
+          <w:rPr>
+            <w:lang w:val="sw_KE" w:bidi="sw_KE"/>
+          </w:rPr>
+          <w:rPr>
+            <w:color w:val="0000EE"/>
+            <w:u w:val="single"/>
+          </w:rPr>
+          <w:t>14</w:t>
+        </w:r>
+      </w:hyperlink>
+      <w:r>
+        <w:rPr>
+          <w:lang w:val="sw_KE" w:bidi="sw_KE"/>
+        </w:rPr>
+        <w:t xml:space="preserve"> mara katika sura za </w:t>
+      </w:r>
+      <w:hyperlink r:id="rId305">
+        <w:r>
+          <w:rPr>
+            <w:lang w:val="sw_KE" w:bidi="sw_KE"/>
+          </w:rPr>
+          <w:rPr>
+            <w:color w:val="0000EE"/>
+            <w:u w:val="single"/>
+          </w:rPr>
+          <w:t>40–66</w:t>
+        </w:r>
+      </w:hyperlink>
+      <w:r>
+        <w:rPr>
+          <w:lang w:val="sw_KE" w:bidi="sw_KE"/>
+        </w:rPr>
+        <w:t xml:space="preserve">, lakini mara saba tu katika sehemu nyingine za AK. Utafiti wa Nyimbo maarufu za Mtumishi wa </w:t>
+      </w:r>
+      <w:hyperlink r:id="rId330">
+        <w:r>
+          <w:rPr>
+            <w:lang w:val="sw_KE" w:bidi="sw_KE"/>
+          </w:rPr>
+          <w:rPr>
+            <w:color w:val="0000EE"/>
+            <w:u w:val="single"/>
+          </w:rPr>
+          <w:t>52:13–53:12</w:t>
+        </w:r>
+      </w:hyperlink>
+      <w:r>
+        <w:rPr>
+          <w:lang w:val="sw_KE" w:bidi="sw_KE"/>
+        </w:rPr>
+        <w:t xml:space="preserve"> unafichua uhusiano kadhaa na vifungu vya awali, hasa katika sura za </w:t>
+      </w:r>
+      <w:hyperlink r:id="rId331">
+        <w:r>
+          <w:rPr>
+            <w:lang w:val="sw_KE" w:bidi="sw_KE"/>
+          </w:rPr>
+          <w:rPr>
+            <w:color w:val="0000EE"/>
+            <w:u w:val="single"/>
+          </w:rPr>
+          <w:t>1–6</w:t>
+        </w:r>
+      </w:hyperlink>
+      <w:r>
+        <w:rPr>
+          <w:lang w:val="sw_KE" w:bidi="sw_KE"/>
+        </w:rPr>
+        <w:t>. Mtumishi ambaye anapigwa na kujeruhiwa (</w:t>
+      </w:r>
+      <w:hyperlink r:id="rId332">
+        <w:r>
+          <w:rPr>
+            <w:lang w:val="sw_KE" w:bidi="sw_KE"/>
+          </w:rPr>
+          <w:rPr>
+            <w:color w:val="0000EE"/>
+            <w:u w:val="single"/>
+          </w:rPr>
+          <w:t>53:4–5</w:t>
+        </w:r>
+      </w:hyperlink>
+      <w:r>
+        <w:rPr>
+          <w:lang w:val="sw_KE" w:bidi="sw_KE"/>
+        </w:rPr>
+        <w:t xml:space="preserve">) anapokea adhabu sawa na taifa lililopigwa na kujeruhiwa la </w:t>
+      </w:r>
+      <w:hyperlink r:id="rId333">
+        <w:r>
+          <w:rPr>
+            <w:lang w:val="sw_KE" w:bidi="sw_KE"/>
+          </w:rPr>
+          <w:rPr>
+            <w:color w:val="0000EE"/>
+            <w:u w:val="single"/>
+          </w:rPr>
+          <w:t>1:5–6</w:t>
+        </w:r>
+      </w:hyperlink>
+      <w:r>
+        <w:rPr>
+          <w:lang w:val="sw_KE" w:bidi="sw_KE"/>
+        </w:rPr>
+        <w:t xml:space="preserve"> (pia angalia </w:t>
+      </w:r>
+      <w:hyperlink r:id="rId334">
+        <w:r>
+          <w:rPr>
+            <w:lang w:val="sw_KE" w:bidi="sw_KE"/>
+          </w:rPr>
+          <w:rPr>
+            <w:color w:val="0000EE"/>
+            <w:u w:val="single"/>
+          </w:rPr>
+          <w:t>52:13</w:t>
+        </w:r>
+      </w:hyperlink>
+      <w:r>
+        <w:rPr>
+          <w:lang w:val="sw_KE" w:bidi="sw_KE"/>
+        </w:rPr>
+        <w:t xml:space="preserve"> na </w:t>
+      </w:r>
+      <w:hyperlink r:id="rId335">
+        <w:r>
+          <w:rPr>
+            <w:lang w:val="sw_KE" w:bidi="sw_KE"/>
+          </w:rPr>
+          <w:rPr>
+            <w:color w:val="0000EE"/>
+            <w:u w:val="single"/>
+          </w:rPr>
+          <w:t>2:12</w:t>
+        </w:r>
+      </w:hyperlink>
+      <w:r>
+        <w:rPr>
+          <w:lang w:val="sw_KE" w:bidi="sw_KE"/>
+        </w:rPr>
+        <w:t xml:space="preserve"> na </w:t>
+      </w:r>
+      <w:hyperlink r:id="rId336">
+        <w:r>
+          <w:rPr>
+            <w:lang w:val="sw_KE" w:bidi="sw_KE"/>
+          </w:rPr>
+          <w:rPr>
+            <w:color w:val="0000EE"/>
+            <w:u w:val="single"/>
+          </w:rPr>
+          <w:t>6:1</w:t>
+        </w:r>
+      </w:hyperlink>
+      <w:r>
+        <w:rPr>
+          <w:lang w:val="sw_KE" w:bidi="sw_KE"/>
+        </w:rPr>
+        <w:t>).</w:t>
+      </w:r>
+    </w:p>
+    <w:p>
+      <w:pPr>
+        <w:pStyle w:val="Heading3"/>
+      </w:pPr>
+      <w:r>
+        <w:rPr>
+          <w:lang w:val="sw_KE" w:bidi="sw_KE"/>
+        </w:rPr>
+        <w:t>Mafundisho ya Teolojia</w:t>
+      </w:r>
+    </w:p>
+    <w:p>
+      <w:pPr/>
+      <w:r>
+        <w:rPr>
+          <w:lang w:val="sw_KE" w:bidi="sw_KE"/>
+        </w:rPr>
+      </w:r>
+      <w:r>
+        <w:rPr>
+          <w:lang w:val="sw_KE" w:bidi="sw_KE"/>
+        </w:rPr>
+        <w:t>Isaya ni kwa AK kama kitabu cha Warumi kilivyo kwa AJ—kitabu kilichojaa ukweli wa kina wa kiteolojia. Kama Warumi, Isaya inafunua dhambi za watu wa Mungu walio waasi na utoaji wake wa neema ya wokovu. Kwa sababu Mungu ni Mtakatifu wa Israeli (</w:t>
+      </w:r>
+      <w:hyperlink r:id="rId337">
+        <w:r>
+          <w:rPr>
+            <w:lang w:val="sw_KE" w:bidi="sw_KE"/>
+          </w:rPr>
+          <w:rPr>
+            <w:color w:val="0000EE"/>
+            <w:u w:val="single"/>
+          </w:rPr>
+          <w:t>1:4</w:t>
         </w:r>
       </w:hyperlink>
       <w:r>
@@ -11457,16 +12136,34 @@
         </w:rPr>
         <w:t xml:space="preserve">; </w:t>
       </w:r>
-      <w:hyperlink r:id="rId318">
-        <w:r>
-          <w:rPr>
-            <w:lang w:val="sw_KE" w:bidi="sw_KE"/>
-          </w:rPr>
-          <w:rPr>
-            <w:color w:val="0000EE"/>
-            <w:u w:val="single"/>
-          </w:rPr>
-          <w:t>Mk 13:4, 22</w:t>
+      <w:hyperlink r:id="rId338">
+        <w:r>
+          <w:rPr>
+            <w:lang w:val="sw_KE" w:bidi="sw_KE"/>
+          </w:rPr>
+          <w:rPr>
+            <w:color w:val="0000EE"/>
+            <w:u w:val="single"/>
+          </w:rPr>
+          <w:t>6:3</w:t>
+        </w:r>
+      </w:hyperlink>
+      <w:r>
+        <w:rPr>
+          <w:lang w:val="sw_KE" w:bidi="sw_KE"/>
+        </w:rPr>
+        <w:t>), hawezi kupuuza dhambi bali lazima aadhibu wale walio na hatia. Wote Israeli (</w:t>
+      </w:r>
+      <w:hyperlink r:id="rId339">
+        <w:r>
+          <w:rPr>
+            <w:lang w:val="sw_KE" w:bidi="sw_KE"/>
+          </w:rPr>
+          <w:rPr>
+            <w:color w:val="0000EE"/>
+            <w:u w:val="single"/>
+          </w:rPr>
+          <w:t>5:30</w:t>
         </w:r>
       </w:hyperlink>
       <w:r>
@@ -11475,23 +12172,1053 @@
         </w:rPr>
         <w:t xml:space="preserve">; </w:t>
       </w:r>
-      <w:hyperlink r:id="rId319">
-        <w:r>
-          <w:rPr>
-            <w:lang w:val="sw_KE" w:bidi="sw_KE"/>
-          </w:rPr>
-          <w:rPr>
-            <w:color w:val="0000EE"/>
-            <w:u w:val="single"/>
-          </w:rPr>
-          <w:t>Lk 21:11, 25–26</w:t>
-        </w:r>
-      </w:hyperlink>
-      <w:r>
-        <w:rPr>
-          <w:lang w:val="sw_KE" w:bidi="sw_KE"/>
-        </w:rPr>
-        <w:t xml:space="preserve">). Ishara hizi za kiapokaliptiko hazina maana za kinyota kama ilivyo katika AK. Pia kuna kutajwa kwa ishara kama muhuri wa agano kati ya Mungu na Israeli kwa kurejelea tohara katika </w:t>
+      <w:hyperlink r:id="rId80">
+        <w:r>
+          <w:rPr>
+            <w:lang w:val="sw_KE" w:bidi="sw_KE"/>
+          </w:rPr>
+          <w:rPr>
+            <w:color w:val="0000EE"/>
+            <w:u w:val="single"/>
+          </w:rPr>
+          <w:t>42:25</w:t>
+        </w:r>
+      </w:hyperlink>
+      <w:r>
+        <w:rPr>
+          <w:lang w:val="sw_KE" w:bidi="sw_KE"/>
+        </w:rPr>
+        <w:t>) na mataifa mengine (</w:t>
+      </w:r>
+      <w:hyperlink r:id="rId340">
+        <w:r>
+          <w:rPr>
+            <w:lang w:val="sw_KE" w:bidi="sw_KE"/>
+          </w:rPr>
+          <w:rPr>
+            <w:color w:val="0000EE"/>
+            <w:u w:val="single"/>
+          </w:rPr>
+          <w:t>2:11, 17, 20</w:t>
+        </w:r>
+      </w:hyperlink>
+      <w:r>
+        <w:rPr>
+          <w:lang w:val="sw_KE" w:bidi="sw_KE"/>
+        </w:rPr>
+        <w:t xml:space="preserve">) wanakumbana na wakati wa hukumu unaojulikana kama Siku ya Bwana. Kwa hasira, Mungu anainua mkono wake dhidi ya watu wake (linganisha. </w:t>
+      </w:r>
+      <w:hyperlink r:id="rId341">
+        <w:r>
+          <w:rPr>
+            <w:lang w:val="sw_KE" w:bidi="sw_KE"/>
+          </w:rPr>
+          <w:rPr>
+            <w:color w:val="0000EE"/>
+            <w:u w:val="single"/>
+          </w:rPr>
+          <w:t>5:25</w:t>
+        </w:r>
+      </w:hyperlink>
+      <w:r>
+        <w:rPr>
+          <w:lang w:val="sw_KE" w:bidi="sw_KE"/>
+        </w:rPr>
+        <w:t xml:space="preserve">), lakini hatimaye ghadhabu yake inamwagwa juu ya Babuloni na mataifa (linganisha. </w:t>
+      </w:r>
+      <w:hyperlink r:id="rId342">
+        <w:r>
+          <w:rPr>
+            <w:lang w:val="sw_KE" w:bidi="sw_KE"/>
+          </w:rPr>
+          <w:rPr>
+            <w:color w:val="0000EE"/>
+            <w:u w:val="single"/>
+          </w:rPr>
+          <w:t>13:3–5</w:t>
+        </w:r>
+      </w:hyperlink>
+      <w:r>
+        <w:rPr>
+          <w:lang w:val="sw_KE" w:bidi="sw_KE"/>
+        </w:rPr>
+        <w:t xml:space="preserve">; </w:t>
+      </w:r>
+      <w:hyperlink r:id="rId343">
+        <w:r>
+          <w:rPr>
+            <w:lang w:val="sw_KE" w:bidi="sw_KE"/>
+          </w:rPr>
+          <w:rPr>
+            <w:color w:val="0000EE"/>
+            <w:u w:val="single"/>
+          </w:rPr>
+          <w:t>34:2</w:t>
+        </w:r>
+      </w:hyperlink>
+      <w:r>
+        <w:rPr>
+          <w:lang w:val="sw_KE" w:bidi="sw_KE"/>
+        </w:rPr>
+        <w:t>).</w:t>
+      </w:r>
+    </w:p>
+    <w:p>
+      <w:pPr/>
+      <w:r>
+        <w:rPr>
+          <w:lang w:val="sw_KE" w:bidi="sw_KE"/>
+        </w:rPr>
+      </w:r>
+      <w:r>
+        <w:rPr>
+          <w:lang w:val="sw_KE" w:bidi="sw_KE"/>
+        </w:rPr>
+        <w:t>Kwa kuanguka kwa Ashuru na Babuloni, Siku ya Bwana inakuwa siku ya ushindi na furaha (</w:t>
+      </w:r>
+      <w:hyperlink r:id="rId344">
+        <w:r>
+          <w:rPr>
+            <w:lang w:val="sw_KE" w:bidi="sw_KE"/>
+          </w:rPr>
+          <w:rPr>
+            <w:color w:val="0000EE"/>
+            <w:u w:val="single"/>
+          </w:rPr>
+          <w:t>10:27</w:t>
+        </w:r>
+      </w:hyperlink>
+      <w:r>
+        <w:rPr>
+          <w:lang w:val="sw_KE" w:bidi="sw_KE"/>
+        </w:rPr>
+        <w:t xml:space="preserve">; </w:t>
+      </w:r>
+      <w:hyperlink r:id="rId94">
+        <w:r>
+          <w:rPr>
+            <w:lang w:val="sw_KE" w:bidi="sw_KE"/>
+          </w:rPr>
+          <w:rPr>
+            <w:color w:val="0000EE"/>
+            <w:u w:val="single"/>
+          </w:rPr>
+          <w:t>61:2</w:t>
+        </w:r>
+      </w:hyperlink>
+      <w:r>
+        <w:rPr>
+          <w:lang w:val="sw_KE" w:bidi="sw_KE"/>
+        </w:rPr>
+        <w:t xml:space="preserve">). Kulingana na </w:t>
+      </w:r>
+      <w:hyperlink r:id="rId345">
+        <w:r>
+          <w:rPr>
+            <w:lang w:val="sw_KE" w:bidi="sw_KE"/>
+          </w:rPr>
+          <w:rPr>
+            <w:color w:val="0000EE"/>
+            <w:u w:val="single"/>
+          </w:rPr>
+          <w:t>Isaya 63:4</w:t>
+        </w:r>
+      </w:hyperlink>
+      <w:r>
+        <w:rPr>
+          <w:lang w:val="sw_KE" w:bidi="sw_KE"/>
+        </w:rPr>
+        <w:t>, ni mwaka wa ukombozi wa Bwana. Hapo awali, Waisraeli walikuwa wamekombolewa kutoka utumwani Misri; sasa kurudi kutoka utumwa wa Babeli kunaleta furaha sawa (</w:t>
+      </w:r>
+      <w:hyperlink r:id="rId346">
+        <w:r>
+          <w:rPr>
+            <w:lang w:val="sw_KE" w:bidi="sw_KE"/>
+          </w:rPr>
+          <w:rPr>
+            <w:color w:val="0000EE"/>
+            <w:u w:val="single"/>
+          </w:rPr>
+          <w:t>52:9</w:t>
+        </w:r>
+      </w:hyperlink>
+      <w:r>
+        <w:rPr>
+          <w:lang w:val="sw_KE" w:bidi="sw_KE"/>
+        </w:rPr>
+        <w:t xml:space="preserve">; </w:t>
+      </w:r>
+      <w:hyperlink r:id="rId93">
+        <w:r>
+          <w:rPr>
+            <w:lang w:val="sw_KE" w:bidi="sw_KE"/>
+          </w:rPr>
+          <w:rPr>
+            <w:color w:val="0000EE"/>
+            <w:u w:val="single"/>
+          </w:rPr>
+          <w:t>61:1</w:t>
+        </w:r>
+      </w:hyperlink>
+      <w:r>
+        <w:rPr>
+          <w:lang w:val="sw_KE" w:bidi="sw_KE"/>
+        </w:rPr>
+        <w:t xml:space="preserve">). Ukombozi wa mwisho unapaswa kutekelezwa kupitia kifo cha Kristo, na </w:t>
+      </w:r>
+      <w:hyperlink r:id="rId323">
+        <w:r>
+          <w:rPr>
+            <w:lang w:val="sw_KE" w:bidi="sw_KE"/>
+          </w:rPr>
+          <w:rPr>
+            <w:color w:val="0000EE"/>
+            <w:u w:val="single"/>
+          </w:rPr>
+          <w:t>Isaya 53</w:t>
+        </w:r>
+      </w:hyperlink>
+      <w:r>
+        <w:rPr>
+          <w:lang w:val="sw_KE" w:bidi="sw_KE"/>
+        </w:rPr>
+        <w:t xml:space="preserve"> inaelezea mateso na kifo cha Bwana wetu kwa maneno ya wazi. Huduma yake kama Mtumishi Anayeteseka pia inatambulishwa katika </w:t>
+      </w:r>
+      <w:hyperlink r:id="rId347">
+        <w:r>
+          <w:rPr>
+            <w:lang w:val="sw_KE" w:bidi="sw_KE"/>
+          </w:rPr>
+          <w:rPr>
+            <w:color w:val="0000EE"/>
+            <w:u w:val="single"/>
+          </w:rPr>
+          <w:t>49:4</w:t>
+        </w:r>
+      </w:hyperlink>
+      <w:r>
+        <w:rPr>
+          <w:lang w:val="sw_KE" w:bidi="sw_KE"/>
+        </w:rPr>
+        <w:t xml:space="preserve"> na </w:t>
+      </w:r>
+      <w:hyperlink r:id="rId348">
+        <w:r>
+          <w:rPr>
+            <w:lang w:val="sw_KE" w:bidi="sw_KE"/>
+          </w:rPr>
+          <w:rPr>
+            <w:color w:val="0000EE"/>
+            <w:u w:val="single"/>
+          </w:rPr>
+          <w:t>50:6–7</w:t>
+        </w:r>
+      </w:hyperlink>
+      <w:r>
+        <w:rPr>
+          <w:lang w:val="sw_KE" w:bidi="sw_KE"/>
+        </w:rPr>
+        <w:t xml:space="preserve">; wakati huo huo, </w:t>
+      </w:r>
+      <w:hyperlink r:id="rId349">
+        <w:r>
+          <w:rPr>
+            <w:lang w:val="sw_KE" w:bidi="sw_KE"/>
+          </w:rPr>
+          <w:rPr>
+            <w:color w:val="0000EE"/>
+            <w:u w:val="single"/>
+          </w:rPr>
+          <w:t>49:6</w:t>
+        </w:r>
+      </w:hyperlink>
+      <w:r>
+        <w:rPr>
+          <w:lang w:val="sw_KE" w:bidi="sw_KE"/>
+        </w:rPr>
+        <w:t xml:space="preserve"> inasema kwamba mtumishi atakuwa “nuru kwa Mataifa.” Kuangalia mbele kwa Kuja kwa Pili, Isaya anatabiri enzi ya kimasiya ya Amani na Uadilifu. Mataifa yatapiga “panga zao kuwa majembe” (</w:t>
+      </w:r>
+      <w:hyperlink r:id="rId350">
+        <w:r>
+          <w:rPr>
+            <w:lang w:val="sw_KE" w:bidi="sw_KE"/>
+          </w:rPr>
+          <w:rPr>
+            <w:color w:val="0000EE"/>
+            <w:u w:val="single"/>
+          </w:rPr>
+          <w:t>2:4</w:t>
+        </w:r>
+      </w:hyperlink>
+      <w:r>
+        <w:rPr>
+          <w:lang w:val="sw_KE" w:bidi="sw_KE"/>
+        </w:rPr>
+        <w:t>) na “Mkuu wa Amani” atatawala milele (</w:t>
+      </w:r>
+      <w:hyperlink r:id="rId351">
+        <w:r>
+          <w:rPr>
+            <w:lang w:val="sw_KE" w:bidi="sw_KE"/>
+          </w:rPr>
+          <w:rPr>
+            <w:color w:val="0000EE"/>
+            <w:u w:val="single"/>
+          </w:rPr>
+          <w:t>9:6–7</w:t>
+        </w:r>
+      </w:hyperlink>
+      <w:r>
+        <w:rPr>
+          <w:lang w:val="sw_KE" w:bidi="sw_KE"/>
+        </w:rPr>
+        <w:t>).</w:t>
+      </w:r>
+    </w:p>
+    <w:p>
+      <w:pPr/>
+      <w:r>
+        <w:rPr>
+          <w:lang w:val="sw_KE" w:bidi="sw_KE"/>
+        </w:rPr>
+      </w:r>
+      <w:r>
+        <w:rPr>
+          <w:lang w:val="sw_KE" w:bidi="sw_KE"/>
+        </w:rPr>
+        <w:t>Katika kitabu chote, Mungu anaonyeshwa kama Muumba mwenye nguvu zote (</w:t>
+      </w:r>
+      <w:hyperlink r:id="rId352">
+        <w:r>
+          <w:rPr>
+            <w:lang w:val="sw_KE" w:bidi="sw_KE"/>
+          </w:rPr>
+          <w:rPr>
+            <w:color w:val="0000EE"/>
+            <w:u w:val="single"/>
+          </w:rPr>
+          <w:t>48:13</w:t>
+        </w:r>
+      </w:hyperlink>
+      <w:r>
+        <w:rPr>
+          <w:lang w:val="sw_KE" w:bidi="sw_KE"/>
+        </w:rPr>
+        <w:t>)—Mwenye enzi anayeketi kwenye kiti cha enzi, juu na aliyekuzwa; Mfalme, Bwana Mwenyezi (</w:t>
+      </w:r>
+      <w:hyperlink r:id="rId353">
+        <w:r>
+          <w:rPr>
+            <w:lang w:val="sw_KE" w:bidi="sw_KE"/>
+          </w:rPr>
+          <w:rPr>
+            <w:color w:val="0000EE"/>
+            <w:u w:val="single"/>
+          </w:rPr>
+          <w:t>6:1, 5</w:t>
+        </w:r>
+      </w:hyperlink>
+      <w:r>
+        <w:rPr>
+          <w:lang w:val="sw_KE" w:bidi="sw_KE"/>
+        </w:rPr>
+        <w:t>). Anatawala majeshi ya dunia (</w:t>
+      </w:r>
+      <w:hyperlink r:id="rId354">
+        <w:r>
+          <w:rPr>
+            <w:lang w:val="sw_KE" w:bidi="sw_KE"/>
+          </w:rPr>
+          <w:rPr>
+            <w:color w:val="0000EE"/>
+            <w:u w:val="single"/>
+          </w:rPr>
+          <w:t>13:4</w:t>
+        </w:r>
+      </w:hyperlink>
+      <w:r>
+        <w:rPr>
+          <w:lang w:val="sw_KE" w:bidi="sw_KE"/>
+        </w:rPr>
+        <w:t>) na kuwaondoa watawala kama apendavyo (</w:t>
+      </w:r>
+      <w:hyperlink r:id="rId355">
+        <w:r>
+          <w:rPr>
+            <w:lang w:val="sw_KE" w:bidi="sw_KE"/>
+          </w:rPr>
+          <w:rPr>
+            <w:color w:val="0000EE"/>
+            <w:u w:val="single"/>
+          </w:rPr>
+          <w:t>40:23–24</w:t>
+        </w:r>
+      </w:hyperlink>
+      <w:r>
+        <w:rPr>
+          <w:lang w:val="sw_KE" w:bidi="sw_KE"/>
+        </w:rPr>
+        <w:t>). Mbele yake, mataifa “ni kama tone katika ndoo” (</w:t>
+      </w:r>
+      <w:hyperlink r:id="rId356">
+        <w:r>
+          <w:rPr>
+            <w:lang w:val="sw_KE" w:bidi="sw_KE"/>
+          </w:rPr>
+          <w:rPr>
+            <w:color w:val="0000EE"/>
+            <w:u w:val="single"/>
+          </w:rPr>
+          <w:t>40:15</w:t>
+        </w:r>
+      </w:hyperlink>
+      <w:r>
+        <w:rPr>
+          <w:lang w:val="sw_KE" w:bidi="sw_KE"/>
+        </w:rPr>
+        <w:t>, nlt), na ikilinganishwa naye, sanamu zote ni bure na hazina nguvu (</w:t>
+      </w:r>
+      <w:hyperlink r:id="rId357">
+        <w:r>
+          <w:rPr>
+            <w:lang w:val="sw_KE" w:bidi="sw_KE"/>
+          </w:rPr>
+          <w:rPr>
+            <w:color w:val="0000EE"/>
+            <w:u w:val="single"/>
+          </w:rPr>
+          <w:t>41:29</w:t>
+        </w:r>
+      </w:hyperlink>
+      <w:r>
+        <w:rPr>
+          <w:lang w:val="sw_KE" w:bidi="sw_KE"/>
+        </w:rPr>
+        <w:t xml:space="preserve">; </w:t>
+      </w:r>
+      <w:hyperlink r:id="rId358">
+        <w:r>
+          <w:rPr>
+            <w:lang w:val="sw_KE" w:bidi="sw_KE"/>
+          </w:rPr>
+          <w:rPr>
+            <w:color w:val="0000EE"/>
+            <w:u w:val="single"/>
+          </w:rPr>
+          <w:t>44:6</w:t>
+        </w:r>
+      </w:hyperlink>
+      <w:r>
+        <w:rPr>
+          <w:lang w:val="sw_KE" w:bidi="sw_KE"/>
+        </w:rPr>
+        <w:t>). Huyu ndiye Mungu anayewaonyesha maadui zake ghadhabu yake na upendo wake kwa watumishi wake (</w:t>
+      </w:r>
+      <w:hyperlink r:id="rId359">
+        <w:r>
+          <w:rPr>
+            <w:lang w:val="sw_KE" w:bidi="sw_KE"/>
+          </w:rPr>
+          <w:rPr>
+            <w:color w:val="0000EE"/>
+            <w:u w:val="single"/>
+          </w:rPr>
+          <w:t>66:14</w:t>
+        </w:r>
+      </w:hyperlink>
+      <w:r>
+        <w:rPr>
+          <w:lang w:val="sw_KE" w:bidi="sw_KE"/>
+        </w:rPr>
+        <w:t>).</w:t>
+      </w:r>
+    </w:p>
+    <w:p>
+      <w:pPr>
+        <w:pStyle w:val="Heading3"/>
+      </w:pPr>
+      <w:r>
+        <w:rPr>
+          <w:lang w:val="sw_KE" w:bidi="sw_KE"/>
+        </w:rPr>
+        <w:t>Maudhui</w:t>
+      </w:r>
+    </w:p>
+    <w:p>
+      <w:pPr>
+        <w:pStyle w:val="Heading4"/>
+      </w:pPr>
+      <w:r>
+        <w:rPr>
+          <w:lang w:val="sw_KE" w:bidi="sw_KE"/>
+        </w:rPr>
+        <w:t>Ujumbe wa Hukumu na Tumaini (</w:t>
+      </w:r>
+      <w:hyperlink r:id="rId360">
+        <w:r>
+          <w:rPr>
+            <w:lang w:val="sw_KE" w:bidi="sw_KE"/>
+          </w:rPr>
+          <w:rPr>
+            <w:color w:val="0000EE"/>
+            <w:u w:val="single"/>
+          </w:rPr>
+          <w:t>1–12</w:t>
+        </w:r>
+      </w:hyperlink>
+      <w:r>
+        <w:rPr>
+          <w:lang w:val="sw_KE" w:bidi="sw_KE"/>
+        </w:rPr>
+        <w:t>)</w:t>
+      </w:r>
+    </w:p>
+    <w:p>
+      <w:pPr/>
+      <w:r>
+        <w:rPr>
+          <w:lang w:val="sw_KE" w:bidi="sw_KE"/>
+        </w:rPr>
+      </w:r>
+      <w:r>
+        <w:rPr>
+          <w:lang w:val="sw_KE" w:bidi="sw_KE"/>
+        </w:rPr>
+        <w:t xml:space="preserve">Kwenye sura ya ufunguzi, Isaya anaelezea Israeli (ikiwa ni pamoja na Yuda) kama “taifa lenye dhambi” ambalo limeasi dhidi ya Mungu. Ingawa watu mara kwa mara huleta sadaka kwake, ibada yao ni ya kinafiki, jaribio la kuficha ukandamizaji wao wa maskini na wasiojiweza. Bwana anahimiza taifa kutubu dhambi zao au kukabili moto wa hukumu. Baada ya utangulizi huu, Isaya anaelezea Amani ya enzi ya masihi katika </w:t>
+      </w:r>
+      <w:hyperlink r:id="rId361">
+        <w:r>
+          <w:rPr>
+            <w:lang w:val="sw_KE" w:bidi="sw_KE"/>
+          </w:rPr>
+          <w:rPr>
+            <w:color w:val="0000EE"/>
+            <w:u w:val="single"/>
+          </w:rPr>
+          <w:t>2:1–4</w:t>
+        </w:r>
+      </w:hyperlink>
+      <w:r>
+        <w:rPr>
+          <w:lang w:val="sw_KE" w:bidi="sw_KE"/>
+        </w:rPr>
+        <w:t>. Siku itafika ambapo mataifa yote yatatii neno la Mungu na kuishi kwa Amani. “Mlima wa Bwana”—Yerusalemu—utainuliwa “na mataifa yote yatamiminika kwake” (</w:t>
+      </w:r>
+      <w:hyperlink r:id="rId362">
+        <w:r>
+          <w:rPr>
+            <w:lang w:val="sw_KE" w:bidi="sw_KE"/>
+          </w:rPr>
+          <w:rPr>
+            <w:color w:val="0000EE"/>
+            <w:u w:val="single"/>
+          </w:rPr>
+          <w:t>2:2–3</w:t>
+        </w:r>
+      </w:hyperlink>
+      <w:r>
+        <w:rPr>
+          <w:lang w:val="sw_KE" w:bidi="sw_KE"/>
+        </w:rPr>
+        <w:t xml:space="preserve">, rsv). Hata hivyo, kwa sasa, Israeli na mataifa yamejikuza dhidi ya Bwana, na atawahukumu kwa onyesho la nguvu la kutisha. Kwa Israeli, hukumu ya Mungu italeta msukosuko mkubwa, ikiwa ni pamoja na kupoteza viongozi wake. Watawala wenye kiburi na ukatili watakabiliwa na kifo au kuhamishwa. Sura ya </w:t>
+      </w:r>
+      <w:hyperlink r:id="rId363">
+        <w:r>
+          <w:rPr>
+            <w:lang w:val="sw_KE" w:bidi="sw_KE"/>
+          </w:rPr>
+          <w:rPr>
+            <w:color w:val="0000EE"/>
+            <w:u w:val="single"/>
+          </w:rPr>
+          <w:t>3</w:t>
+        </w:r>
+      </w:hyperlink>
+      <w:r>
+        <w:rPr>
+          <w:lang w:val="sw_KE" w:bidi="sw_KE"/>
+        </w:rPr>
+        <w:t xml:space="preserve"> inamalizika kwa kulaani kiburi na ubatili wa wanawake wa Sayuni; nao pia watapata fedheha. Baada ya Yerusalemu kusafishwa dhambi zake, mabaki watapata utawala wa “tawi la Bwana,” ambaye atawalinda na kuwalinda watu wake (</w:t>
+      </w:r>
+      <w:hyperlink r:id="rId364">
+        <w:r>
+          <w:rPr>
+            <w:lang w:val="sw_KE" w:bidi="sw_KE"/>
+          </w:rPr>
+          <w:rPr>
+            <w:color w:val="0000EE"/>
+            <w:u w:val="single"/>
+          </w:rPr>
+          <w:t>4:2–6</w:t>
+        </w:r>
+      </w:hyperlink>
+      <w:r>
+        <w:rPr>
+          <w:lang w:val="sw_KE" w:bidi="sw_KE"/>
+        </w:rPr>
+        <w:t>).</w:t>
+      </w:r>
+    </w:p>
+    <w:p>
+      <w:pPr/>
+      <w:r>
+        <w:rPr>
+          <w:lang w:val="sw_KE" w:bidi="sw_KE"/>
+        </w:rPr>
+      </w:r>
+      <w:r>
+        <w:rPr>
+          <w:lang w:val="sw_KE" w:bidi="sw_KE"/>
+        </w:rPr>
+        <w:t xml:space="preserve">Kwenye </w:t>
+      </w:r>
+      <w:hyperlink r:id="rId365">
+        <w:r>
+          <w:rPr>
+            <w:lang w:val="sw_KE" w:bidi="sw_KE"/>
+          </w:rPr>
+          <w:rPr>
+            <w:color w:val="0000EE"/>
+            <w:u w:val="single"/>
+          </w:rPr>
+          <w:t>5:1–7</w:t>
+        </w:r>
+      </w:hyperlink>
+      <w:r>
+        <w:rPr>
+          <w:lang w:val="sw_KE" w:bidi="sw_KE"/>
+        </w:rPr>
+        <w:t xml:space="preserve">, Isaya anawasilisha wimbo mfupi kuhusu Israeli kama shamba la mizabibu la Mungu. Bwana alifanya kila kitu kinachowezekana ili kuhakikisha mavuno ya zabibu nzuri, lakini shamba hilo lilizalisha matunda mabaya tu na lilipaswa kuharibiwa. Kisha Isaya anatangaza maafa sita dhidi ya Israeli, na kutangaza kwamba jeshi la Waashuri litaivamia nchi. Kinyume na dhambi za Israeli, Isaya (sura </w:t>
+      </w:r>
+      <w:hyperlink r:id="rId299">
+        <w:r>
+          <w:rPr>
+            <w:lang w:val="sw_KE" w:bidi="sw_KE"/>
+          </w:rPr>
+          <w:rPr>
+            <w:color w:val="0000EE"/>
+            <w:u w:val="single"/>
+          </w:rPr>
+          <w:t>6</w:t>
+        </w:r>
+      </w:hyperlink>
+      <w:r>
+        <w:rPr>
+          <w:lang w:val="sw_KE" w:bidi="sw_KE"/>
+        </w:rPr>
+        <w:t>) anatoa maelezo ya maono ambayo alihitimu kama nabii. Akiwa amezidiwa na utakatifu wa Mungu na dhambi zake mwenyewe, Isaya alifikiri ameangamia, lakini alipohakikishiwa kwamba dhambi zake zimesamehewa, alijibu kwa njia chanya kwa wito wa Mungu licha ya ukaidi wa taifa alilotumwa kwake.</w:t>
+      </w:r>
+    </w:p>
+    <w:p>
+      <w:pPr/>
+      <w:r>
+        <w:rPr>
+          <w:lang w:val="sw_KE" w:bidi="sw_KE"/>
+        </w:rPr>
+      </w:r>
+      <w:r>
+        <w:rPr>
+          <w:lang w:val="sw_KE" w:bidi="sw_KE"/>
+        </w:rPr>
+        <w:t xml:space="preserve">Mmoja wa watu wenye ukaidi zaidi katika taifa lote alikuwa Mfalme Ahazi wa Yuda, na sura </w:t>
+      </w:r>
+      <w:hyperlink r:id="rId296">
+        <w:r>
+          <w:rPr>
+            <w:lang w:val="sw_KE" w:bidi="sw_KE"/>
+          </w:rPr>
+          <w:rPr>
+            <w:color w:val="0000EE"/>
+            <w:u w:val="single"/>
+          </w:rPr>
+          <w:t>7</w:t>
+        </w:r>
+      </w:hyperlink>
+      <w:r>
+        <w:rPr>
+          <w:lang w:val="sw_KE" w:bidi="sw_KE"/>
+        </w:rPr>
+        <w:t xml:space="preserve"> inaelezea mkutano wa Isaya na mtawala huyu asiye na imani. Wakati Ahazi alipotishiwa na Dameski na ufalme wa kaskazini, alikataa kuamini ahadi ya Isaya kwamba Mungu angemlinda. Hii ilikuwa ni tukio ambapo Isaya alimpa Ahazi ishara ya Imanueli (</w:t>
+      </w:r>
+      <w:hyperlink r:id="rId366">
+        <w:r>
+          <w:rPr>
+            <w:lang w:val="sw_KE" w:bidi="sw_KE"/>
+          </w:rPr>
+          <w:rPr>
+            <w:color w:val="0000EE"/>
+            <w:u w:val="single"/>
+          </w:rPr>
+          <w:t>7:14</w:t>
+        </w:r>
+      </w:hyperlink>
+      <w:r>
+        <w:rPr>
+          <w:lang w:val="sw_KE" w:bidi="sw_KE"/>
+        </w:rPr>
+        <w:t>). "Bikira" inarejelea hatimaye Maria na "Imanueli" kwa Kristo (</w:t>
+      </w:r>
+      <w:hyperlink r:id="rId367">
+        <w:r>
+          <w:rPr>
+            <w:lang w:val="sw_KE" w:bidi="sw_KE"/>
+          </w:rPr>
+          <w:rPr>
+            <w:color w:val="0000EE"/>
+            <w:u w:val="single"/>
+          </w:rPr>
+          <w:t>Mt 1:23</w:t>
+        </w:r>
+      </w:hyperlink>
+      <w:r>
+        <w:rPr>
+          <w:lang w:val="sw_KE" w:bidi="sw_KE"/>
+        </w:rPr>
+        <w:t>), lakini katika utimilifu wa karibu mtoto huyo angeweza kuwa mwana wa Isaya mwenyewe, Maher-shalal-hash-bazi (</w:t>
+      </w:r>
+      <w:hyperlink r:id="rId368">
+        <w:r>
+          <w:rPr>
+            <w:lang w:val="sw_KE" w:bidi="sw_KE"/>
+          </w:rPr>
+          <w:rPr>
+            <w:color w:val="0000EE"/>
+            <w:u w:val="single"/>
+          </w:rPr>
+          <w:t>Isai 8:3</w:t>
+        </w:r>
+      </w:hyperlink>
+      <w:r>
+        <w:rPr>
+          <w:lang w:val="sw_KE" w:bidi="sw_KE"/>
+        </w:rPr>
+        <w:t>). (</w:t>
+      </w:r>
+      <w:r>
+        <w:rPr>
+          <w:i/>
+          <w:lang w:val="sw_KE" w:bidi="sw_KE"/>
+        </w:rPr>
+        <w:t xml:space="preserve">Tazama </w:t>
+      </w:r>
+      <w:r>
+        <w:rPr>
+          <w:lang w:val="sw_KE" w:bidi="sw_KE"/>
+        </w:rPr>
+        <w:t xml:space="preserve">tafsiri nne za kifungu hiki katika </w:t>
+      </w:r>
+      <w:r>
+        <w:rPr>
+          <w:lang w:val="sw_KE" w:bidi="sw_KE"/>
+        </w:rPr>
+        <w:t>Kuzaliwa kwa Yesu na Bikira</w:t>
+      </w:r>
+      <w:r>
+        <w:rPr>
+          <w:lang w:val="sw_KE" w:bidi="sw_KE"/>
+        </w:rPr>
+        <w:t xml:space="preserve">.) Jina hili (linalomaanisha "haraka kupora na haraka kuharibu," fungu </w:t>
+      </w:r>
+      <w:hyperlink r:id="rId369">
+        <w:r>
+          <w:rPr>
+            <w:lang w:val="sw_KE" w:bidi="sw_KE"/>
+          </w:rPr>
+          <w:rPr>
+            <w:color w:val="0000EE"/>
+            <w:u w:val="single"/>
+          </w:rPr>
+          <w:t>1</w:t>
+        </w:r>
+      </w:hyperlink>
+      <w:r>
+        <w:rPr>
+          <w:lang w:val="sw_KE" w:bidi="sw_KE"/>
+        </w:rPr>
+        <w:t xml:space="preserve">, nlt mg) lingekuwa ishara kwamba hivi karibuni maadui wa Yuda wangeanguka; "Imanueli" ilimaanisha kwamba Mungu angekuwa na Yuda (fungu </w:t>
+      </w:r>
+      <w:hyperlink r:id="rId370">
+        <w:r>
+          <w:rPr>
+            <w:lang w:val="sw_KE" w:bidi="sw_KE"/>
+          </w:rPr>
+          <w:rPr>
+            <w:color w:val="0000EE"/>
+            <w:u w:val="single"/>
+          </w:rPr>
+          <w:t>10</w:t>
+        </w:r>
+      </w:hyperlink>
+      <w:r>
+        <w:rPr>
+          <w:lang w:val="sw_KE" w:bidi="sw_KE"/>
+        </w:rPr>
+        <w:t xml:space="preserve">, nlt mg). Hata hivyo, kama Ahazi angeomba msaada kwa mfalme wa Ashuru, Isaya alimwonya, majeshi yenye nguvu ya Ashuru siku moja yangeteka Yuda pia (linganisha. </w:t>
+      </w:r>
+      <w:hyperlink r:id="rId371">
+        <w:r>
+          <w:rPr>
+            <w:lang w:val="sw_KE" w:bidi="sw_KE"/>
+          </w:rPr>
+          <w:rPr>
+            <w:color w:val="0000EE"/>
+            <w:u w:val="single"/>
+          </w:rPr>
+          <w:t>7:17–25</w:t>
+        </w:r>
+      </w:hyperlink>
+      <w:r>
+        <w:rPr>
+          <w:lang w:val="sw_KE" w:bidi="sw_KE"/>
+        </w:rPr>
+        <w:t xml:space="preserve">; </w:t>
+      </w:r>
+      <w:hyperlink r:id="rId372">
+        <w:r>
+          <w:rPr>
+            <w:lang w:val="sw_KE" w:bidi="sw_KE"/>
+          </w:rPr>
+          <w:rPr>
+            <w:color w:val="0000EE"/>
+            <w:u w:val="single"/>
+          </w:rPr>
+          <w:t>8:6–8</w:t>
+        </w:r>
+      </w:hyperlink>
+      <w:r>
+        <w:rPr>
+          <w:lang w:val="sw_KE" w:bidi="sw_KE"/>
+        </w:rPr>
+        <w:t>). Uharibifu uliosababishwa na Ashuru ungesababisha Yuda kuingia katika wakati wa njaa na dhiki (</w:t>
+      </w:r>
+      <w:hyperlink r:id="rId373">
+        <w:r>
+          <w:rPr>
+            <w:lang w:val="sw_KE" w:bidi="sw_KE"/>
+          </w:rPr>
+          <w:rPr>
+            <w:color w:val="0000EE"/>
+            <w:u w:val="single"/>
+          </w:rPr>
+          <w:t>8:21–22</w:t>
+        </w:r>
+      </w:hyperlink>
+      <w:r>
+        <w:rPr>
+          <w:lang w:val="sw_KE" w:bidi="sw_KE"/>
+        </w:rPr>
+        <w:t>).</w:t>
+      </w:r>
+    </w:p>
+    <w:p>
+      <w:pPr/>
+      <w:r>
+        <w:rPr>
+          <w:lang w:val="sw_KE" w:bidi="sw_KE"/>
+        </w:rPr>
+      </w:r>
+      <w:r>
+        <w:rPr>
+          <w:lang w:val="sw_KE" w:bidi="sw_KE"/>
+        </w:rPr>
+        <w:t xml:space="preserve">Hata hivyo, huzuni na giza lililohusishwa na uvamizi wa Waashuri havitakuwapo milele, na </w:t>
+      </w:r>
+      <w:hyperlink r:id="rId374">
+        <w:r>
+          <w:rPr>
+            <w:lang w:val="sw_KE" w:bidi="sw_KE"/>
+          </w:rPr>
+          <w:rPr>
+            <w:color w:val="0000EE"/>
+            <w:u w:val="single"/>
+          </w:rPr>
+          <w:t>9:1–5</w:t>
+        </w:r>
+      </w:hyperlink>
+      <w:r>
+        <w:rPr>
+          <w:lang w:val="sw_KE" w:bidi="sw_KE"/>
+        </w:rPr>
+        <w:t xml:space="preserve"> inazungumzia wakati wa amani na furaha. Mistari </w:t>
+      </w:r>
+      <w:hyperlink r:id="rId375">
+        <w:r>
+          <w:rPr>
+            <w:lang w:val="sw_KE" w:bidi="sw_KE"/>
+          </w:rPr>
+          <w:rPr>
+            <w:color w:val="0000EE"/>
+            <w:u w:val="single"/>
+          </w:rPr>
+          <w:t>6–7</w:t>
+        </w:r>
+      </w:hyperlink>
+      <w:r>
+        <w:rPr>
+          <w:lang w:val="sw_KE" w:bidi="sw_KE"/>
+        </w:rPr>
+        <w:t xml:space="preserve"> inamtambulisha mtoto ambaye atakuwa Mfalme mwenye haki na ataongoza milele. Huyu "Mkuu wa Amani" ni Masihi, "Mungu Mwenye Nguvu" ambaye ufalme wake umeelezewa katika </w:t>
+      </w:r>
+      <w:hyperlink r:id="rId376">
+        <w:r>
+          <w:rPr>
+            <w:lang w:val="sw_KE" w:bidi="sw_KE"/>
+          </w:rPr>
+          <w:rPr>
+            <w:color w:val="0000EE"/>
+            <w:u w:val="single"/>
+          </w:rPr>
+          <w:t>2:2–4</w:t>
+        </w:r>
+      </w:hyperlink>
+      <w:r>
+        <w:rPr>
+          <w:lang w:val="sw_KE" w:bidi="sw_KE"/>
+        </w:rPr>
+        <w:t>.</w:t>
+      </w:r>
+    </w:p>
+    <w:p>
+      <w:pPr/>
+      <w:r>
+        <w:rPr>
+          <w:lang w:val="sw_KE" w:bidi="sw_KE"/>
+        </w:rPr>
+      </w:r>
+      <w:r>
+        <w:rPr>
+          <w:lang w:val="sw_KE" w:bidi="sw_KE"/>
+        </w:rPr>
+        <w:t>Katika siku za usoni za karibu, Israeli na Yuda wote watakumbana na mateso ya vita kama adhabu kwa dhambi zao. Mungu amekasirika na watu wake kwa sababu ya kiburi na majivuno yao, na viongozi wao wanapuuza maombi ya maskini na wahitaji. Vita vya wenyewe kwa wenyewe na uvamizi wa kigeni vitasambaratisha taifa lisilo na bahati (</w:t>
+      </w:r>
+      <w:hyperlink r:id="rId377">
+        <w:r>
+          <w:rPr>
+            <w:lang w:val="sw_KE" w:bidi="sw_KE"/>
+          </w:rPr>
+          <w:rPr>
+            <w:color w:val="0000EE"/>
+            <w:u w:val="single"/>
+          </w:rPr>
+          <w:t>9:8–10:4</w:t>
+        </w:r>
+      </w:hyperlink>
+      <w:r>
+        <w:rPr>
+          <w:lang w:val="sw_KE" w:bidi="sw_KE"/>
+        </w:rPr>
+        <w:t>). Lakini mara tu Israeli itakapohukumiwa, Mungu atageuza mkono wake dhidi ya Ashuru, chombo alichotumia kuhukumu mataifa mengine. Kwa sababu ya mfululizo wa ushindi wake, Ashuru imejaa kiburi na inatamani zaidi mafanikio. Hata hivyo, hata wakati Yerusalemu inapokaribia kushindwa, Mungu atakata jeshi la Waashuru kama mwerezi huko Lebanoni na kuwaokoa watu wake (</w:t>
+      </w:r>
+      <w:hyperlink r:id="rId378">
+        <w:r>
+          <w:rPr>
+            <w:lang w:val="sw_KE" w:bidi="sw_KE"/>
+          </w:rPr>
+          <w:rPr>
+            <w:color w:val="0000EE"/>
+            <w:u w:val="single"/>
+          </w:rPr>
+          <w:t>10:26–34</w:t>
+        </w:r>
+      </w:hyperlink>
+      <w:r>
+        <w:rPr>
+          <w:lang w:val="sw_KE" w:bidi="sw_KE"/>
+        </w:rPr>
+        <w:t>).</w:t>
+      </w:r>
+    </w:p>
+    <w:p>
+      <w:pPr/>
+      <w:r>
+        <w:rPr>
+          <w:lang w:val="sw_KE" w:bidi="sw_KE"/>
+        </w:rPr>
+      </w:r>
+      <w:r>
+        <w:rPr>
+          <w:lang w:val="sw_KE" w:bidi="sw_KE"/>
+        </w:rPr>
+        <w:t xml:space="preserve">Baada ya kushindwa kwa Ashuru, Isaya anaelezea urejesho wa Israeli na utawala wenye nguvu wa Masihi (sura </w:t>
+      </w:r>
+      <w:hyperlink r:id="rId379">
+        <w:r>
+          <w:rPr>
+            <w:lang w:val="sw_KE" w:bidi="sw_KE"/>
+          </w:rPr>
+          <w:rPr>
+            <w:color w:val="0000EE"/>
+            <w:u w:val="single"/>
+          </w:rPr>
+          <w:t>11</w:t>
+        </w:r>
+      </w:hyperlink>
+      <w:r>
+        <w:rPr>
+          <w:lang w:val="sw_KE" w:bidi="sw_KE"/>
+        </w:rPr>
+        <w:t xml:space="preserve">). Wote Wayahudi na Mataifa watavutwa Yerusalemu kufurahia enzi ya amani na haki. Kama Daudi, Masihi atakuwa na Roho wa Mungu akikaa juu yake huku akihukumu waovu na kuwalinda wahitaji. Ili kumalizia ujumbe huu wa mwanzo, Isaya anatoa nyimbo mbili fupi za sifa zinazosherehekea ukombozi wa Mungu wa zamani na ahadi yake ya baraka za baadaye (sura </w:t>
+      </w:r>
+      <w:hyperlink r:id="rId380">
+        <w:r>
+          <w:rPr>
+            <w:lang w:val="sw_KE" w:bidi="sw_KE"/>
+          </w:rPr>
+          <w:rPr>
+            <w:color w:val="0000EE"/>
+            <w:u w:val="single"/>
+          </w:rPr>
+          <w:t>12</w:t>
+        </w:r>
+      </w:hyperlink>
+      <w:r>
+        <w:rPr>
+          <w:lang w:val="sw_KE" w:bidi="sw_KE"/>
+        </w:rPr>
+        <w:t>).</w:t>
+      </w:r>
+    </w:p>
+    <w:p>
+      <w:pPr>
+        <w:pStyle w:val="Heading4"/>
+      </w:pPr>
+      <w:r>
+        <w:rPr>
+          <w:lang w:val="sw_KE" w:bidi="sw_KE"/>
+        </w:rPr>
+        <w:t>Unabii Dhidi ya Mataifa (</w:t>
+      </w:r>
+      <w:hyperlink r:id="rId381">
+        <w:r>
+          <w:rPr>
+            <w:lang w:val="sw_KE" w:bidi="sw_KE"/>
+          </w:rPr>
+          <w:rPr>
+            <w:color w:val="0000EE"/>
+            <w:u w:val="single"/>
+          </w:rPr>
+          <w:t>13–23</w:t>
+        </w:r>
+      </w:hyperlink>
+      <w:r>
+        <w:rPr>
+          <w:lang w:val="sw_KE" w:bidi="sw_KE"/>
+        </w:rPr>
+        <w:t>)</w:t>
+      </w:r>
+    </w:p>
+    <w:p>
+      <w:pPr/>
+      <w:r>
+        <w:rPr>
+          <w:lang w:val="sw_KE" w:bidi="sw_KE"/>
+        </w:rPr>
+      </w:r>
+      <w:r>
+        <w:rPr>
+          <w:lang w:val="sw_KE" w:bidi="sw_KE"/>
+        </w:rPr>
+        <w:t>Ingawa Babeli si nguvu kuu ya wakati huo, Isaya anaanza matangazo yake ya hukumu na sura mbili kuhusu uharibifu wa jirani Ashuru upande wa Kusini. Babeli hatimaye itashinda Yerusalemu (kati ya 605 na 586 KK), lakini Wamedi (</w:t>
       </w:r>
       <w:hyperlink r:id="rId320">
         <w:r>
@@ -11502,14 +13229,32 @@
             <w:color w:val="0000EE"/>
             <w:u w:val="single"/>
           </w:rPr>
-          <w:t>Warumi 4:11</w:t>
-        </w:r>
-      </w:hyperlink>
-      <w:r>
-        <w:rPr>
-          <w:lang w:val="sw_KE" w:bidi="sw_KE"/>
-        </w:rPr>
-        <w:t>.</w:t>
+          <w:t>13:17</w:t>
+        </w:r>
+      </w:hyperlink>
+      <w:r>
+        <w:rPr>
+          <w:lang w:val="sw_KE" w:bidi="sw_KE"/>
+        </w:rPr>
+        <w:t>) pamoja na Waelamu wataiteka Babeli (539 KK). Licha ya utukufu utakaopatikana na wafalme wa baadaye wa Babeli, Mungu ataleta fahari yao chini kaburini (</w:t>
+      </w:r>
+      <w:hyperlink r:id="rId382">
+        <w:r>
+          <w:rPr>
+            <w:lang w:val="sw_KE" w:bidi="sw_KE"/>
+          </w:rPr>
+          <w:rPr>
+            <w:color w:val="0000EE"/>
+            <w:u w:val="single"/>
+          </w:rPr>
+          <w:t>14:9–10</w:t>
+        </w:r>
+      </w:hyperlink>
+      <w:r>
+        <w:rPr>
+          <w:lang w:val="sw_KE" w:bidi="sw_KE"/>
+        </w:rPr>
+        <w:t>). Sura inamalizika na unabii mfupi dhidi ya Ashuru na Wafilisti.</w:t>
       </w:r>
     </w:p>
     <w:p>
@@ -11523,18 +13268,190 @@
         <w:rPr>
           <w:lang w:val="sw_KE" w:bidi="sw_KE"/>
         </w:rPr>
-        <w:t>Kama ilivyo katika Agano la Kale, matumizi ya ishara katika Agano Jipya ni uthibitisho wa ujumbe uliotolewa na Mungu, na ujumbe huu unawasilishwa kupitia jumuiya ya mitume kwa kanisa. Kwa hiyo, kuna msisitizo mkubwa juu ya jinsi Mungu anavyothibitisha ujumbe wa mitume kupitia uwezo wao wa kufanya ishara na maajabu (</w:t>
-      </w:r>
-      <w:hyperlink r:id="rId321">
-        <w:r>
-          <w:rPr>
-            <w:lang w:val="sw_KE" w:bidi="sw_KE"/>
-          </w:rPr>
-          <w:rPr>
-            <w:color w:val="0000EE"/>
-            <w:u w:val="single"/>
-          </w:rPr>
-          <w:t>Matendo 2:43</w:t>
+        <w:t xml:space="preserve">Mmoja wa maadui wa zamani wa Israeli alikuwa taifa la Moabu, lililoko mashariki mwa Araba. Ingawa ilikuwa nchi ndogo, Isaya anatoa sura mbili kwa hawa wazao wa Lutu. Sura </w:t>
+      </w:r>
+      <w:hyperlink r:id="rId383">
+        <w:r>
+          <w:rPr>
+            <w:lang w:val="sw_KE" w:bidi="sw_KE"/>
+          </w:rPr>
+          <w:rPr>
+            <w:color w:val="0000EE"/>
+            <w:u w:val="single"/>
+          </w:rPr>
+          <w:t>15</w:t>
+        </w:r>
+      </w:hyperlink>
+      <w:r>
+        <w:rPr>
+          <w:lang w:val="sw_KE" w:bidi="sw_KE"/>
+        </w:rPr>
+        <w:t xml:space="preserve"> inaelezea maombolezo makubwa yatakayoshinda miji yao. Baada ya kipindi kifupi cha kuwasihi Wamoabu kujisalimisha kwa Israeli na kwa Mungu wake (</w:t>
+      </w:r>
+      <w:hyperlink r:id="rId384">
+        <w:r>
+          <w:rPr>
+            <w:lang w:val="sw_KE" w:bidi="sw_KE"/>
+          </w:rPr>
+          <w:rPr>
+            <w:color w:val="0000EE"/>
+            <w:u w:val="single"/>
+          </w:rPr>
+          <w:t>16:1–5</w:t>
+        </w:r>
+      </w:hyperlink>
+      <w:r>
+        <w:rPr>
+          <w:lang w:val="sw_KE" w:bidi="sw_KE"/>
+        </w:rPr>
+        <w:t>), Isaya anabainisha kuwa kiburi kitasababisha anguko la Moabu. Sauti za kilio zinajaza nchi wakati mizabibu na mashamba yanakauka na kukanyagwa.</w:t>
+      </w:r>
+    </w:p>
+    <w:p>
+      <w:pPr/>
+      <w:r>
+        <w:rPr>
+          <w:lang w:val="sw_KE" w:bidi="sw_KE"/>
+        </w:rPr>
+      </w:r>
+      <w:r>
+        <w:rPr>
+          <w:lang w:val="sw_KE" w:bidi="sw_KE"/>
+        </w:rPr>
+        <w:t xml:space="preserve">Kwenye sura </w:t>
+      </w:r>
+      <w:hyperlink r:id="rId385">
+        <w:r>
+          <w:rPr>
+            <w:lang w:val="sw_KE" w:bidi="sw_KE"/>
+          </w:rPr>
+          <w:rPr>
+            <w:color w:val="0000EE"/>
+            <w:u w:val="single"/>
+          </w:rPr>
+          <w:t>17</w:t>
+        </w:r>
+      </w:hyperlink>
+      <w:r>
+        <w:rPr>
+          <w:lang w:val="sw_KE" w:bidi="sw_KE"/>
+        </w:rPr>
+        <w:t>, unabii wa nne unalenga Dameski na Efraimu (ufalme wa kaskazini wa Israeli), labda ukionyesha muungano wao dhidi ya Yuda karibu mwaka 734 KK. Mataifa yote mawili yatakabiliwa na maangamizi, na Efraimu analaumiwa kwa kumwacha Bwana, "Mwokozi" na "Mwamba" wake (</w:t>
+      </w:r>
+      <w:hyperlink r:id="rId386">
+        <w:r>
+          <w:rPr>
+            <w:lang w:val="sw_KE" w:bidi="sw_KE"/>
+          </w:rPr>
+          <w:rPr>
+            <w:color w:val="0000EE"/>
+            <w:u w:val="single"/>
+          </w:rPr>
+          <w:t>17:10</w:t>
+        </w:r>
+      </w:hyperlink>
+      <w:r>
+        <w:rPr>
+          <w:lang w:val="sw_KE" w:bidi="sw_KE"/>
+        </w:rPr>
+        <w:t>).</w:t>
+      </w:r>
+    </w:p>
+    <w:p>
+      <w:pPr/>
+      <w:r>
+        <w:rPr>
+          <w:lang w:val="sw_KE" w:bidi="sw_KE"/>
+        </w:rPr>
+      </w:r>
+      <w:r>
+        <w:rPr>
+          <w:lang w:val="sw_KE" w:bidi="sw_KE"/>
+        </w:rPr>
+        <w:t xml:space="preserve">Kwenye sura </w:t>
+      </w:r>
+      <w:hyperlink r:id="rId387">
+        <w:r>
+          <w:rPr>
+            <w:lang w:val="sw_KE" w:bidi="sw_KE"/>
+          </w:rPr>
+          <w:rPr>
+            <w:color w:val="0000EE"/>
+            <w:u w:val="single"/>
+          </w:rPr>
+          <w:t>18</w:t>
+        </w:r>
+      </w:hyperlink>
+      <w:r>
+        <w:rPr>
+          <w:lang w:val="sw_KE" w:bidi="sw_KE"/>
+        </w:rPr>
+        <w:t xml:space="preserve"> na </w:t>
+      </w:r>
+      <w:hyperlink r:id="rId388">
+        <w:r>
+          <w:rPr>
+            <w:lang w:val="sw_KE" w:bidi="sw_KE"/>
+          </w:rPr>
+          <w:rPr>
+            <w:color w:val="0000EE"/>
+            <w:u w:val="single"/>
+          </w:rPr>
+          <w:t>19</w:t>
+        </w:r>
+      </w:hyperlink>
+      <w:r>
+        <w:rPr>
+          <w:lang w:val="sw_KE" w:bidi="sw_KE"/>
+        </w:rPr>
+        <w:t>, Isaya anageukia Kusini na kuzungumza na Wakushi na Misri, nchi ambazo zilikuwa na uhusiano wa karibu kutoka 715–633 KK, wakati Mwethiopia aitwaye Shabako alipokuwa Farao huko Misri. Hata hivyo, Misri inakumbwa na mgawanyiko na inateseka sana mikononi mwa wafalme wa Ashuru. Licha ya hekima inayodhaniwa ya viongozi wake, Misri inakabiliwa na uharibifu wa kiuchumi na kisiasa (</w:t>
+      </w:r>
+      <w:hyperlink r:id="rId389">
+        <w:r>
+          <w:rPr>
+            <w:lang w:val="sw_KE" w:bidi="sw_KE"/>
+          </w:rPr>
+          <w:rPr>
+            <w:color w:val="0000EE"/>
+            <w:u w:val="single"/>
+          </w:rPr>
+          <w:t>19:5–15</w:t>
+        </w:r>
+      </w:hyperlink>
+      <w:r>
+        <w:rPr>
+          <w:lang w:val="sw_KE" w:bidi="sw_KE"/>
+        </w:rPr>
+        <w:t>). Hata hivyo, wakati unakuja ambapo Wamisri watarejeshwa na wataabudu Mungu wa Israeli. Pamoja na Ashuru na Israeli, Misri itakuwa baraka (</w:t>
+      </w:r>
+      <w:hyperlink r:id="rId390">
+        <w:r>
+          <w:rPr>
+            <w:lang w:val="sw_KE" w:bidi="sw_KE"/>
+          </w:rPr>
+          <w:rPr>
+            <w:color w:val="0000EE"/>
+            <w:u w:val="single"/>
+          </w:rPr>
+          <w:t>19:24</w:t>
+        </w:r>
+      </w:hyperlink>
+      <w:r>
+        <w:rPr>
+          <w:lang w:val="sw_KE" w:bidi="sw_KE"/>
+        </w:rPr>
+        <w:t xml:space="preserve">). Baadhi ya wafasiri wanafikiri hii ni unabii wa wokovu wa Mataifa wakati wa enzi ya kanisa, lakini wengine wanaunganisha siku hii na Amani ya enzi ya milenia (rej. </w:t>
+      </w:r>
+      <w:hyperlink r:id="rId376">
+        <w:r>
+          <w:rPr>
+            <w:lang w:val="sw_KE" w:bidi="sw_KE"/>
+          </w:rPr>
+          <w:rPr>
+            <w:color w:val="0000EE"/>
+            <w:u w:val="single"/>
+          </w:rPr>
+          <w:t>2:2–4</w:t>
         </w:r>
       </w:hyperlink>
       <w:r>
@@ -11543,16 +13460,138 @@
         </w:rPr>
         <w:t xml:space="preserve">; </w:t>
       </w:r>
-      <w:hyperlink r:id="rId322">
-        <w:r>
-          <w:rPr>
-            <w:lang w:val="sw_KE" w:bidi="sw_KE"/>
-          </w:rPr>
-          <w:rPr>
-            <w:color w:val="0000EE"/>
-            <w:u w:val="single"/>
-          </w:rPr>
-          <w:t>4:30</w:t>
+      <w:hyperlink r:id="rId391">
+        <w:r>
+          <w:rPr>
+            <w:lang w:val="sw_KE" w:bidi="sw_KE"/>
+          </w:rPr>
+          <w:rPr>
+            <w:color w:val="0000EE"/>
+            <w:u w:val="single"/>
+          </w:rPr>
+          <w:t>11:6–9</w:t>
+        </w:r>
+      </w:hyperlink>
+      <w:r>
+        <w:rPr>
+          <w:lang w:val="sw_KE" w:bidi="sw_KE"/>
+        </w:rPr>
+        <w:t xml:space="preserve">). Kwa siku za usoni za karibu, hata hivyo, Isaya anatangaza kwamba Ashuru itawachukua Wamisri na Waethiopia wengi mateka (sura </w:t>
+      </w:r>
+      <w:hyperlink r:id="rId312">
+        <w:r>
+          <w:rPr>
+            <w:lang w:val="sw_KE" w:bidi="sw_KE"/>
+          </w:rPr>
+          <w:rPr>
+            <w:color w:val="0000EE"/>
+            <w:u w:val="single"/>
+          </w:rPr>
+          <w:t>20</w:t>
+        </w:r>
+      </w:hyperlink>
+      <w:r>
+        <w:rPr>
+          <w:lang w:val="sw_KE" w:bidi="sw_KE"/>
+        </w:rPr>
+        <w:t>).</w:t>
+      </w:r>
+    </w:p>
+    <w:p>
+      <w:pPr/>
+      <w:r>
+        <w:rPr>
+          <w:lang w:val="sw_KE" w:bidi="sw_KE"/>
+        </w:rPr>
+      </w:r>
+      <w:r>
+        <w:rPr>
+          <w:lang w:val="sw_KE" w:bidi="sw_KE"/>
+        </w:rPr>
+        <w:t xml:space="preserve">Unabii wa Pili kuhusu Babuloni (linganisha. </w:t>
+      </w:r>
+      <w:hyperlink r:id="rId392">
+        <w:r>
+          <w:rPr>
+            <w:lang w:val="sw_KE" w:bidi="sw_KE"/>
+          </w:rPr>
+          <w:rPr>
+            <w:color w:val="0000EE"/>
+            <w:u w:val="single"/>
+          </w:rPr>
+          <w:t>13:1–14:23</w:t>
+        </w:r>
+      </w:hyperlink>
+      <w:r>
+        <w:rPr>
+          <w:lang w:val="sw_KE" w:bidi="sw_KE"/>
+        </w:rPr>
+        <w:t xml:space="preserve">) unapatikana katika sura ya </w:t>
+      </w:r>
+      <w:hyperlink r:id="rId393">
+        <w:r>
+          <w:rPr>
+            <w:lang w:val="sw_KE" w:bidi="sw_KE"/>
+          </w:rPr>
+          <w:rPr>
+            <w:color w:val="0000EE"/>
+            <w:u w:val="single"/>
+          </w:rPr>
+          <w:t>21</w:t>
+        </w:r>
+      </w:hyperlink>
+      <w:r>
+        <w:rPr>
+          <w:lang w:val="sw_KE" w:bidi="sw_KE"/>
+        </w:rPr>
+        <w:t>, na Isaya anashangazwa anapofikiria athari za kuanguka kwa Babuloni (</w:t>
+      </w:r>
+      <w:hyperlink r:id="rId394">
+        <w:r>
+          <w:rPr>
+            <w:lang w:val="sw_KE" w:bidi="sw_KE"/>
+          </w:rPr>
+          <w:rPr>
+            <w:color w:val="0000EE"/>
+            <w:u w:val="single"/>
+          </w:rPr>
+          <w:t>21:3–4</w:t>
+        </w:r>
+      </w:hyperlink>
+      <w:r>
+        <w:rPr>
+          <w:lang w:val="sw_KE" w:bidi="sw_KE"/>
+        </w:rPr>
+        <w:t>). Wakati Babuloni itaanguka, dunia itajua kwamba miungu yake haikuwa na nguvu (</w:t>
+      </w:r>
+      <w:hyperlink r:id="rId395">
+        <w:r>
+          <w:rPr>
+            <w:lang w:val="sw_KE" w:bidi="sw_KE"/>
+          </w:rPr>
+          <w:rPr>
+            <w:color w:val="0000EE"/>
+            <w:u w:val="single"/>
+          </w:rPr>
+          <w:t>21:9</w:t>
+        </w:r>
+      </w:hyperlink>
+      <w:r>
+        <w:rPr>
+          <w:lang w:val="sw_KE" w:bidi="sw_KE"/>
+        </w:rPr>
+        <w:t xml:space="preserve">; linganisha. </w:t>
+      </w:r>
+      <w:hyperlink r:id="rId396">
+        <w:r>
+          <w:rPr>
+            <w:lang w:val="sw_KE" w:bidi="sw_KE"/>
+          </w:rPr>
+          <w:rPr>
+            <w:color w:val="0000EE"/>
+            <w:u w:val="single"/>
+          </w:rPr>
+          <w:t>Rv 14:8</w:t>
         </w:r>
       </w:hyperlink>
       <w:r>
@@ -11561,6 +13600,1341 @@
         </w:rPr>
         <w:t xml:space="preserve">; </w:t>
       </w:r>
+      <w:hyperlink r:id="rId397">
+        <w:r>
+          <w:rPr>
+            <w:lang w:val="sw_KE" w:bidi="sw_KE"/>
+          </w:rPr>
+          <w:rPr>
+            <w:color w:val="0000EE"/>
+            <w:u w:val="single"/>
+          </w:rPr>
+          <w:t>18:2</w:t>
+        </w:r>
+      </w:hyperlink>
+      <w:r>
+        <w:rPr>
+          <w:lang w:val="sw_KE" w:bidi="sw_KE"/>
+        </w:rPr>
+        <w:t>).</w:t>
+      </w:r>
+    </w:p>
+    <w:p>
+      <w:pPr/>
+      <w:r>
+        <w:rPr>
+          <w:lang w:val="sw_KE" w:bidi="sw_KE"/>
+        </w:rPr>
+      </w:r>
+      <w:r>
+        <w:rPr>
+          <w:lang w:val="sw_KE" w:bidi="sw_KE"/>
+        </w:rPr>
+        <w:t xml:space="preserve">Ingawa inaonekana kuwa haifai kati ya manabii hawa dhidi ya mataifa, sura </w:t>
+      </w:r>
+      <w:hyperlink r:id="rId398">
+        <w:r>
+          <w:rPr>
+            <w:lang w:val="sw_KE" w:bidi="sw_KE"/>
+          </w:rPr>
+          <w:rPr>
+            <w:color w:val="0000EE"/>
+            <w:u w:val="single"/>
+          </w:rPr>
+          <w:t>22</w:t>
+        </w:r>
+      </w:hyperlink>
+      <w:r>
+        <w:rPr>
+          <w:lang w:val="sw_KE" w:bidi="sw_KE"/>
+        </w:rPr>
+        <w:t xml:space="preserve"> inalaani mji wa Yerusalemu. Kama mataifa mengine, Yerusalemu umejaa sherehe (</w:t>
+      </w:r>
+      <w:hyperlink r:id="rId399">
+        <w:r>
+          <w:rPr>
+            <w:lang w:val="sw_KE" w:bidi="sw_KE"/>
+          </w:rPr>
+          <w:rPr>
+            <w:color w:val="0000EE"/>
+            <w:u w:val="single"/>
+          </w:rPr>
+          <w:t>22:2</w:t>
+        </w:r>
+      </w:hyperlink>
+      <w:r>
+        <w:rPr>
+          <w:lang w:val="sw_KE" w:bidi="sw_KE"/>
+        </w:rPr>
+        <w:t xml:space="preserve">), lakini hivi karibuni utakumbana na hofu ya kuzingirwa. Kwa kuwa watu hawamtegemei tena Bwana (fungu </w:t>
+      </w:r>
+      <w:hyperlink r:id="rId400">
+        <w:r>
+          <w:rPr>
+            <w:lang w:val="sw_KE" w:bidi="sw_KE"/>
+          </w:rPr>
+          <w:rPr>
+            <w:color w:val="0000EE"/>
+            <w:u w:val="single"/>
+          </w:rPr>
+          <w:t>11</w:t>
+        </w:r>
+      </w:hyperlink>
+      <w:r>
+        <w:rPr>
+          <w:lang w:val="sw_KE" w:bidi="sw_KE"/>
+        </w:rPr>
+        <w:t xml:space="preserve">), atawakabidhi kwa adui. Kutokuwa mwaminifu kwa Yerusalemu kunaonyeshwa na Shebna, afisa mkuu mwenye kiburi na upenda mali, ambaye nafasi yake itachukuliwa na Eliakimu mcha Mungu (fungu </w:t>
+      </w:r>
+      <w:hyperlink r:id="rId401">
+        <w:r>
+          <w:rPr>
+            <w:lang w:val="sw_KE" w:bidi="sw_KE"/>
+          </w:rPr>
+          <w:rPr>
+            <w:color w:val="0000EE"/>
+            <w:u w:val="single"/>
+          </w:rPr>
+          <w:t>15–23</w:t>
+        </w:r>
+      </w:hyperlink>
+      <w:r>
+        <w:rPr>
+          <w:lang w:val="sw_KE" w:bidi="sw_KE"/>
+        </w:rPr>
+        <w:t>).</w:t>
+      </w:r>
+    </w:p>
+    <w:p>
+      <w:pPr/>
+      <w:r>
+        <w:rPr>
+          <w:lang w:val="sw_KE" w:bidi="sw_KE"/>
+        </w:rPr>
+      </w:r>
+      <w:r>
+        <w:rPr>
+          <w:lang w:val="sw_KE" w:bidi="sw_KE"/>
+        </w:rPr>
+        <w:t xml:space="preserve">Unabii wa mwisho (sura </w:t>
+      </w:r>
+      <w:hyperlink r:id="rId402">
+        <w:r>
+          <w:rPr>
+            <w:lang w:val="sw_KE" w:bidi="sw_KE"/>
+          </w:rPr>
+          <w:rPr>
+            <w:color w:val="0000EE"/>
+            <w:u w:val="single"/>
+          </w:rPr>
+          <w:t>23</w:t>
+        </w:r>
+      </w:hyperlink>
+      <w:r>
+        <w:rPr>
+          <w:lang w:val="sw_KE" w:bidi="sw_KE"/>
+        </w:rPr>
+        <w:t>) unalenga mji wa Tiro, ambao ulipinga kukamatwa hadi Alexander Mkuu alipouteka ngome ya kisiwa mwaka wa 332 KK. Tiro ilipoanguka, uchumi wa dunia nzima ya Mediterania ulitikiswa, kwani meli zake zilikuwa zikibeba bidhaa za mataifa mbalimbali kutoka kote.</w:t>
+      </w:r>
+    </w:p>
+    <w:p>
+      <w:pPr>
+        <w:pStyle w:val="Heading4"/>
+      </w:pPr>
+      <w:r>
+        <w:rPr>
+          <w:lang w:val="sw_KE" w:bidi="sw_KE"/>
+        </w:rPr>
+        <w:t>Hukumu ya Mwisho na Baraka (</w:t>
+      </w:r>
+      <w:hyperlink r:id="rId403">
+        <w:r>
+          <w:rPr>
+            <w:lang w:val="sw_KE" w:bidi="sw_KE"/>
+          </w:rPr>
+          <w:rPr>
+            <w:color w:val="0000EE"/>
+            <w:u w:val="single"/>
+          </w:rPr>
+          <w:t>24–27</w:t>
+        </w:r>
+      </w:hyperlink>
+      <w:r>
+        <w:rPr>
+          <w:lang w:val="sw_KE" w:bidi="sw_KE"/>
+        </w:rPr>
+        <w:t>)</w:t>
+      </w:r>
+    </w:p>
+    <w:p>
+      <w:pPr/>
+      <w:r>
+        <w:rPr>
+          <w:lang w:val="sw_KE" w:bidi="sw_KE"/>
+        </w:rPr>
+      </w:r>
+      <w:r>
+        <w:rPr>
+          <w:lang w:val="sw_KE" w:bidi="sw_KE"/>
+        </w:rPr>
+        <w:t xml:space="preserve">Sehemu hii inahitimisha sura </w:t>
+      </w:r>
+      <w:hyperlink r:id="rId381">
+        <w:r>
+          <w:rPr>
+            <w:lang w:val="sw_KE" w:bidi="sw_KE"/>
+          </w:rPr>
+          <w:rPr>
+            <w:color w:val="0000EE"/>
+            <w:u w:val="single"/>
+          </w:rPr>
+          <w:t>13–23</w:t>
+        </w:r>
+      </w:hyperlink>
+      <w:r>
+        <w:rPr>
+          <w:lang w:val="sw_KE" w:bidi="sw_KE"/>
+        </w:rPr>
+        <w:t xml:space="preserve"> kwa kutabiri hukumu ya Mungu juu ya mataifa na kuanzishwa kwa ufalme wa Mungu. Dunia iliyochafuliwa lazima ibebe adhabu yake (</w:t>
+      </w:r>
+      <w:hyperlink r:id="rId404">
+        <w:r>
+          <w:rPr>
+            <w:lang w:val="sw_KE" w:bidi="sw_KE"/>
+          </w:rPr>
+          <w:rPr>
+            <w:color w:val="0000EE"/>
+            <w:u w:val="single"/>
+          </w:rPr>
+          <w:t>24:5–6</w:t>
+        </w:r>
+      </w:hyperlink>
+      <w:r>
+        <w:rPr>
+          <w:lang w:val="sw_KE" w:bidi="sw_KE"/>
+        </w:rPr>
+        <w:t xml:space="preserve">), na hata nguvu za Shetani zinakabiliwa na hukumu (fungu </w:t>
+      </w:r>
+      <w:hyperlink r:id="rId405">
+        <w:r>
+          <w:rPr>
+            <w:lang w:val="sw_KE" w:bidi="sw_KE"/>
+          </w:rPr>
+          <w:rPr>
+            <w:color w:val="0000EE"/>
+            <w:u w:val="single"/>
+          </w:rPr>
+          <w:t>21–22</w:t>
+        </w:r>
+      </w:hyperlink>
+      <w:r>
+        <w:rPr>
+          <w:lang w:val="sw_KE" w:bidi="sw_KE"/>
+        </w:rPr>
+        <w:t>).</w:t>
+      </w:r>
+    </w:p>
+    <w:p>
+      <w:pPr/>
+      <w:r>
+        <w:rPr>
+          <w:lang w:val="sw_KE" w:bidi="sw_KE"/>
+        </w:rPr>
+      </w:r>
+      <w:r>
+        <w:rPr>
+          <w:lang w:val="sw_KE" w:bidi="sw_KE"/>
+        </w:rPr>
+        <w:t xml:space="preserve">Kwenye sura </w:t>
+      </w:r>
+      <w:hyperlink r:id="rId406">
+        <w:r>
+          <w:rPr>
+            <w:lang w:val="sw_KE" w:bidi="sw_KE"/>
+          </w:rPr>
+          <w:rPr>
+            <w:color w:val="0000EE"/>
+            <w:u w:val="single"/>
+          </w:rPr>
+          <w:t>25</w:t>
+        </w:r>
+      </w:hyperlink>
+      <w:r>
+        <w:rPr>
+          <w:lang w:val="sw_KE" w:bidi="sw_KE"/>
+        </w:rPr>
+        <w:t>, Isaya anasherehekea ushindi mkuu wa Mungu na anatamani siku ambapo kifo kitashindwa na machozi yatapukutwa kutoka nyuso zote (</w:t>
+      </w:r>
+      <w:hyperlink r:id="rId407">
+        <w:r>
+          <w:rPr>
+            <w:lang w:val="sw_KE" w:bidi="sw_KE"/>
+          </w:rPr>
+          <w:rPr>
+            <w:color w:val="0000EE"/>
+            <w:u w:val="single"/>
+          </w:rPr>
+          <w:t>25:8</w:t>
+        </w:r>
+      </w:hyperlink>
+      <w:r>
+        <w:rPr>
+          <w:lang w:val="sw_KE" w:bidi="sw_KE"/>
+        </w:rPr>
+        <w:t xml:space="preserve">). Maadui wa muda mrefu wa Israeli, wanaowakilishwa na Moabu, watashushwa chini (fungu </w:t>
+      </w:r>
+      <w:hyperlink r:id="rId408">
+        <w:r>
+          <w:rPr>
+            <w:lang w:val="sw_KE" w:bidi="sw_KE"/>
+          </w:rPr>
+          <w:rPr>
+            <w:color w:val="0000EE"/>
+            <w:u w:val="single"/>
+          </w:rPr>
+          <w:t>10–12</w:t>
+        </w:r>
+      </w:hyperlink>
+      <w:r>
+        <w:rPr>
+          <w:lang w:val="sw_KE" w:bidi="sw_KE"/>
+        </w:rPr>
+        <w:t>), lakini Yerusalemu itakuwa ngome kwa wenye haki (</w:t>
+      </w:r>
+      <w:hyperlink r:id="rId409">
+        <w:r>
+          <w:rPr>
+            <w:lang w:val="sw_KE" w:bidi="sw_KE"/>
+          </w:rPr>
+          <w:rPr>
+            <w:color w:val="0000EE"/>
+            <w:u w:val="single"/>
+          </w:rPr>
+          <w:t>26:1–3</w:t>
+        </w:r>
+      </w:hyperlink>
+      <w:r>
+        <w:rPr>
+          <w:lang w:val="sw_KE" w:bidi="sw_KE"/>
+        </w:rPr>
+        <w:t xml:space="preserve">). Katika </w:t>
+      </w:r>
+      <w:hyperlink r:id="rId410">
+        <w:r>
+          <w:rPr>
+            <w:lang w:val="sw_KE" w:bidi="sw_KE"/>
+          </w:rPr>
+          <w:rPr>
+            <w:color w:val="0000EE"/>
+            <w:u w:val="single"/>
+          </w:rPr>
+          <w:t>26:7–19</w:t>
+        </w:r>
+      </w:hyperlink>
+      <w:r>
+        <w:rPr>
+          <w:lang w:val="sw_KE" w:bidi="sw_KE"/>
+        </w:rPr>
+        <w:t xml:space="preserve">, taifa linaomba kwamba ahadi hizi zitimie. Mistari </w:t>
+      </w:r>
+      <w:hyperlink r:id="rId411">
+        <w:r>
+          <w:rPr>
+            <w:lang w:val="sw_KE" w:bidi="sw_KE"/>
+          </w:rPr>
+          <w:rPr>
+            <w:color w:val="0000EE"/>
+            <w:u w:val="single"/>
+          </w:rPr>
+          <w:t>20–21</w:t>
+        </w:r>
+      </w:hyperlink>
+      <w:r>
+        <w:rPr>
+          <w:lang w:val="sw_KE" w:bidi="sw_KE"/>
+        </w:rPr>
+        <w:t xml:space="preserve"> inaonyesha kwamba Bwana atajibu, akimwaga ghadhabu yake juu ya dunia iliyolaaniwa na dhambi na juu ya Shetani mwenyewe (</w:t>
+      </w:r>
+      <w:hyperlink r:id="rId412">
+        <w:r>
+          <w:rPr>
+            <w:lang w:val="sw_KE" w:bidi="sw_KE"/>
+          </w:rPr>
+          <w:rPr>
+            <w:color w:val="0000EE"/>
+            <w:u w:val="single"/>
+          </w:rPr>
+          <w:t>27:1</w:t>
+        </w:r>
+      </w:hyperlink>
+      <w:r>
+        <w:rPr>
+          <w:lang w:val="sw_KE" w:bidi="sw_KE"/>
+        </w:rPr>
+        <w:t>). Wakati hilo litakapofanyika, Israeli itakuwa shamba la mizabibu lenye matunda, baraka kwa ulimwengu mzima (</w:t>
+      </w:r>
+      <w:hyperlink r:id="rId413">
+        <w:r>
+          <w:rPr>
+            <w:lang w:val="sw_KE" w:bidi="sw_KE"/>
+          </w:rPr>
+          <w:rPr>
+            <w:color w:val="0000EE"/>
+            <w:u w:val="single"/>
+          </w:rPr>
+          <w:t>27:2–6</w:t>
+        </w:r>
+      </w:hyperlink>
+      <w:r>
+        <w:rPr>
+          <w:lang w:val="sw_KE" w:bidi="sw_KE"/>
+        </w:rPr>
+        <w:t xml:space="preserve">; linganisha </w:t>
+      </w:r>
+      <w:hyperlink r:id="rId365">
+        <w:r>
+          <w:rPr>
+            <w:lang w:val="sw_KE" w:bidi="sw_KE"/>
+          </w:rPr>
+          <w:rPr>
+            <w:color w:val="0000EE"/>
+            <w:u w:val="single"/>
+          </w:rPr>
+          <w:t>5:1–7</w:t>
+        </w:r>
+      </w:hyperlink>
+      <w:r>
+        <w:rPr>
+          <w:lang w:val="sw_KE" w:bidi="sw_KE"/>
+        </w:rPr>
+        <w:t>). Hata hivyo, kwanza, Israeli itabidi kuvumilia vita na uhamisho, na kisha mabaki watarudi Yerusalemu.</w:t>
+      </w:r>
+    </w:p>
+    <w:p>
+      <w:pPr>
+        <w:pStyle w:val="Heading4"/>
+      </w:pPr>
+      <w:r>
+        <w:rPr>
+          <w:lang w:val="sw_KE" w:bidi="sw_KE"/>
+        </w:rPr>
+        <w:t>Mfululizo wa Majanga (</w:t>
+      </w:r>
+      <w:hyperlink r:id="rId414">
+        <w:r>
+          <w:rPr>
+            <w:lang w:val="sw_KE" w:bidi="sw_KE"/>
+          </w:rPr>
+          <w:rPr>
+            <w:color w:val="0000EE"/>
+            <w:u w:val="single"/>
+          </w:rPr>
+          <w:t>28–33</w:t>
+        </w:r>
+      </w:hyperlink>
+      <w:r>
+        <w:rPr>
+          <w:lang w:val="sw_KE" w:bidi="sw_KE"/>
+        </w:rPr>
+        <w:t>)</w:t>
+      </w:r>
+    </w:p>
+    <w:p>
+      <w:pPr/>
+      <w:r>
+        <w:rPr>
+          <w:lang w:val="sw_KE" w:bidi="sw_KE"/>
+        </w:rPr>
+      </w:r>
+      <w:r>
+        <w:rPr>
+          <w:lang w:val="sw_KE" w:bidi="sw_KE"/>
+        </w:rPr>
+        <w:t xml:space="preserve">Akirejea kwenye kipindi chake cha kihistoria, Isaya anatoa msururu wa maonyo kwa falme za kaskazini na kusini, pamoja na moja kwa Ashuru (sura </w:t>
+      </w:r>
+      <w:hyperlink r:id="rId415">
+        <w:r>
+          <w:rPr>
+            <w:lang w:val="sw_KE" w:bidi="sw_KE"/>
+          </w:rPr>
+          <w:rPr>
+            <w:color w:val="0000EE"/>
+            <w:u w:val="single"/>
+          </w:rPr>
+          <w:t>33</w:t>
+        </w:r>
+      </w:hyperlink>
+      <w:r>
+        <w:rPr>
+          <w:lang w:val="sw_KE" w:bidi="sw_KE"/>
+        </w:rPr>
+        <w:t xml:space="preserve">). Sura ya </w:t>
+      </w:r>
+      <w:hyperlink r:id="rId416">
+        <w:r>
+          <w:rPr>
+            <w:lang w:val="sw_KE" w:bidi="sw_KE"/>
+          </w:rPr>
+          <w:rPr>
+            <w:color w:val="0000EE"/>
+            <w:u w:val="single"/>
+          </w:rPr>
+          <w:t>28</w:t>
+        </w:r>
+      </w:hyperlink>
+      <w:r>
+        <w:rPr>
+          <w:lang w:val="sw_KE" w:bidi="sw_KE"/>
+        </w:rPr>
+        <w:t xml:space="preserve"> inaanza na maelezo ya kupungua kwa nguvu ya Samaria, mji mkuu wa ufalme wa kaskazini. Mistari ya </w:t>
+      </w:r>
+      <w:hyperlink r:id="rId417">
+        <w:r>
+          <w:rPr>
+            <w:lang w:val="sw_KE" w:bidi="sw_KE"/>
+          </w:rPr>
+          <w:rPr>
+            <w:color w:val="0000EE"/>
+            <w:u w:val="single"/>
+          </w:rPr>
+          <w:t>7–10</w:t>
+        </w:r>
+      </w:hyperlink>
+      <w:r>
+        <w:rPr>
+          <w:lang w:val="sw_KE" w:bidi="sw_KE"/>
+        </w:rPr>
+        <w:t xml:space="preserve"> inaonyesha viongozi wa Yuda kwa mtazamo huo huo; wamepuuza ujumbe wa Isaya na hawana mawasiliano na Mungu. Hukumu iko njiani, na maandalizi yao ya uongo (fungu </w:t>
+      </w:r>
+      <w:hyperlink r:id="rId418">
+        <w:r>
+          <w:rPr>
+            <w:lang w:val="sw_KE" w:bidi="sw_KE"/>
+          </w:rPr>
+          <w:rPr>
+            <w:color w:val="0000EE"/>
+            <w:u w:val="single"/>
+          </w:rPr>
+          <w:t>15, 18</w:t>
+        </w:r>
+      </w:hyperlink>
+      <w:r>
+        <w:rPr>
+          <w:lang w:val="sw_KE" w:bidi="sw_KE"/>
+        </w:rPr>
+        <w:t xml:space="preserve">) hayatafaida. Mungu atapigana dhidi ya Israeli (fungu </w:t>
+      </w:r>
+      <w:hyperlink r:id="rId419">
+        <w:r>
+          <w:rPr>
+            <w:lang w:val="sw_KE" w:bidi="sw_KE"/>
+          </w:rPr>
+          <w:rPr>
+            <w:color w:val="0000EE"/>
+            <w:u w:val="single"/>
+          </w:rPr>
+          <w:t>21–22</w:t>
+        </w:r>
+      </w:hyperlink>
+      <w:r>
+        <w:rPr>
+          <w:lang w:val="sw_KE" w:bidi="sw_KE"/>
+        </w:rPr>
+        <w:t>), na hata Yerusalemu itakuwa magofu chini ya kuzingirwa hadi Mungu kwa rehema zake aingilie kati (</w:t>
+      </w:r>
+      <w:hyperlink r:id="rId420">
+        <w:r>
+          <w:rPr>
+            <w:lang w:val="sw_KE" w:bidi="sw_KE"/>
+          </w:rPr>
+          <w:rPr>
+            <w:color w:val="0000EE"/>
+            <w:u w:val="single"/>
+          </w:rPr>
+          <w:t>29:1–8</w:t>
+        </w:r>
+      </w:hyperlink>
+      <w:r>
+        <w:rPr>
+          <w:lang w:val="sw_KE" w:bidi="sw_KE"/>
+        </w:rPr>
+        <w:t>). Kwa sababu ya ibada yao ya unafiki, watu wanastahili kuadhibiwa, lakini katika siku zijazo Israeli itamkubali tena Bwana na kufanywa kuwa kamili kimwili na kiroho (</w:t>
+      </w:r>
+      <w:hyperlink r:id="rId421">
+        <w:r>
+          <w:rPr>
+            <w:lang w:val="sw_KE" w:bidi="sw_KE"/>
+          </w:rPr>
+          <w:rPr>
+            <w:color w:val="0000EE"/>
+            <w:u w:val="single"/>
+          </w:rPr>
+          <w:t>29:17–24</w:t>
+        </w:r>
+      </w:hyperlink>
+      <w:r>
+        <w:rPr>
+          <w:lang w:val="sw_KE" w:bidi="sw_KE"/>
+        </w:rPr>
+        <w:t>).</w:t>
+      </w:r>
+    </w:p>
+    <w:p>
+      <w:pPr/>
+      <w:r>
+        <w:rPr>
+          <w:lang w:val="sw_KE" w:bidi="sw_KE"/>
+        </w:rPr>
+      </w:r>
+      <w:r>
+        <w:rPr>
+          <w:lang w:val="sw_KE" w:bidi="sw_KE"/>
+        </w:rPr>
+        <w:t xml:space="preserve">Sura </w:t>
+      </w:r>
+      <w:hyperlink r:id="rId422">
+        <w:r>
+          <w:rPr>
+            <w:lang w:val="sw_KE" w:bidi="sw_KE"/>
+          </w:rPr>
+          <w:rPr>
+            <w:color w:val="0000EE"/>
+            <w:u w:val="single"/>
+          </w:rPr>
+          <w:t>30</w:t>
+        </w:r>
+      </w:hyperlink>
+      <w:r>
+        <w:rPr>
+          <w:lang w:val="sw_KE" w:bidi="sw_KE"/>
+        </w:rPr>
+        <w:t xml:space="preserve"> na </w:t>
+      </w:r>
+      <w:hyperlink r:id="rId423">
+        <w:r>
+          <w:rPr>
+            <w:lang w:val="sw_KE" w:bidi="sw_KE"/>
+          </w:rPr>
+          <w:rPr>
+            <w:color w:val="0000EE"/>
+            <w:u w:val="single"/>
+          </w:rPr>
+          <w:t>31</w:t>
+        </w:r>
+      </w:hyperlink>
+      <w:r>
+        <w:rPr>
+          <w:lang w:val="sw_KE" w:bidi="sw_KE"/>
+        </w:rPr>
+        <w:t xml:space="preserve"> zinakosoa muungano uliopendekezwa kati ya Yuda na Misri katika jitihada za kuzuia Ashuru. Mungu anataka watu wake wamtegemee yeye, badala ya majirani zao wa Kusini ambao si waaminifu. Bwana anaahidi kulinda Yerusalemu (</w:t>
+      </w:r>
+      <w:hyperlink r:id="rId424">
+        <w:r>
+          <w:rPr>
+            <w:lang w:val="sw_KE" w:bidi="sw_KE"/>
+          </w:rPr>
+          <w:rPr>
+            <w:color w:val="0000EE"/>
+            <w:u w:val="single"/>
+          </w:rPr>
+          <w:t>30:18</w:t>
+        </w:r>
+      </w:hyperlink>
+      <w:r>
+        <w:rPr>
+          <w:lang w:val="sw_KE" w:bidi="sw_KE"/>
+        </w:rPr>
+        <w:t xml:space="preserve">; </w:t>
+      </w:r>
+      <w:hyperlink r:id="rId425">
+        <w:r>
+          <w:rPr>
+            <w:lang w:val="sw_KE" w:bidi="sw_KE"/>
+          </w:rPr>
+          <w:rPr>
+            <w:color w:val="0000EE"/>
+            <w:u w:val="single"/>
+          </w:rPr>
+          <w:t>31:5</w:t>
+        </w:r>
+      </w:hyperlink>
+      <w:r>
+        <w:rPr>
+          <w:lang w:val="sw_KE" w:bidi="sw_KE"/>
+        </w:rPr>
+        <w:t>) na kushinda jeshi la Waashuru wanaovamia (</w:t>
+      </w:r>
+      <w:hyperlink r:id="rId308">
+        <w:r>
+          <w:rPr>
+            <w:lang w:val="sw_KE" w:bidi="sw_KE"/>
+          </w:rPr>
+          <w:rPr>
+            <w:color w:val="0000EE"/>
+            <w:u w:val="single"/>
+          </w:rPr>
+          <w:t>30:31–33</w:t>
+        </w:r>
+      </w:hyperlink>
+      <w:r>
+        <w:rPr>
+          <w:lang w:val="sw_KE" w:bidi="sw_KE"/>
+        </w:rPr>
+        <w:t xml:space="preserve">; </w:t>
+      </w:r>
+      <w:hyperlink r:id="rId426">
+        <w:r>
+          <w:rPr>
+            <w:lang w:val="sw_KE" w:bidi="sw_KE"/>
+          </w:rPr>
+          <w:rPr>
+            <w:color w:val="0000EE"/>
+            <w:u w:val="single"/>
+          </w:rPr>
+          <w:t>31:8–9</w:t>
+        </w:r>
+      </w:hyperlink>
+      <w:r>
+        <w:rPr>
+          <w:lang w:val="sw_KE" w:bidi="sw_KE"/>
+        </w:rPr>
+        <w:t>). Hakuna anayeweza kusimama mbele ya upanga wake wenye nguvu.</w:t>
+      </w:r>
+    </w:p>
+    <w:p>
+      <w:pPr/>
+      <w:r>
+        <w:rPr>
+          <w:lang w:val="sw_KE" w:bidi="sw_KE"/>
+        </w:rPr>
+      </w:r>
+      <w:r>
+        <w:rPr>
+          <w:lang w:val="sw_KE" w:bidi="sw_KE"/>
+        </w:rPr>
+        <w:t xml:space="preserve">Kuendeleza mwelekeo huu mzuri, Isaya anaendelea kusisitiza utawala wa haki wa mfalme wa masihi katika sura </w:t>
+      </w:r>
+      <w:hyperlink r:id="rId427">
+        <w:r>
+          <w:rPr>
+            <w:lang w:val="sw_KE" w:bidi="sw_KE"/>
+          </w:rPr>
+          <w:rPr>
+            <w:color w:val="0000EE"/>
+            <w:u w:val="single"/>
+          </w:rPr>
+          <w:t>32</w:t>
+        </w:r>
+      </w:hyperlink>
+      <w:r>
+        <w:rPr>
+          <w:lang w:val="sw_KE" w:bidi="sw_KE"/>
+        </w:rPr>
+        <w:t xml:space="preserve"> na </w:t>
+      </w:r>
+      <w:hyperlink r:id="rId415">
+        <w:r>
+          <w:rPr>
+            <w:lang w:val="sw_KE" w:bidi="sw_KE"/>
+          </w:rPr>
+          <w:rPr>
+            <w:color w:val="0000EE"/>
+            <w:u w:val="single"/>
+          </w:rPr>
+          <w:t>33</w:t>
+        </w:r>
+      </w:hyperlink>
+      <w:r>
+        <w:rPr>
+          <w:lang w:val="sw_KE" w:bidi="sw_KE"/>
+        </w:rPr>
+        <w:t>. Sayuni itafurahia amani na usalama hatimaye (</w:t>
+      </w:r>
+      <w:hyperlink r:id="rId428">
+        <w:r>
+          <w:rPr>
+            <w:lang w:val="sw_KE" w:bidi="sw_KE"/>
+          </w:rPr>
+          <w:rPr>
+            <w:color w:val="0000EE"/>
+            <w:u w:val="single"/>
+          </w:rPr>
+          <w:t>32:2, 17–18</w:t>
+        </w:r>
+      </w:hyperlink>
+      <w:r>
+        <w:rPr>
+          <w:lang w:val="sw_KE" w:bidi="sw_KE"/>
+        </w:rPr>
+        <w:t xml:space="preserve">; </w:t>
+      </w:r>
+      <w:hyperlink r:id="rId429">
+        <w:r>
+          <w:rPr>
+            <w:lang w:val="sw_KE" w:bidi="sw_KE"/>
+          </w:rPr>
+          <w:rPr>
+            <w:color w:val="0000EE"/>
+            <w:u w:val="single"/>
+          </w:rPr>
+          <w:t>33:6</w:t>
+        </w:r>
+      </w:hyperlink>
+      <w:r>
+        <w:rPr>
+          <w:lang w:val="sw_KE" w:bidi="sw_KE"/>
+        </w:rPr>
+        <w:t>), mabadiliko makubwa kutoka wakati wa Isaya mwenyewe. Katika karne ya nane KK, wanawake wa Yuda wanaweza kujisikia salama (</w:t>
+      </w:r>
+      <w:hyperlink r:id="rId430">
+        <w:r>
+          <w:rPr>
+            <w:lang w:val="sw_KE" w:bidi="sw_KE"/>
+          </w:rPr>
+          <w:rPr>
+            <w:color w:val="0000EE"/>
+            <w:u w:val="single"/>
+          </w:rPr>
+          <w:t>32:9</w:t>
+        </w:r>
+      </w:hyperlink>
+      <w:r>
+        <w:rPr>
+          <w:lang w:val="sw_KE" w:bidi="sw_KE"/>
+        </w:rPr>
+        <w:t xml:space="preserve">), lakini majeshi ya Ashuru yataharibu mazao na kusababisha maombolezo makubwa. Hata hivyo, maombolezo yatakoma hivi karibuni, kwani nabii anatangaza ole kwa Ashuru katika </w:t>
+      </w:r>
+      <w:hyperlink r:id="rId431">
+        <w:r>
+          <w:rPr>
+            <w:lang w:val="sw_KE" w:bidi="sw_KE"/>
+          </w:rPr>
+          <w:rPr>
+            <w:color w:val="0000EE"/>
+            <w:u w:val="single"/>
+          </w:rPr>
+          <w:t>33:1</w:t>
+        </w:r>
+      </w:hyperlink>
+      <w:r>
+        <w:rPr>
+          <w:lang w:val="sw_KE" w:bidi="sw_KE"/>
+        </w:rPr>
+        <w:t>. Baada ya Isaya kuomba uharibifu wa Ashuru (</w:t>
+      </w:r>
+      <w:hyperlink r:id="rId432">
+        <w:r>
+          <w:rPr>
+            <w:lang w:val="sw_KE" w:bidi="sw_KE"/>
+          </w:rPr>
+          <w:rPr>
+            <w:color w:val="0000EE"/>
+            <w:u w:val="single"/>
+          </w:rPr>
+          <w:t>33:2–9</w:t>
+        </w:r>
+      </w:hyperlink>
+      <w:r>
+        <w:rPr>
+          <w:lang w:val="sw_KE" w:bidi="sw_KE"/>
+        </w:rPr>
+        <w:t xml:space="preserve">), Mungu anaahidi kuchukua hatua (fungu </w:t>
+      </w:r>
+      <w:hyperlink r:id="rId433">
+        <w:r>
+          <w:rPr>
+            <w:lang w:val="sw_KE" w:bidi="sw_KE"/>
+          </w:rPr>
+          <w:rPr>
+            <w:color w:val="0000EE"/>
+            <w:u w:val="single"/>
+          </w:rPr>
+          <w:t>10–12</w:t>
+        </w:r>
+      </w:hyperlink>
+      <w:r>
+        <w:rPr>
+          <w:lang w:val="sw_KE" w:bidi="sw_KE"/>
+        </w:rPr>
+        <w:t>). Wanajeshi na maafisa wa adui watatoweka, kwani Bwana ataokoa watu wake na kuwaletea haki na usalama.</w:t>
+      </w:r>
+    </w:p>
+    <w:p>
+      <w:pPr>
+        <w:pStyle w:val="Heading4"/>
+      </w:pPr>
+      <w:r>
+        <w:rPr>
+          <w:lang w:val="sw_KE" w:bidi="sw_KE"/>
+        </w:rPr>
+        <w:t>Hukumu Zaidi na Baraka (</w:t>
+      </w:r>
+      <w:hyperlink r:id="rId434">
+        <w:r>
+          <w:rPr>
+            <w:lang w:val="sw_KE" w:bidi="sw_KE"/>
+          </w:rPr>
+          <w:rPr>
+            <w:color w:val="0000EE"/>
+            <w:u w:val="single"/>
+          </w:rPr>
+          <w:t>34–35</w:t>
+        </w:r>
+      </w:hyperlink>
+      <w:r>
+        <w:rPr>
+          <w:lang w:val="sw_KE" w:bidi="sw_KE"/>
+        </w:rPr>
+        <w:t>)</w:t>
+      </w:r>
+    </w:p>
+    <w:p>
+      <w:pPr/>
+      <w:r>
+        <w:rPr>
+          <w:lang w:val="sw_KE" w:bidi="sw_KE"/>
+        </w:rPr>
+      </w:r>
+      <w:r>
+        <w:rPr>
+          <w:lang w:val="sw_KE" w:bidi="sw_KE"/>
+        </w:rPr>
+        <w:t xml:space="preserve">Sehemu hii inaunda kilele cha sura </w:t>
+      </w:r>
+      <w:hyperlink r:id="rId414">
+        <w:r>
+          <w:rPr>
+            <w:lang w:val="sw_KE" w:bidi="sw_KE"/>
+          </w:rPr>
+          <w:rPr>
+            <w:color w:val="0000EE"/>
+            <w:u w:val="single"/>
+          </w:rPr>
+          <w:t>28–33</w:t>
+        </w:r>
+      </w:hyperlink>
+      <w:r>
+        <w:rPr>
+          <w:lang w:val="sw_KE" w:bidi="sw_KE"/>
+        </w:rPr>
+        <w:t xml:space="preserve">. Mara nyingine tena, hukumu ya maafa inatangulia wakati wa baraka na urejesho. Katika sura ya </w:t>
+      </w:r>
+      <w:hyperlink r:id="rId435">
+        <w:r>
+          <w:rPr>
+            <w:lang w:val="sw_KE" w:bidi="sw_KE"/>
+          </w:rPr>
+          <w:rPr>
+            <w:color w:val="0000EE"/>
+            <w:u w:val="single"/>
+          </w:rPr>
+          <w:t>34</w:t>
+        </w:r>
+      </w:hyperlink>
+      <w:r>
+        <w:rPr>
+          <w:lang w:val="sw_KE" w:bidi="sw_KE"/>
+        </w:rPr>
+        <w:t xml:space="preserve">, Isaya anaonyesha hukumu ya vipimo vya ulimwengu anapozingatia siku za mwisho. Mbingu na dunia zinavumilia ghadhabu ya Mungu inayomwagwa juu ya mataifa, na aya ya </w:t>
+      </w:r>
+      <w:hyperlink r:id="rId436">
+        <w:r>
+          <w:rPr>
+            <w:lang w:val="sw_KE" w:bidi="sw_KE"/>
+          </w:rPr>
+          <w:rPr>
+            <w:color w:val="0000EE"/>
+            <w:u w:val="single"/>
+          </w:rPr>
+          <w:t>4</w:t>
+        </w:r>
+      </w:hyperlink>
+      <w:r>
+        <w:rPr>
+          <w:lang w:val="sw_KE" w:bidi="sw_KE"/>
+        </w:rPr>
+        <w:t xml:space="preserve"> inatoa msingi wa maelezo ya Yohana kuhusu dhiki kuu katika </w:t>
+      </w:r>
+      <w:hyperlink r:id="rId437">
+        <w:r>
+          <w:rPr>
+            <w:lang w:val="sw_KE" w:bidi="sw_KE"/>
+          </w:rPr>
+          <w:rPr>
+            <w:color w:val="0000EE"/>
+            <w:u w:val="single"/>
+          </w:rPr>
+          <w:t>Ufunuo 6:13–14</w:t>
+        </w:r>
+      </w:hyperlink>
+      <w:r>
+        <w:rPr>
+          <w:lang w:val="sw_KE" w:bidi="sw_KE"/>
+        </w:rPr>
+        <w:t xml:space="preserve">. Edomu (kama Moabu; angalia </w:t>
+      </w:r>
+      <w:hyperlink r:id="rId408">
+        <w:r>
+          <w:rPr>
+            <w:lang w:val="sw_KE" w:bidi="sw_KE"/>
+          </w:rPr>
+          <w:rPr>
+            <w:color w:val="0000EE"/>
+            <w:u w:val="single"/>
+          </w:rPr>
+          <w:t>Isai 25:10–12</w:t>
+        </w:r>
+      </w:hyperlink>
+      <w:r>
+        <w:rPr>
+          <w:lang w:val="sw_KE" w:bidi="sw_KE"/>
+        </w:rPr>
+        <w:t>) inawakilisha dunia inayohukumiwa na upanga wa Bwana katika siku yake ya kisasi.</w:t>
+      </w:r>
+    </w:p>
+    <w:p>
+      <w:pPr/>
+      <w:r>
+        <w:rPr>
+          <w:lang w:val="sw_KE" w:bidi="sw_KE"/>
+        </w:rPr>
+      </w:r>
+      <w:r>
+        <w:rPr>
+          <w:lang w:val="sw_KE" w:bidi="sw_KE"/>
+        </w:rPr>
+        <w:t xml:space="preserve">Sura </w:t>
+      </w:r>
+      <w:hyperlink r:id="rId438">
+        <w:r>
+          <w:rPr>
+            <w:lang w:val="sw_KE" w:bidi="sw_KE"/>
+          </w:rPr>
+          <w:rPr>
+            <w:color w:val="0000EE"/>
+            <w:u w:val="single"/>
+          </w:rPr>
+          <w:t>35</w:t>
+        </w:r>
+      </w:hyperlink>
+      <w:r>
+        <w:rPr>
+          <w:lang w:val="sw_KE" w:bidi="sw_KE"/>
+        </w:rPr>
+        <w:t>, kwa upande mwingine, inazungumzia furaha na urejesho katika kifungu kinachogusa moyo wa uhai. Jangwa linalochanua linaendana na umri wa kimwili na kiroho wakati Mungu atakapokuja kuwakomboa watu wake. Kurudi kwa Waisraeli kutoka utumwani Babeli na kuja kwa Pili kwa Kristo kunafaa katika tukio hili la utukufu.</w:t>
+      </w:r>
+    </w:p>
+    <w:p>
+      <w:pPr>
+        <w:pStyle w:val="Heading4"/>
+      </w:pPr>
+      <w:r>
+        <w:rPr>
+          <w:lang w:val="sw_KE" w:bidi="sw_KE"/>
+        </w:rPr>
+        <w:t>Mapumziko ya Kihistoria (</w:t>
+      </w:r>
+      <w:hyperlink r:id="rId326">
+        <w:r>
+          <w:rPr>
+            <w:lang w:val="sw_KE" w:bidi="sw_KE"/>
+          </w:rPr>
+          <w:rPr>
+            <w:color w:val="0000EE"/>
+            <w:u w:val="single"/>
+          </w:rPr>
+          <w:t>36–39</w:t>
+        </w:r>
+      </w:hyperlink>
+      <w:r>
+        <w:rPr>
+          <w:lang w:val="sw_KE" w:bidi="sw_KE"/>
+        </w:rPr>
+        <w:t>)</w:t>
+      </w:r>
+    </w:p>
+    <w:p>
+      <w:pPr/>
+      <w:r>
+        <w:rPr>
+          <w:lang w:val="sw_KE" w:bidi="sw_KE"/>
+        </w:rPr>
+      </w:r>
+      <w:r>
+        <w:rPr>
+          <w:lang w:val="sw_KE" w:bidi="sw_KE"/>
+        </w:rPr>
+        <w:t xml:space="preserve">Sura hizi zinaunganisha sehemu mbili za kitabu. Sura </w:t>
+      </w:r>
+      <w:hyperlink r:id="rId439">
+        <w:r>
+          <w:rPr>
+            <w:lang w:val="sw_KE" w:bidi="sw_KE"/>
+          </w:rPr>
+          <w:rPr>
+            <w:color w:val="0000EE"/>
+            <w:u w:val="single"/>
+          </w:rPr>
+          <w:t>36</w:t>
+        </w:r>
+      </w:hyperlink>
+      <w:r>
+        <w:rPr>
+          <w:lang w:val="sw_KE" w:bidi="sw_KE"/>
+        </w:rPr>
+        <w:t xml:space="preserve"> na </w:t>
+      </w:r>
+      <w:hyperlink r:id="rId440">
+        <w:r>
+          <w:rPr>
+            <w:lang w:val="sw_KE" w:bidi="sw_KE"/>
+          </w:rPr>
+          <w:rPr>
+            <w:color w:val="0000EE"/>
+            <w:u w:val="single"/>
+          </w:rPr>
+          <w:t>37</w:t>
+        </w:r>
+      </w:hyperlink>
+      <w:r>
+        <w:rPr>
+          <w:lang w:val="sw_KE" w:bidi="sw_KE"/>
+        </w:rPr>
+        <w:t xml:space="preserve"> zinaonyesha utimilifu wa unabii wa Isaya kuhusu kuanguka kwa Ashuru, na sura </w:t>
+      </w:r>
+      <w:hyperlink r:id="rId441">
+        <w:r>
+          <w:rPr>
+            <w:lang w:val="sw_KE" w:bidi="sw_KE"/>
+          </w:rPr>
+          <w:rPr>
+            <w:color w:val="0000EE"/>
+            <w:u w:val="single"/>
+          </w:rPr>
+          <w:t>38</w:t>
+        </w:r>
+      </w:hyperlink>
+      <w:r>
+        <w:rPr>
+          <w:lang w:val="sw_KE" w:bidi="sw_KE"/>
+        </w:rPr>
+        <w:t xml:space="preserve"> na </w:t>
+      </w:r>
+      <w:hyperlink r:id="rId442">
+        <w:r>
+          <w:rPr>
+            <w:lang w:val="sw_KE" w:bidi="sw_KE"/>
+          </w:rPr>
+          <w:rPr>
+            <w:color w:val="0000EE"/>
+            <w:u w:val="single"/>
+          </w:rPr>
+          <w:t>39</w:t>
+        </w:r>
+      </w:hyperlink>
+      <w:r>
+        <w:rPr>
+          <w:lang w:val="sw_KE" w:bidi="sw_KE"/>
+        </w:rPr>
+        <w:t xml:space="preserve"> zinaanzisha utumwa wa Babeli ambao ni msingi wa sura </w:t>
+      </w:r>
+      <w:hyperlink r:id="rId305">
+        <w:r>
+          <w:rPr>
+            <w:lang w:val="sw_KE" w:bidi="sw_KE"/>
+          </w:rPr>
+          <w:rPr>
+            <w:color w:val="0000EE"/>
+            <w:u w:val="single"/>
+          </w:rPr>
+          <w:t>40–66</w:t>
+        </w:r>
+      </w:hyperlink>
+      <w:r>
+        <w:rPr>
+          <w:lang w:val="sw_KE" w:bidi="sw_KE"/>
+        </w:rPr>
+        <w:t>. Mnamo 701 KK, Mfalme Senakeribu wa Ashuru anadai Yerusalemu ijisalimishe bila masharti. Anatuma kamanda wake wa uwanja kuzungumza na watu na kujaribu kuwashawishi watii. Kwa maneno ya kushawishi, kamanda anajaribu kuushawishi mji kwamba kujisalimisha ni sera bora. Kwa kushangaza, watu hawapaniki, na Mfalme Hezekia anamwomba Isaya aombee mji ulioko katika shida. Nabii anafanya hivyo na kutangaza kwamba Waashuru wenye kiburi hawatashinda. Badala yake, wanapata janga kubwa wakati malaika wa Bwana anapowapiga wanaume 185,000.</w:t>
+      </w:r>
+    </w:p>
+    <w:p>
+      <w:pPr/>
+      <w:r>
+        <w:rPr>
+          <w:lang w:val="sw_KE" w:bidi="sw_KE"/>
+        </w:rPr>
+      </w:r>
+      <w:r>
+        <w:rPr>
+          <w:lang w:val="sw_KE" w:bidi="sw_KE"/>
+        </w:rPr>
+        <w:t xml:space="preserve">Sura </w:t>
+      </w:r>
+      <w:hyperlink r:id="rId441">
+        <w:r>
+          <w:rPr>
+            <w:lang w:val="sw_KE" w:bidi="sw_KE"/>
+          </w:rPr>
+          <w:rPr>
+            <w:color w:val="0000EE"/>
+            <w:u w:val="single"/>
+          </w:rPr>
+          <w:t>38</w:t>
+        </w:r>
+      </w:hyperlink>
+      <w:r>
+        <w:rPr>
+          <w:lang w:val="sw_KE" w:bidi="sw_KE"/>
+        </w:rPr>
+        <w:t xml:space="preserve"> na </w:t>
+      </w:r>
+      <w:hyperlink r:id="rId442">
+        <w:r>
+          <w:rPr>
+            <w:lang w:val="sw_KE" w:bidi="sw_KE"/>
+          </w:rPr>
+          <w:rPr>
+            <w:color w:val="0000EE"/>
+            <w:u w:val="single"/>
+          </w:rPr>
+          <w:t>39</w:t>
+        </w:r>
+      </w:hyperlink>
+      <w:r>
+        <w:rPr>
+          <w:lang w:val="sw_KE" w:bidi="sw_KE"/>
+        </w:rPr>
+        <w:t xml:space="preserve"> zinahusu mgogoro mwingine katika maisha ya Hezekia wakati anapougua sana. Kwa miujiza, Mungu anamponya, na Hezekia anamshukuru Bwana kwa uingiliaji wake wa neema. Wakati mfalme wa Babuloni anapotuma wajumbe kumpongeza Hezekia kwa kupona kwake, Hezekia kwa upumbavu anaonyesha wajumbe hawa hazina zake za kifalme. Isaya anatangaza kwa uzito kwamba siku moja majeshi ya Babuloni yatateka Yerusalemu, kupora nchi, na kuchukua hazina hizi.</w:t>
+      </w:r>
+    </w:p>
+    <w:p>
+      <w:pPr>
+        <w:pStyle w:val="Heading4"/>
+      </w:pPr>
+      <w:r>
+        <w:rPr>
+          <w:lang w:val="sw_KE" w:bidi="sw_KE"/>
+        </w:rPr>
+        <w:t>Kurejea kutoka Babeli (</w:t>
+      </w:r>
+      <w:hyperlink r:id="rId443">
+        <w:r>
+          <w:rPr>
+            <w:lang w:val="sw_KE" w:bidi="sw_KE"/>
+          </w:rPr>
+          <w:rPr>
+            <w:color w:val="0000EE"/>
+            <w:u w:val="single"/>
+          </w:rPr>
+          <w:t>40–48</w:t>
+        </w:r>
+      </w:hyperlink>
+      <w:r>
+        <w:rPr>
+          <w:lang w:val="sw_KE" w:bidi="sw_KE"/>
+        </w:rPr>
+        <w:t>)</w:t>
+      </w:r>
+    </w:p>
+    <w:p>
+      <w:pPr/>
+      <w:r>
+        <w:rPr>
+          <w:lang w:val="sw_KE" w:bidi="sw_KE"/>
+        </w:rPr>
+      </w:r>
+      <w:r>
+        <w:rPr>
+          <w:lang w:val="sw_KE" w:bidi="sw_KE"/>
+        </w:rPr>
+        <w:t>Uhamisho wa Babeli hatimaye unafika, lakini Isaya anaahidi kwamba utaisha. Mungu, Muumba mwenye nguvu isiyolinganishwa, ni mkuu zaidi kuliko mfalme yeyote, taifa lolote, au mungu yeyote, na atawarudisha watu wake Yerusalemu. Ili kutimiza kurudi huku kutoka uhamishoni, Mungu anamwinua Koreshi, mfalme wa Uajemi (</w:t>
+      </w:r>
+      <w:hyperlink r:id="rId444">
+        <w:r>
+          <w:rPr>
+            <w:lang w:val="sw_KE" w:bidi="sw_KE"/>
+          </w:rPr>
+          <w:rPr>
+            <w:color w:val="0000EE"/>
+            <w:u w:val="single"/>
+          </w:rPr>
+          <w:t>41:2, 25</w:t>
+        </w:r>
+      </w:hyperlink>
+      <w:r>
+        <w:rPr>
+          <w:lang w:val="sw_KE" w:bidi="sw_KE"/>
+        </w:rPr>
+        <w:t>). Bwana hasahau watu wake, na anawatia moyo kuwa na ujasiri na kufurahi.</w:t>
+      </w:r>
+    </w:p>
+    <w:p>
+      <w:pPr/>
+      <w:r>
+        <w:rPr>
+          <w:lang w:val="sw_KE" w:bidi="sw_KE"/>
+        </w:rPr>
+      </w:r>
+      <w:r>
+        <w:rPr>
+          <w:lang w:val="sw_KE" w:bidi="sw_KE"/>
+        </w:rPr>
+        <w:t xml:space="preserve">Kwenye sura </w:t>
+      </w:r>
+      <w:hyperlink r:id="rId445">
+        <w:r>
+          <w:rPr>
+            <w:lang w:val="sw_KE" w:bidi="sw_KE"/>
+          </w:rPr>
+          <w:rPr>
+            <w:color w:val="0000EE"/>
+            <w:u w:val="single"/>
+          </w:rPr>
+          <w:t>42</w:t>
+        </w:r>
+      </w:hyperlink>
+      <w:r>
+        <w:rPr>
+          <w:lang w:val="sw_KE" w:bidi="sw_KE"/>
+        </w:rPr>
+        <w:t xml:space="preserve">, tunaletewa mtu muhimu zaidi kuliko Koreshi Mpersia. Mistari </w:t>
+      </w:r>
+      <w:hyperlink r:id="rId446">
+        <w:r>
+          <w:rPr>
+            <w:lang w:val="sw_KE" w:bidi="sw_KE"/>
+          </w:rPr>
+          <w:rPr>
+            <w:color w:val="0000EE"/>
+            <w:u w:val="single"/>
+          </w:rPr>
+          <w:t>1–7</w:t>
+        </w:r>
+      </w:hyperlink>
+      <w:r>
+        <w:rPr>
+          <w:lang w:val="sw_KE" w:bidi="sw_KE"/>
+        </w:rPr>
+        <w:t xml:space="preserve"> (ya kwanza kati ya Nyimbo nne za Mtumishi) inaelezea mtumishi wa Bwana, ambaye ataleta haki kwa mataifa na atakuwa “nuru kwa Mataifa” (</w:t>
+      </w:r>
+      <w:hyperlink r:id="rId447">
+        <w:r>
+          <w:rPr>
+            <w:lang w:val="sw_KE" w:bidi="sw_KE"/>
+          </w:rPr>
+          <w:rPr>
+            <w:color w:val="0000EE"/>
+            <w:u w:val="single"/>
+          </w:rPr>
+          <w:t>42:6</w:t>
+        </w:r>
+      </w:hyperlink>
+      <w:r>
+        <w:rPr>
+          <w:lang w:val="sw_KE" w:bidi="sw_KE"/>
+        </w:rPr>
+        <w:t xml:space="preserve">). Huyu ni Masihi, na ukombozi atakaoufanya Kalvari (rej. sura </w:t>
+      </w:r>
       <w:hyperlink r:id="rId323">
         <w:r>
           <w:rPr>
@@ -11570,7 +14944,402 @@
             <w:color w:val="0000EE"/>
             <w:u w:val="single"/>
           </w:rPr>
-          <w:t>5:12</w:t>
+          <w:t>53</w:t>
+        </w:r>
+      </w:hyperlink>
+      <w:r>
+        <w:rPr>
+          <w:lang w:val="sw_KE" w:bidi="sw_KE"/>
+        </w:rPr>
+        <w:t xml:space="preserve">) ni mkubwa kuliko kuachiliwa kutoka Babuloni. Kwa kuzingatia Habari Njema zinazohusishwa na mtumishi, Isaya anamsifu Bwana kwa kuwaadhibu waovu na kuwaokoa watu wake waliopotoka. Sura ya </w:t>
+      </w:r>
+      <w:hyperlink r:id="rId448">
+        <w:r>
+          <w:rPr>
+            <w:lang w:val="sw_KE" w:bidi="sw_KE"/>
+          </w:rPr>
+          <w:rPr>
+            <w:color w:val="0000EE"/>
+            <w:u w:val="single"/>
+          </w:rPr>
+          <w:t>43</w:t>
+        </w:r>
+      </w:hyperlink>
+      <w:r>
+        <w:rPr>
+          <w:lang w:val="sw_KE" w:bidi="sw_KE"/>
+        </w:rPr>
+        <w:t xml:space="preserve"> inatangaza kwamba hakuna kitakachosimama katika njia ya kurudi kwa Israeli, na Bwana hatazikumbuka dhambi zao tena. Kwa kweli, atamimina Roho wake juu ya kizazi chao (</w:t>
+      </w:r>
+      <w:hyperlink r:id="rId449">
+        <w:r>
+          <w:rPr>
+            <w:lang w:val="sw_KE" w:bidi="sw_KE"/>
+          </w:rPr>
+          <w:rPr>
+            <w:color w:val="0000EE"/>
+            <w:u w:val="single"/>
+          </w:rPr>
+          <w:t>44:3</w:t>
+        </w:r>
+      </w:hyperlink>
+      <w:r>
+        <w:rPr>
+          <w:lang w:val="sw_KE" w:bidi="sw_KE"/>
+        </w:rPr>
+        <w:t>).</w:t>
+      </w:r>
+    </w:p>
+    <w:p>
+      <w:pPr/>
+      <w:r>
+        <w:rPr>
+          <w:lang w:val="sw_KE" w:bidi="sw_KE"/>
+        </w:rPr>
+      </w:r>
+      <w:r>
+        <w:rPr>
+          <w:lang w:val="sw_KE" w:bidi="sw_KE"/>
+        </w:rPr>
+        <w:t xml:space="preserve">Mungu aliye mkuu sana ana nguvu zaidi kuliko sanamu yoyote. Katika </w:t>
+      </w:r>
+      <w:hyperlink r:id="rId450">
+        <w:r>
+          <w:rPr>
+            <w:lang w:val="sw_KE" w:bidi="sw_KE"/>
+          </w:rPr>
+          <w:rPr>
+            <w:color w:val="0000EE"/>
+            <w:u w:val="single"/>
+          </w:rPr>
+          <w:t>44:6–20</w:t>
+        </w:r>
+      </w:hyperlink>
+      <w:r>
+        <w:rPr>
+          <w:lang w:val="sw_KE" w:bidi="sw_KE"/>
+        </w:rPr>
+        <w:t xml:space="preserve">, Isaya anatumia kejeli kuonyesha ubatili wa sanamu zilizotengenezwa na binadamu. Mungu pekee ana uwezo wa kuumba na kurejesha, na atamleta Koreshi kwenye tukio ili kutekeleza kuachiliwa kwa mateka na kuanza ujenzi wa Yerusalemu. Sura za </w:t>
+      </w:r>
+      <w:hyperlink r:id="rId78">
+        <w:r>
+          <w:rPr>
+            <w:lang w:val="sw_KE" w:bidi="sw_KE"/>
+          </w:rPr>
+          <w:rPr>
+            <w:color w:val="0000EE"/>
+            <w:u w:val="single"/>
+          </w:rPr>
+          <w:t>46</w:t>
+        </w:r>
+      </w:hyperlink>
+      <w:r>
+        <w:rPr>
+          <w:lang w:val="sw_KE" w:bidi="sw_KE"/>
+        </w:rPr>
+        <w:t xml:space="preserve"> na </w:t>
+      </w:r>
+      <w:hyperlink r:id="rId451">
+        <w:r>
+          <w:rPr>
+            <w:lang w:val="sw_KE" w:bidi="sw_KE"/>
+          </w:rPr>
+          <w:rPr>
+            <w:color w:val="0000EE"/>
+            <w:u w:val="single"/>
+          </w:rPr>
+          <w:t>47</w:t>
+        </w:r>
+      </w:hyperlink>
+      <w:r>
+        <w:rPr>
+          <w:lang w:val="sw_KE" w:bidi="sw_KE"/>
+        </w:rPr>
+        <w:t xml:space="preserve"> zinatofautisha Mungu wa Israeli na sanamu za Babuloni. Mungu anapomwinua Koreshi, sanamu za Babuloni hazitaweza kuokoa taifa lao, na malkia wa falme (</w:t>
+      </w:r>
+      <w:hyperlink r:id="rId452">
+        <w:r>
+          <w:rPr>
+            <w:lang w:val="sw_KE" w:bidi="sw_KE"/>
+          </w:rPr>
+          <w:rPr>
+            <w:color w:val="0000EE"/>
+            <w:u w:val="single"/>
+          </w:rPr>
+          <w:t>47:5</w:t>
+        </w:r>
+      </w:hyperlink>
+      <w:r>
+        <w:rPr>
+          <w:lang w:val="sw_KE" w:bidi="sw_KE"/>
+        </w:rPr>
+        <w:t xml:space="preserve">) ataanguka pamoja na wachawi na wanajimu wake. Sura ya mwisho katika sehemu hii (sura ya </w:t>
+      </w:r>
+      <w:hyperlink r:id="rId453">
+        <w:r>
+          <w:rPr>
+            <w:lang w:val="sw_KE" w:bidi="sw_KE"/>
+          </w:rPr>
+          <w:rPr>
+            <w:color w:val="0000EE"/>
+            <w:u w:val="single"/>
+          </w:rPr>
+          <w:t>48</w:t>
+        </w:r>
+      </w:hyperlink>
+      <w:r>
+        <w:rPr>
+          <w:lang w:val="sw_KE" w:bidi="sw_KE"/>
+        </w:rPr>
+        <w:t>) inarudia kusudi la Mungu la kuwaachilia Waisraeli kutoka Babuloni kupitia mshirika wake aliyechaguliwa, Koreshi wa Uajemi.</w:t>
+      </w:r>
+    </w:p>
+    <w:p>
+      <w:pPr>
+        <w:pStyle w:val="Heading4"/>
+      </w:pPr>
+      <w:r>
+        <w:rPr>
+          <w:lang w:val="sw_KE" w:bidi="sw_KE"/>
+        </w:rPr>
+        <w:t>Wokovu Kupitia Mtumishi wa Bwana (</w:t>
+      </w:r>
+      <w:hyperlink r:id="rId454">
+        <w:r>
+          <w:rPr>
+            <w:lang w:val="sw_KE" w:bidi="sw_KE"/>
+          </w:rPr>
+          <w:rPr>
+            <w:color w:val="0000EE"/>
+            <w:u w:val="single"/>
+          </w:rPr>
+          <w:t>49–57</w:t>
+        </w:r>
+      </w:hyperlink>
+      <w:r>
+        <w:rPr>
+          <w:lang w:val="sw_KE" w:bidi="sw_KE"/>
+        </w:rPr>
+        <w:t>)</w:t>
+      </w:r>
+    </w:p>
+    <w:p>
+      <w:pPr/>
+      <w:r>
+        <w:rPr>
+          <w:lang w:val="sw_KE" w:bidi="sw_KE"/>
+        </w:rPr>
+      </w:r>
+      <w:r>
+        <w:rPr>
+          <w:lang w:val="sw_KE" w:bidi="sw_KE"/>
+        </w:rPr>
+        <w:t xml:space="preserve">Sura </w:t>
+      </w:r>
+      <w:hyperlink r:id="rId455">
+        <w:r>
+          <w:rPr>
+            <w:lang w:val="sw_KE" w:bidi="sw_KE"/>
+          </w:rPr>
+          <w:rPr>
+            <w:color w:val="0000EE"/>
+            <w:u w:val="single"/>
+          </w:rPr>
+          <w:t>49–53</w:t>
+        </w:r>
+      </w:hyperlink>
+      <w:r>
+        <w:rPr>
+          <w:lang w:val="sw_KE" w:bidi="sw_KE"/>
+        </w:rPr>
+        <w:t xml:space="preserve"> zina nyimbo tatu za mwisho za Mtumishi (tazama pia </w:t>
+      </w:r>
+      <w:hyperlink r:id="rId446">
+        <w:r>
+          <w:rPr>
+            <w:lang w:val="sw_KE" w:bidi="sw_KE"/>
+          </w:rPr>
+          <w:rPr>
+            <w:color w:val="0000EE"/>
+            <w:u w:val="single"/>
+          </w:rPr>
+          <w:t>42:1–7</w:t>
+        </w:r>
+      </w:hyperlink>
+      <w:r>
+        <w:rPr>
+          <w:lang w:val="sw_KE" w:bidi="sw_KE"/>
+        </w:rPr>
+        <w:t>), zikihitimishwa na kifo cha mtumishi kwa ajili ya dhambi za ulimwengu (</w:t>
+      </w:r>
+      <w:hyperlink r:id="rId330">
+        <w:r>
+          <w:rPr>
+            <w:lang w:val="sw_KE" w:bidi="sw_KE"/>
+          </w:rPr>
+          <w:rPr>
+            <w:color w:val="0000EE"/>
+            <w:u w:val="single"/>
+          </w:rPr>
+          <w:t>52:13–53:12</w:t>
+        </w:r>
+      </w:hyperlink>
+      <w:r>
+        <w:rPr>
+          <w:lang w:val="sw_KE" w:bidi="sw_KE"/>
+        </w:rPr>
+        <w:t>). Katika Wimbo wa Pili wa Mtumishi (</w:t>
+      </w:r>
+      <w:hyperlink r:id="rId456">
+        <w:r>
+          <w:rPr>
+            <w:lang w:val="sw_KE" w:bidi="sw_KE"/>
+          </w:rPr>
+          <w:rPr>
+            <w:color w:val="0000EE"/>
+            <w:u w:val="single"/>
+          </w:rPr>
+          <w:t>49:1–7</w:t>
+        </w:r>
+      </w:hyperlink>
+      <w:r>
+        <w:rPr>
+          <w:lang w:val="sw_KE" w:bidi="sw_KE"/>
+        </w:rPr>
+        <w:t xml:space="preserve">), Isaya anaelezea wito na huduma ya mtumishi, akibainisha kwamba atakabili upinzani mkali anapotekeleza wokovu kwa Israeli na mataifa. Sehemu iliyobaki ya sura ya </w:t>
+      </w:r>
+      <w:hyperlink r:id="rId457">
+        <w:r>
+          <w:rPr>
+            <w:lang w:val="sw_KE" w:bidi="sw_KE"/>
+          </w:rPr>
+          <w:rPr>
+            <w:color w:val="0000EE"/>
+            <w:u w:val="single"/>
+          </w:rPr>
+          <w:t>49</w:t>
+        </w:r>
+      </w:hyperlink>
+      <w:r>
+        <w:rPr>
+          <w:lang w:val="sw_KE" w:bidi="sw_KE"/>
+        </w:rPr>
+        <w:t xml:space="preserve"> inahusu jinsi Mungu atakavyowarejesha Israeli kutoka uhamishoni. Hivi karibuni nchi itajaa umati mkubwa (fungu </w:t>
+      </w:r>
+      <w:hyperlink r:id="rId458">
+        <w:r>
+          <w:rPr>
+            <w:lang w:val="sw_KE" w:bidi="sw_KE"/>
+          </w:rPr>
+          <w:rPr>
+            <w:color w:val="0000EE"/>
+            <w:u w:val="single"/>
+          </w:rPr>
+          <w:t>19–21</w:t>
+        </w:r>
+      </w:hyperlink>
+      <w:r>
+        <w:rPr>
+          <w:lang w:val="sw_KE" w:bidi="sw_KE"/>
+        </w:rPr>
+        <w:t xml:space="preserve">), na Mataifa yatamtambua Israeli na Mungu wake (fungu </w:t>
+      </w:r>
+      <w:hyperlink r:id="rId459">
+        <w:r>
+          <w:rPr>
+            <w:lang w:val="sw_KE" w:bidi="sw_KE"/>
+          </w:rPr>
+          <w:rPr>
+            <w:color w:val="0000EE"/>
+            <w:u w:val="single"/>
+          </w:rPr>
+          <w:t>22–23</w:t>
+        </w:r>
+      </w:hyperlink>
+      <w:r>
+        <w:rPr>
+          <w:lang w:val="sw_KE" w:bidi="sw_KE"/>
+        </w:rPr>
+        <w:t>).</w:t>
+      </w:r>
+    </w:p>
+    <w:p>
+      <w:pPr/>
+      <w:r>
+        <w:rPr>
+          <w:lang w:val="sw_KE" w:bidi="sw_KE"/>
+        </w:rPr>
+      </w:r>
+      <w:r>
+        <w:rPr>
+          <w:lang w:val="sw_KE" w:bidi="sw_KE"/>
+        </w:rPr>
+        <w:t>Ingawa Israeli alistahili kabisa uhamisho kwa sababu ya dhambi zake (</w:t>
+      </w:r>
+      <w:hyperlink r:id="rId460">
+        <w:r>
+          <w:rPr>
+            <w:lang w:val="sw_KE" w:bidi="sw_KE"/>
+          </w:rPr>
+          <w:rPr>
+            <w:color w:val="0000EE"/>
+            <w:u w:val="single"/>
+          </w:rPr>
+          <w:t>50:1–3</w:t>
+        </w:r>
+      </w:hyperlink>
+      <w:r>
+        <w:rPr>
+          <w:lang w:val="sw_KE" w:bidi="sw_KE"/>
+        </w:rPr>
+        <w:t xml:space="preserve">), mateso yaliyovumiliwa na mtumishi (fungu </w:t>
+      </w:r>
+      <w:hyperlink r:id="rId461">
+        <w:r>
+          <w:rPr>
+            <w:lang w:val="sw_KE" w:bidi="sw_KE"/>
+          </w:rPr>
+          <w:rPr>
+            <w:color w:val="0000EE"/>
+            <w:u w:val="single"/>
+          </w:rPr>
+          <w:t>4–11</w:t>
+        </w:r>
+      </w:hyperlink>
+      <w:r>
+        <w:rPr>
+          <w:lang w:val="sw_KE" w:bidi="sw_KE"/>
+        </w:rPr>
+        <w:t xml:space="preserve">; Wimbo wa tatu wa Mtumishi) hayakustahili kabisa. Kupigwa na kudhihakiwa kwa mstari wa </w:t>
+      </w:r>
+      <w:hyperlink r:id="rId462">
+        <w:r>
+          <w:rPr>
+            <w:lang w:val="sw_KE" w:bidi="sw_KE"/>
+          </w:rPr>
+          <w:rPr>
+            <w:color w:val="0000EE"/>
+            <w:u w:val="single"/>
+          </w:rPr>
+          <w:t>6</w:t>
+        </w:r>
+      </w:hyperlink>
+      <w:r>
+        <w:rPr>
+          <w:lang w:val="sw_KE" w:bidi="sw_KE"/>
+        </w:rPr>
+        <w:t xml:space="preserve"> ni unabii wa uzoefu wa Kristo (linganisha. </w:t>
+      </w:r>
+      <w:hyperlink r:id="rId463">
+        <w:r>
+          <w:rPr>
+            <w:lang w:val="sw_KE" w:bidi="sw_KE"/>
+          </w:rPr>
+          <w:rPr>
+            <w:color w:val="0000EE"/>
+            <w:u w:val="single"/>
+          </w:rPr>
+          <w:t>Mt 27:26, 30</w:t>
         </w:r>
       </w:hyperlink>
       <w:r>
@@ -11579,6 +15348,340 @@
         </w:rPr>
         <w:t xml:space="preserve">; </w:t>
       </w:r>
+      <w:hyperlink r:id="rId464">
+        <w:r>
+          <w:rPr>
+            <w:lang w:val="sw_KE" w:bidi="sw_KE"/>
+          </w:rPr>
+          <w:rPr>
+            <w:color w:val="0000EE"/>
+            <w:u w:val="single"/>
+          </w:rPr>
+          <w:t>Mk 15:19</w:t>
+        </w:r>
+      </w:hyperlink>
+      <w:r>
+        <w:rPr>
+          <w:lang w:val="sw_KE" w:bidi="sw_KE"/>
+        </w:rPr>
+        <w:t xml:space="preserve">). Katika mistari ya </w:t>
+      </w:r>
+      <w:hyperlink r:id="rId465">
+        <w:r>
+          <w:rPr>
+            <w:lang w:val="sw_KE" w:bidi="sw_KE"/>
+          </w:rPr>
+          <w:rPr>
+            <w:color w:val="0000EE"/>
+            <w:u w:val="single"/>
+          </w:rPr>
+          <w:t>10–11</w:t>
+        </w:r>
+      </w:hyperlink>
+      <w:r>
+        <w:rPr>
+          <w:lang w:val="sw_KE" w:bidi="sw_KE"/>
+        </w:rPr>
+        <w:t xml:space="preserve"> ya </w:t>
+      </w:r>
+      <w:hyperlink r:id="rId466">
+        <w:r>
+          <w:rPr>
+            <w:lang w:val="sw_KE" w:bidi="sw_KE"/>
+          </w:rPr>
+          <w:rPr>
+            <w:color w:val="0000EE"/>
+            <w:u w:val="single"/>
+          </w:rPr>
+          <w:t>Isaya 50</w:t>
+        </w:r>
+      </w:hyperlink>
+      <w:r>
+        <w:rPr>
+          <w:lang w:val="sw_KE" w:bidi="sw_KE"/>
+        </w:rPr>
+        <w:t>, taifa zima linapewa changamoto ya kumtumaini Bwana, kama mtumishi alivyofanya. Kwa kweli, kuna mabaki ya waumini wanaomtii Bwana (</w:t>
+      </w:r>
+      <w:hyperlink r:id="rId467">
+        <w:r>
+          <w:rPr>
+            <w:lang w:val="sw_KE" w:bidi="sw_KE"/>
+          </w:rPr>
+          <w:rPr>
+            <w:color w:val="0000EE"/>
+            <w:u w:val="single"/>
+          </w:rPr>
+          <w:t>51:1–8</w:t>
+        </w:r>
+      </w:hyperlink>
+      <w:r>
+        <w:rPr>
+          <w:lang w:val="sw_KE" w:bidi="sw_KE"/>
+        </w:rPr>
+        <w:t xml:space="preserve">), na Bwana anaahidi kuwa atawarudisha katika nchi yao. Israeli amekunywa kikombe cha ghadhabu ya Mungu (fungu </w:t>
+      </w:r>
+      <w:hyperlink r:id="rId468">
+        <w:r>
+          <w:rPr>
+            <w:lang w:val="sw_KE" w:bidi="sw_KE"/>
+          </w:rPr>
+          <w:rPr>
+            <w:color w:val="0000EE"/>
+            <w:u w:val="single"/>
+          </w:rPr>
+          <w:t>17, 22</w:t>
+        </w:r>
+      </w:hyperlink>
+      <w:r>
+        <w:rPr>
+          <w:lang w:val="sw_KE" w:bidi="sw_KE"/>
+        </w:rPr>
+        <w:t>), lakini Habari Njema ya kuachiliwa kutoka uhamishoni inasababisha hata magofu ya Yerusalemu kulipuka kwa nyimbo za furaha (</w:t>
+      </w:r>
+      <w:hyperlink r:id="rId469">
+        <w:r>
+          <w:rPr>
+            <w:lang w:val="sw_KE" w:bidi="sw_KE"/>
+          </w:rPr>
+          <w:rPr>
+            <w:color w:val="0000EE"/>
+            <w:u w:val="single"/>
+          </w:rPr>
+          <w:t>52:7–10</w:t>
+        </w:r>
+      </w:hyperlink>
+      <w:r>
+        <w:rPr>
+          <w:lang w:val="sw_KE" w:bidi="sw_KE"/>
+        </w:rPr>
+        <w:t>).</w:t>
+      </w:r>
+    </w:p>
+    <w:p>
+      <w:pPr/>
+      <w:r>
+        <w:rPr>
+          <w:lang w:val="sw_KE" w:bidi="sw_KE"/>
+        </w:rPr>
+      </w:r>
+      <w:r>
+        <w:rPr>
+          <w:lang w:val="sw_KE" w:bidi="sw_KE"/>
+        </w:rPr>
+        <w:t>Hata hivyo, habari bora zaidi ya yote ni wokovu kutoka kwa dhambi; Wimbo wa mwisho wa Mtumishi (</w:t>
+      </w:r>
+      <w:hyperlink r:id="rId330">
+        <w:r>
+          <w:rPr>
+            <w:lang w:val="sw_KE" w:bidi="sw_KE"/>
+          </w:rPr>
+          <w:rPr>
+            <w:color w:val="0000EE"/>
+            <w:u w:val="single"/>
+          </w:rPr>
+          <w:t>52:13–53:12</w:t>
+        </w:r>
+      </w:hyperlink>
+      <w:r>
+        <w:rPr>
+          <w:lang w:val="sw_KE" w:bidi="sw_KE"/>
+        </w:rPr>
+        <w:t>) unaeleza jinsi Kristo anavyopata uhuru kwa wale walioko utumwani kwa dhambi. Katika kifungu hiki kifupi tunajifunza jinsi Kristo anavyoteseka na kukataliwa (</w:t>
+      </w:r>
+      <w:hyperlink r:id="rId470">
+        <w:r>
+          <w:rPr>
+            <w:lang w:val="sw_KE" w:bidi="sw_KE"/>
+          </w:rPr>
+          <w:rPr>
+            <w:color w:val="0000EE"/>
+            <w:u w:val="single"/>
+          </w:rPr>
+          <w:t>53:3</w:t>
+        </w:r>
+      </w:hyperlink>
+      <w:r>
+        <w:rPr>
+          <w:lang w:val="sw_KE" w:bidi="sw_KE"/>
+        </w:rPr>
+        <w:t>) na hata kupoteza sura (</w:t>
+      </w:r>
+      <w:hyperlink r:id="rId471">
+        <w:r>
+          <w:rPr>
+            <w:lang w:val="sw_KE" w:bidi="sw_KE"/>
+          </w:rPr>
+          <w:rPr>
+            <w:color w:val="0000EE"/>
+            <w:u w:val="single"/>
+          </w:rPr>
+          <w:t>52:14</w:t>
+        </w:r>
+      </w:hyperlink>
+      <w:r>
+        <w:rPr>
+          <w:lang w:val="sw_KE" w:bidi="sw_KE"/>
+        </w:rPr>
+        <w:t>). Akipelekwa kama mwanakondoo kwenda kuchinjwa (</w:t>
+      </w:r>
+      <w:hyperlink r:id="rId472">
+        <w:r>
+          <w:rPr>
+            <w:lang w:val="sw_KE" w:bidi="sw_KE"/>
+          </w:rPr>
+          <w:rPr>
+            <w:color w:val="0000EE"/>
+            <w:u w:val="single"/>
+          </w:rPr>
+          <w:t>53:7</w:t>
+        </w:r>
+      </w:hyperlink>
+      <w:r>
+        <w:rPr>
+          <w:lang w:val="sw_KE" w:bidi="sw_KE"/>
+        </w:rPr>
+        <w:t xml:space="preserve">), anabeba dhambi zetu katika mwili wake anapokufa kwa fedheha. Watu wanafikiri anateseka kwa ajili ya dhambi zake mwenyewe (fungu </w:t>
+      </w:r>
+      <w:hyperlink r:id="rId473">
+        <w:r>
+          <w:rPr>
+            <w:lang w:val="sw_KE" w:bidi="sw_KE"/>
+          </w:rPr>
+          <w:rPr>
+            <w:color w:val="0000EE"/>
+            <w:u w:val="single"/>
+          </w:rPr>
+          <w:t>4</w:t>
+        </w:r>
+      </w:hyperlink>
+      <w:r>
+        <w:rPr>
+          <w:lang w:val="sw_KE" w:bidi="sw_KE"/>
+        </w:rPr>
+        <w:t xml:space="preserve">), lakini amechomwa na "kusagwa kwa ajili ya maovu yetu" (fungu </w:t>
+      </w:r>
+      <w:hyperlink r:id="rId474">
+        <w:r>
+          <w:rPr>
+            <w:lang w:val="sw_KE" w:bidi="sw_KE"/>
+          </w:rPr>
+          <w:rPr>
+            <w:color w:val="0000EE"/>
+            <w:u w:val="single"/>
+          </w:rPr>
+          <w:t>5</w:t>
+        </w:r>
+      </w:hyperlink>
+      <w:r>
+        <w:rPr>
+          <w:lang w:val="sw_KE" w:bidi="sw_KE"/>
+        </w:rPr>
+        <w:t>). Aya ya kwanza na ya mwisho ya sehemu hii (</w:t>
+      </w:r>
+      <w:hyperlink r:id="rId475">
+        <w:r>
+          <w:rPr>
+            <w:lang w:val="sw_KE" w:bidi="sw_KE"/>
+          </w:rPr>
+          <w:rPr>
+            <w:color w:val="0000EE"/>
+            <w:u w:val="single"/>
+          </w:rPr>
+          <w:t>52:13–15</w:t>
+        </w:r>
+      </w:hyperlink>
+      <w:r>
+        <w:rPr>
+          <w:lang w:val="sw_KE" w:bidi="sw_KE"/>
+        </w:rPr>
+        <w:t xml:space="preserve">; </w:t>
+      </w:r>
+      <w:hyperlink r:id="rId476">
+        <w:r>
+          <w:rPr>
+            <w:lang w:val="sw_KE" w:bidi="sw_KE"/>
+          </w:rPr>
+          <w:rPr>
+            <w:color w:val="0000EE"/>
+            <w:u w:val="single"/>
+          </w:rPr>
+          <w:t>53:10–12</w:t>
+        </w:r>
+      </w:hyperlink>
+      <w:r>
+        <w:rPr>
+          <w:lang w:val="sw_KE" w:bidi="sw_KE"/>
+        </w:rPr>
+        <w:t>) inasema kwamba kupitia mateso yake mtumishi anainuliwa sana. Kinachoonekana kama kushindwa vibaya ni ushindi juu ya kifo na Shetani na huleta wokovu kwa wengi.</w:t>
+      </w:r>
+    </w:p>
+    <w:p>
+      <w:pPr/>
+      <w:r>
+        <w:rPr>
+          <w:lang w:val="sw_KE" w:bidi="sw_KE"/>
+        </w:rPr>
+      </w:r>
+      <w:r>
+        <w:rPr>
+          <w:lang w:val="sw_KE" w:bidi="sw_KE"/>
+        </w:rPr>
+        <w:t xml:space="preserve">Kama matokeo ya moja kwa moja ya kifo cha mtumishi, furaha kuu inakuja kwa watu wote. Katika sura ya </w:t>
+      </w:r>
+      <w:hyperlink r:id="rId477">
+        <w:r>
+          <w:rPr>
+            <w:lang w:val="sw_KE" w:bidi="sw_KE"/>
+          </w:rPr>
+          <w:rPr>
+            <w:color w:val="0000EE"/>
+            <w:u w:val="single"/>
+          </w:rPr>
+          <w:t>54</w:t>
+        </w:r>
+      </w:hyperlink>
+      <w:r>
+        <w:rPr>
+          <w:lang w:val="sw_KE" w:bidi="sw_KE"/>
+        </w:rPr>
+        <w:t>, furaha hii inaonyeshwa katika hadhi mpya ya Yerusalemu kama mke wa Bwana. Wazao wake watakuwa wengi na wenye hamu ya kujifunza kutoka kwa Bwana. Kwa mara ya kwanza, wingi "watumishi wa Bwana" unaonekana (</w:t>
+      </w:r>
+      <w:hyperlink r:id="rId478">
+        <w:r>
+          <w:rPr>
+            <w:lang w:val="sw_KE" w:bidi="sw_KE"/>
+          </w:rPr>
+          <w:rPr>
+            <w:color w:val="0000EE"/>
+            <w:u w:val="single"/>
+          </w:rPr>
+          <w:t>54:17</w:t>
+        </w:r>
+      </w:hyperlink>
+      <w:r>
+        <w:rPr>
+          <w:lang w:val="sw_KE" w:bidi="sw_KE"/>
+        </w:rPr>
+        <w:t xml:space="preserve">), ikijumuisha waumini wote, iwe Myahudi au Mataifa (linganisha. </w:t>
+      </w:r>
+      <w:hyperlink r:id="rId479">
+        <w:r>
+          <w:rPr>
+            <w:lang w:val="sw_KE" w:bidi="sw_KE"/>
+          </w:rPr>
+          <w:rPr>
+            <w:color w:val="0000EE"/>
+            <w:u w:val="single"/>
+          </w:rPr>
+          <w:t>65:8–9, 13–15</w:t>
+        </w:r>
+      </w:hyperlink>
+      <w:r>
+        <w:rPr>
+          <w:lang w:val="sw_KE" w:bidi="sw_KE"/>
+        </w:rPr>
+        <w:t xml:space="preserve">). Furaha na ustawi pia vinatambulisha sura ya </w:t>
+      </w:r>
       <w:hyperlink r:id="rId324">
         <w:r>
           <w:rPr>
@@ -11588,7 +15691,240 @@
             <w:color w:val="0000EE"/>
             <w:u w:val="single"/>
           </w:rPr>
-          <w:t>8:13</w:t>
+          <w:t>55</w:t>
+        </w:r>
+      </w:hyperlink>
+      <w:r>
+        <w:rPr>
+          <w:lang w:val="sw_KE" w:bidi="sw_KE"/>
+        </w:rPr>
+        <w:t xml:space="preserve">, mwaliko kwa karamu kuu ya kiroho. Watu wote wanahimizwa kumgeukia Bwana ambaye anatimiza ahadi zake kwa Israeli. Katika </w:t>
+      </w:r>
+      <w:hyperlink r:id="rId480">
+        <w:r>
+          <w:rPr>
+            <w:lang w:val="sw_KE" w:bidi="sw_KE"/>
+          </w:rPr>
+          <w:rPr>
+            <w:color w:val="0000EE"/>
+            <w:u w:val="single"/>
+          </w:rPr>
+          <w:t>56:1–8</w:t>
+        </w:r>
+      </w:hyperlink>
+      <w:r>
+        <w:rPr>
+          <w:lang w:val="sw_KE" w:bidi="sw_KE"/>
+        </w:rPr>
+        <w:t>, wageni wanakaribishwa kuja kwenye "mlima mtakatifu" wa Mungu huko Yerusalemu, kwa maana hekalu litakuwa nyumba ya maombi kwa mataifa yote (</w:t>
+      </w:r>
+      <w:hyperlink r:id="rId481">
+        <w:r>
+          <w:rPr>
+            <w:lang w:val="sw_KE" w:bidi="sw_KE"/>
+          </w:rPr>
+          <w:rPr>
+            <w:color w:val="0000EE"/>
+            <w:u w:val="single"/>
+          </w:rPr>
+          <w:t>56:7</w:t>
+        </w:r>
+      </w:hyperlink>
+      <w:r>
+        <w:rPr>
+          <w:lang w:val="sw_KE" w:bidi="sw_KE"/>
+        </w:rPr>
+        <w:t xml:space="preserve">; linganisha. </w:t>
+      </w:r>
+      <w:hyperlink r:id="rId482">
+        <w:r>
+          <w:rPr>
+            <w:lang w:val="sw_KE" w:bidi="sw_KE"/>
+          </w:rPr>
+          <w:rPr>
+            <w:color w:val="0000EE"/>
+            <w:u w:val="single"/>
+          </w:rPr>
+          <w:t>Mt 21:13</w:t>
+        </w:r>
+      </w:hyperlink>
+      <w:r>
+        <w:rPr>
+          <w:lang w:val="sw_KE" w:bidi="sw_KE"/>
+        </w:rPr>
+        <w:t>).</w:t>
+      </w:r>
+    </w:p>
+    <w:p>
+      <w:pPr/>
+      <w:r>
+        <w:rPr>
+          <w:lang w:val="sw_KE" w:bidi="sw_KE"/>
+        </w:rPr>
+      </w:r>
+      <w:r>
+        <w:rPr>
+          <w:lang w:val="sw_KE" w:bidi="sw_KE"/>
+        </w:rPr>
+        <w:t xml:space="preserve">Watu wa Mataifa wanaoamini wanalinganishwa vikali na Wayahudi wasioamini, na katika </w:t>
+      </w:r>
+      <w:hyperlink r:id="rId483">
+        <w:r>
+          <w:rPr>
+            <w:lang w:val="sw_KE" w:bidi="sw_KE"/>
+          </w:rPr>
+          <w:rPr>
+            <w:color w:val="0000EE"/>
+            <w:u w:val="single"/>
+          </w:rPr>
+          <w:t>56:9–57:13</w:t>
+        </w:r>
+      </w:hyperlink>
+      <w:r>
+        <w:rPr>
+          <w:lang w:val="sw_KE" w:bidi="sw_KE"/>
+        </w:rPr>
+        <w:t xml:space="preserve"> Isaya anarudi tena kwenye mada ya hukumu. Israeli inateseka kwa sababu viongozi wake ni waovu na kwa sababu watu wana hatia ya ibada ya sanamu. Uponyaji wa kiroho unapatikana, lakini isipokuwa watu binafsi watubu, hawawezi kuwa sehemu ya mabaki watakaorudi kutoka uhamishoni na kufurahia amani katika Nchi ya Ahadi.</w:t>
+      </w:r>
+    </w:p>
+    <w:p>
+      <w:pPr>
+        <w:pStyle w:val="Heading4"/>
+      </w:pPr>
+      <w:r>
+        <w:rPr>
+          <w:lang w:val="sw_KE" w:bidi="sw_KE"/>
+        </w:rPr>
+        <w:t>Baraka ya Mwisho na Hukumu ya Mwisho (</w:t>
+      </w:r>
+      <w:hyperlink r:id="rId484">
+        <w:r>
+          <w:rPr>
+            <w:lang w:val="sw_KE" w:bidi="sw_KE"/>
+          </w:rPr>
+          <w:rPr>
+            <w:color w:val="0000EE"/>
+            <w:u w:val="single"/>
+          </w:rPr>
+          <w:t>58–66</w:t>
+        </w:r>
+      </w:hyperlink>
+      <w:r>
+        <w:rPr>
+          <w:lang w:val="sw_KE" w:bidi="sw_KE"/>
+        </w:rPr>
+        <w:t>)</w:t>
+      </w:r>
+    </w:p>
+    <w:p>
+      <w:pPr/>
+      <w:r>
+        <w:rPr>
+          <w:lang w:val="sw_KE" w:bidi="sw_KE"/>
+        </w:rPr>
+      </w:r>
+      <w:r>
+        <w:rPr>
+          <w:lang w:val="sw_KE" w:bidi="sw_KE"/>
+        </w:rPr>
+        <w:t xml:space="preserve">Sura tisa za mwisho za Isaya zinasisitiza ukombozi na utukufu, lakini ukweli wa hukumu pia uko wazi sana. Kwa kweli, sura </w:t>
+      </w:r>
+      <w:hyperlink r:id="rId485">
+        <w:r>
+          <w:rPr>
+            <w:lang w:val="sw_KE" w:bidi="sw_KE"/>
+          </w:rPr>
+          <w:rPr>
+            <w:color w:val="0000EE"/>
+            <w:u w:val="single"/>
+          </w:rPr>
+          <w:t>58</w:t>
+        </w:r>
+      </w:hyperlink>
+      <w:r>
+        <w:rPr>
+          <w:lang w:val="sw_KE" w:bidi="sw_KE"/>
+        </w:rPr>
+        <w:t xml:space="preserve"> na </w:t>
+      </w:r>
+      <w:hyperlink r:id="rId486">
+        <w:r>
+          <w:rPr>
+            <w:lang w:val="sw_KE" w:bidi="sw_KE"/>
+          </w:rPr>
+          <w:rPr>
+            <w:color w:val="0000EE"/>
+            <w:u w:val="single"/>
+          </w:rPr>
+          <w:t>59</w:t>
+        </w:r>
+      </w:hyperlink>
+      <w:r>
+        <w:rPr>
+          <w:lang w:val="sw_KE" w:bidi="sw_KE"/>
+        </w:rPr>
+        <w:t xml:space="preserve"> zinalalamikia dhambi za Israeli. Watu ni wanafiki katika ibada yao; ni wabinafsi na wanashindwa kushika sabato. Uongo, ukandamizaji, na mauaji yanawatenganisha watu na Mungu. Wakati Isaya anakiri waziwazi dhambi hizi (</w:t>
+      </w:r>
+      <w:hyperlink r:id="rId487">
+        <w:r>
+          <w:rPr>
+            <w:lang w:val="sw_KE" w:bidi="sw_KE"/>
+          </w:rPr>
+          <w:rPr>
+            <w:color w:val="0000EE"/>
+            <w:u w:val="single"/>
+          </w:rPr>
+          <w:t>59:12–13</w:t>
+        </w:r>
+      </w:hyperlink>
+      <w:r>
+        <w:rPr>
+          <w:lang w:val="sw_KE" w:bidi="sw_KE"/>
+        </w:rPr>
+        <w:t>), Bwana ghafla anachukua hatua kwa niaba ya watu wake. Kama shujaa mwenye nguvu, anawaokoa mabaki waaminifu kutoka Babuloni na kuwarudisha Yerusalemu.</w:t>
+      </w:r>
+    </w:p>
+    <w:p>
+      <w:pPr/>
+      <w:r>
+        <w:rPr>
+          <w:lang w:val="sw_KE" w:bidi="sw_KE"/>
+        </w:rPr>
+      </w:r>
+      <w:r>
+        <w:rPr>
+          <w:lang w:val="sw_KE" w:bidi="sw_KE"/>
+        </w:rPr>
+        <w:t xml:space="preserve">Kwenye sura </w:t>
+      </w:r>
+      <w:hyperlink r:id="rId325">
+        <w:r>
+          <w:rPr>
+            <w:lang w:val="sw_KE" w:bidi="sw_KE"/>
+          </w:rPr>
+          <w:rPr>
+            <w:color w:val="0000EE"/>
+            <w:u w:val="single"/>
+          </w:rPr>
+          <w:t>60</w:t>
+        </w:r>
+      </w:hyperlink>
+      <w:r>
+        <w:rPr>
+          <w:lang w:val="sw_KE" w:bidi="sw_KE"/>
+        </w:rPr>
+        <w:t xml:space="preserve">, utukufu na utajiri wa Yerusalemu unafikia viwango vipya. Jiji na patakatifu vinapambwa kwa fahari, sawa na ustawi wa utawala wa Solomoni. Kama mataifa yalivyomheshimu Solomoni, ndivyo viongozi wa dunia watakavyosaidia na kuimarisha wale waliorejea kutoka uhamishoni. Ingawa ni kweli kwamba serikali ya Uajemi iliwasaidia Wayahudi mara kwa mara, hali zilizoelezwa hapa zitapata utimilifu wake wa mwisho wakati wa Milenia na kuhusiana na Yerusalemu mpya (linganisha. </w:t>
+      </w:r>
+      <w:hyperlink r:id="rId488">
+        <w:r>
+          <w:rPr>
+            <w:lang w:val="sw_KE" w:bidi="sw_KE"/>
+          </w:rPr>
+          <w:rPr>
+            <w:color w:val="0000EE"/>
+            <w:u w:val="single"/>
+          </w:rPr>
+          <w:t>Ufunuo 21:23</w:t>
         </w:r>
       </w:hyperlink>
       <w:r>
@@ -11597,6 +15933,268 @@
         </w:rPr>
         <w:t xml:space="preserve">; </w:t>
       </w:r>
+      <w:hyperlink r:id="rId489">
+        <w:r>
+          <w:rPr>
+            <w:lang w:val="sw_KE" w:bidi="sw_KE"/>
+          </w:rPr>
+          <w:rPr>
+            <w:color w:val="0000EE"/>
+            <w:u w:val="single"/>
+          </w:rPr>
+          <w:t>22:5</w:t>
+        </w:r>
+      </w:hyperlink>
+      <w:r>
+        <w:rPr>
+          <w:lang w:val="sw_KE" w:bidi="sw_KE"/>
+        </w:rPr>
+        <w:t>). Magofu ya kale yatarejeshwa (</w:t>
+      </w:r>
+      <w:hyperlink r:id="rId490">
+        <w:r>
+          <w:rPr>
+            <w:lang w:val="sw_KE" w:bidi="sw_KE"/>
+          </w:rPr>
+          <w:rPr>
+            <w:color w:val="0000EE"/>
+            <w:u w:val="single"/>
+          </w:rPr>
+          <w:t>Isai 61:4</w:t>
+        </w:r>
+      </w:hyperlink>
+      <w:r>
+        <w:rPr>
+          <w:lang w:val="sw_KE" w:bidi="sw_KE"/>
+        </w:rPr>
+        <w:t>), na Bwana atatimiza agano lililofanywa na Abrahamu na Daudi (</w:t>
+      </w:r>
+      <w:hyperlink r:id="rId491">
+        <w:r>
+          <w:rPr>
+            <w:lang w:val="sw_KE" w:bidi="sw_KE"/>
+          </w:rPr>
+          <w:rPr>
+            <w:color w:val="0000EE"/>
+            <w:u w:val="single"/>
+          </w:rPr>
+          <w:t>Isai 61:8</w:t>
+        </w:r>
+      </w:hyperlink>
+      <w:r>
+        <w:rPr>
+          <w:lang w:val="sw_KE" w:bidi="sw_KE"/>
+        </w:rPr>
+        <w:t xml:space="preserve">; rej. </w:t>
+      </w:r>
+      <w:hyperlink r:id="rId492">
+        <w:r>
+          <w:rPr>
+            <w:lang w:val="sw_KE" w:bidi="sw_KE"/>
+          </w:rPr>
+          <w:rPr>
+            <w:color w:val="0000EE"/>
+            <w:u w:val="single"/>
+          </w:rPr>
+          <w:t>Mwa 12:1–3</w:t>
+        </w:r>
+      </w:hyperlink>
+      <w:r>
+        <w:rPr>
+          <w:lang w:val="sw_KE" w:bidi="sw_KE"/>
+        </w:rPr>
+        <w:t xml:space="preserve">; </w:t>
+      </w:r>
+      <w:hyperlink r:id="rId493">
+        <w:r>
+          <w:rPr>
+            <w:lang w:val="sw_KE" w:bidi="sw_KE"/>
+          </w:rPr>
+          <w:rPr>
+            <w:color w:val="0000EE"/>
+            <w:u w:val="single"/>
+          </w:rPr>
+          <w:t>Is 55:3</w:t>
+        </w:r>
+      </w:hyperlink>
+      <w:r>
+        <w:rPr>
+          <w:lang w:val="sw_KE" w:bidi="sw_KE"/>
+        </w:rPr>
+        <w:t>). Yerusalemu itakuwa jiji la watu watakatifu, waliokombolewa wa Bwana (</w:t>
+      </w:r>
+      <w:hyperlink r:id="rId494">
+        <w:r>
+          <w:rPr>
+            <w:lang w:val="sw_KE" w:bidi="sw_KE"/>
+          </w:rPr>
+          <w:rPr>
+            <w:color w:val="0000EE"/>
+            <w:u w:val="single"/>
+          </w:rPr>
+          <w:t>Isai 62:12</w:t>
+        </w:r>
+      </w:hyperlink>
+      <w:r>
+        <w:rPr>
+          <w:lang w:val="sw_KE" w:bidi="sw_KE"/>
+        </w:rPr>
+        <w:t xml:space="preserve">), na Bwana atafurahia ndani yake (fungu </w:t>
+      </w:r>
+      <w:hyperlink r:id="rId495">
+        <w:r>
+          <w:rPr>
+            <w:lang w:val="sw_KE" w:bidi="sw_KE"/>
+          </w:rPr>
+          <w:rPr>
+            <w:color w:val="0000EE"/>
+            <w:u w:val="single"/>
+          </w:rPr>
+          <w:t>4</w:t>
+        </w:r>
+      </w:hyperlink>
+      <w:r>
+        <w:rPr>
+          <w:lang w:val="sw_KE" w:bidi="sw_KE"/>
+        </w:rPr>
+        <w:t>).</w:t>
+      </w:r>
+    </w:p>
+    <w:p>
+      <w:pPr/>
+      <w:r>
+        <w:rPr>
+          <w:lang w:val="sw_KE" w:bidi="sw_KE"/>
+        </w:rPr>
+      </w:r>
+      <w:r>
+        <w:rPr>
+          <w:lang w:val="sw_KE" w:bidi="sw_KE"/>
+        </w:rPr>
+        <w:t>Ili kutimiza wokovu kwa watu wake, Mungu atalazimika kuwahukumu wasiomcha Mungu kwanza. Kukanyagwa kwa shinikizo la divai (</w:t>
+      </w:r>
+      <w:hyperlink r:id="rId496">
+        <w:r>
+          <w:rPr>
+            <w:lang w:val="sw_KE" w:bidi="sw_KE"/>
+          </w:rPr>
+          <w:rPr>
+            <w:color w:val="0000EE"/>
+            <w:u w:val="single"/>
+          </w:rPr>
+          <w:t>63:2–3</w:t>
+        </w:r>
+      </w:hyperlink>
+      <w:r>
+        <w:rPr>
+          <w:lang w:val="sw_KE" w:bidi="sw_KE"/>
+        </w:rPr>
+        <w:t xml:space="preserve">) kunaonyesha wazi mchakato wa hukumu na kunahusishwa na Siku ya Bwana (linganisha. </w:t>
+      </w:r>
+      <w:hyperlink r:id="rId497">
+        <w:r>
+          <w:rPr>
+            <w:lang w:val="sw_KE" w:bidi="sw_KE"/>
+          </w:rPr>
+          <w:rPr>
+            <w:color w:val="0000EE"/>
+            <w:u w:val="single"/>
+          </w:rPr>
+          <w:t>13:3</w:t>
+        </w:r>
+      </w:hyperlink>
+      <w:r>
+        <w:rPr>
+          <w:lang w:val="sw_KE" w:bidi="sw_KE"/>
+        </w:rPr>
+        <w:t xml:space="preserve">; </w:t>
+      </w:r>
+      <w:hyperlink r:id="rId343">
+        <w:r>
+          <w:rPr>
+            <w:lang w:val="sw_KE" w:bidi="sw_KE"/>
+          </w:rPr>
+          <w:rPr>
+            <w:color w:val="0000EE"/>
+            <w:u w:val="single"/>
+          </w:rPr>
+          <w:t>34:2</w:t>
+        </w:r>
+      </w:hyperlink>
+      <w:r>
+        <w:rPr>
+          <w:lang w:val="sw_KE" w:bidi="sw_KE"/>
+        </w:rPr>
+        <w:t>). Kwa kuwa Mungu ameahidi kuingilia kati kwa niaba ya watu wake, Isaya anaomba utimilifu wa ahadi hiyo (</w:t>
+      </w:r>
+      <w:hyperlink r:id="rId498">
+        <w:r>
+          <w:rPr>
+            <w:lang w:val="sw_KE" w:bidi="sw_KE"/>
+          </w:rPr>
+          <w:rPr>
+            <w:color w:val="0000EE"/>
+            <w:u w:val="single"/>
+          </w:rPr>
+          <w:t>63:7–64:12</w:t>
+        </w:r>
+      </w:hyperlink>
+      <w:r>
+        <w:rPr>
+          <w:lang w:val="sw_KE" w:bidi="sw_KE"/>
+        </w:rPr>
+        <w:t>). Anakumbuka uaminifu wa Mungu katika siku za nyuma na anaomba kwamba awe na huruma tena juu ya watu wake wanaoteseka.</w:t>
+      </w:r>
+    </w:p>
+    <w:p>
+      <w:pPr/>
+      <w:r>
+        <w:rPr>
+          <w:lang w:val="sw_KE" w:bidi="sw_KE"/>
+        </w:rPr>
+      </w:r>
+      <w:r>
+        <w:rPr>
+          <w:lang w:val="sw_KE" w:bidi="sw_KE"/>
+        </w:rPr>
+        <w:t xml:space="preserve">Jibu la maombi ya Isaya linapatikana katika sura </w:t>
+      </w:r>
+      <w:hyperlink r:id="rId499">
+        <w:r>
+          <w:rPr>
+            <w:lang w:val="sw_KE" w:bidi="sw_KE"/>
+          </w:rPr>
+          <w:rPr>
+            <w:color w:val="0000EE"/>
+            <w:u w:val="single"/>
+          </w:rPr>
+          <w:t>65</w:t>
+        </w:r>
+      </w:hyperlink>
+      <w:r>
+        <w:rPr>
+          <w:lang w:val="sw_KE" w:bidi="sw_KE"/>
+        </w:rPr>
+        <w:t>. Mungu anaahidi kurejesha Nchi Takatifu kwa watumishi wake, wale wanaomwabudu na kumtii. Hata hivyo, kwa sehemu ya taifa hilo inayoendelea na ukaidi, Mungu anaahidi maumivu na uharibifu. Furaha kuu ya watumishi wa Mungu inapatikana katika maelezo ya mbingu mpya na dunia mpya (</w:t>
+      </w:r>
+      <w:hyperlink r:id="rId500">
+        <w:r>
+          <w:rPr>
+            <w:lang w:val="sw_KE" w:bidi="sw_KE"/>
+          </w:rPr>
+          <w:rPr>
+            <w:color w:val="0000EE"/>
+            <w:u w:val="single"/>
+          </w:rPr>
+          <w:t>65:17–25</w:t>
+        </w:r>
+      </w:hyperlink>
+      <w:r>
+        <w:rPr>
+          <w:lang w:val="sw_KE" w:bidi="sw_KE"/>
+        </w:rPr>
+        <w:t xml:space="preserve">). Amani, maisha marefu, na ustawi vitakuwa miongoni mwa baraka zitakazofurahiwa katika enzi inayochanganya vipengele vya Millennia na hali ya milele (linganisha. sura </w:t>
+      </w:r>
       <w:hyperlink r:id="rId325">
         <w:r>
           <w:rPr>
@@ -11606,353 +16204,145 @@
             <w:color w:val="0000EE"/>
             <w:u w:val="single"/>
           </w:rPr>
-          <w:t>14:3</w:t>
-        </w:r>
-      </w:hyperlink>
+          <w:t>60</w:t>
+        </w:r>
+      </w:hyperlink>
+      <w:r>
+        <w:rPr>
+          <w:lang w:val="sw_KE" w:bidi="sw_KE"/>
+        </w:rPr>
+        <w:t>).</w:t>
+      </w:r>
+    </w:p>
+    <w:p>
+      <w:pPr/>
+      <w:r>
+        <w:rPr>
+          <w:lang w:val="sw_KE" w:bidi="sw_KE"/>
+        </w:rPr>
+      </w:r>
+      <w:r>
+        <w:rPr>
+          <w:lang w:val="sw_KE" w:bidi="sw_KE"/>
+        </w:rPr>
+        <w:t xml:space="preserve">Kwa muhtasari unaofaa, sura </w:t>
+      </w:r>
+      <w:hyperlink r:id="rId501">
+        <w:r>
+          <w:rPr>
+            <w:lang w:val="sw_KE" w:bidi="sw_KE"/>
+          </w:rPr>
+          <w:rPr>
+            <w:color w:val="0000EE"/>
+            <w:u w:val="single"/>
+          </w:rPr>
+          <w:t>66</w:t>
+        </w:r>
+      </w:hyperlink>
+      <w:r>
+        <w:rPr>
+          <w:lang w:val="sw_KE" w:bidi="sw_KE"/>
+        </w:rPr>
+        <w:t xml:space="preserve"> inahitimisha mada za wokovu na hukumu. Mungu atafariji Yerusalemu na kuibariki kwa wingi, lakini wenye dhambi watakabiliwa na ghadhabu yake. Wale wanaomheshimu wataishi milele, lakini wale wanaoasi watateseka kwa kukataliwa milele.</w:t>
+      </w:r>
+    </w:p>
+    <w:p>
+      <w:pPr/>
+      <w:r>
+        <w:rPr>
+          <w:lang w:val="sw_KE" w:bidi="sw_KE"/>
+        </w:rPr>
+      </w:r>
+      <w:r>
+        <w:rPr>
+          <w:i/>
+          <w:lang w:val="sw_KE" w:bidi="sw_KE"/>
+        </w:rPr>
+        <w:t>Tazama pia</w:t>
+      </w:r>
+      <w:r>
+        <w:rPr>
+          <w:lang w:val="sw_KE" w:bidi="sw_KE"/>
+        </w:rPr>
+        <w:t xml:space="preserve"> </w:t>
+      </w:r>
+      <w:r>
+        <w:rPr>
+          <w:lang w:val="sw_KE" w:bidi="sw_KE"/>
+        </w:rPr>
+        <w:t>Isaya (Mtu)</w:t>
+      </w:r>
       <w:r>
         <w:rPr>
           <w:lang w:val="sw_KE" w:bidi="sw_KE"/>
         </w:rPr>
         <w:t xml:space="preserve">; </w:t>
       </w:r>
-      <w:hyperlink r:id="rId326">
-        <w:r>
-          <w:rPr>
-            <w:lang w:val="sw_KE" w:bidi="sw_KE"/>
-          </w:rPr>
-          <w:rPr>
-            <w:color w:val="0000EE"/>
-            <w:u w:val="single"/>
-          </w:rPr>
-          <w:t>Rom 15:19</w:t>
-        </w:r>
-      </w:hyperlink>
+      <w:r>
+        <w:rPr>
+          <w:lang w:val="sw_KE" w:bidi="sw_KE"/>
+        </w:rPr>
+        <w:t>Mwisraeli, Historia ya</w:t>
+      </w:r>
       <w:r>
         <w:rPr>
           <w:lang w:val="sw_KE" w:bidi="sw_KE"/>
         </w:rPr>
         <w:t xml:space="preserve">; </w:t>
       </w:r>
-      <w:hyperlink r:id="rId327">
-        <w:r>
-          <w:rPr>
-            <w:lang w:val="sw_KE" w:bidi="sw_KE"/>
-          </w:rPr>
-          <w:rPr>
-            <w:color w:val="0000EE"/>
-            <w:u w:val="single"/>
-          </w:rPr>
-          <w:t>Heb 2:4</w:t>
-        </w:r>
-      </w:hyperlink>
-      <w:r>
-        <w:rPr>
-          <w:lang w:val="sw_KE" w:bidi="sw_KE"/>
-        </w:rPr>
-        <w:t>).</w:t>
-      </w:r>
-    </w:p>
-    <w:p>
-      <w:pPr/>
-      <w:r>
-        <w:rPr>
-          <w:lang w:val="sw_KE" w:bidi="sw_KE"/>
-        </w:rPr>
-      </w:r>
-      <w:r>
-        <w:rPr>
-          <w:lang w:val="sw_KE" w:bidi="sw_KE"/>
-        </w:rPr>
-        <w:t xml:space="preserve">Kwenye Mathayo, Marko, na Luka, miujiza ya Yesu haijaitwa ishara. Ni katika </w:t>
-      </w:r>
-      <w:hyperlink r:id="rId328">
-        <w:r>
-          <w:rPr>
-            <w:lang w:val="sw_KE" w:bidi="sw_KE"/>
-          </w:rPr>
-          <w:rPr>
-            <w:color w:val="0000EE"/>
-            <w:u w:val="single"/>
-          </w:rPr>
-          <w:t>Matendo 2:22</w:t>
-        </w:r>
-      </w:hyperlink>
-      <w:r>
-        <w:rPr>
-          <w:lang w:val="sw_KE" w:bidi="sw_KE"/>
-        </w:rPr>
-        <w:t xml:space="preserve"> tu ambapo Petro anatangaza kwamba ujumbe wa Yesu ulithibitishwa na ishara alizofanya. Badala yake, miujiza ya Yesu inaonekana kama matendo ya nguvu na huruma ya kimungu. Wakati Wayahudi wanapouliza ishara, wanakataliwa mara kwa mara, na kuambiwa kwamba ishara pekee watakayopokea ni ishara ya Yona (</w:t>
-      </w:r>
-      <w:hyperlink r:id="rId20">
-        <w:r>
-          <w:rPr>
-            <w:lang w:val="sw_KE" w:bidi="sw_KE"/>
-          </w:rPr>
-          <w:rPr>
-            <w:color w:val="0000EE"/>
-            <w:u w:val="single"/>
-          </w:rPr>
-          <w:t>Mt 12:38–39</w:t>
-        </w:r>
-      </w:hyperlink>
+      <w:r>
+        <w:rPr>
+          <w:lang w:val="sw_KE" w:bidi="sw_KE"/>
+        </w:rPr>
+        <w:t>Masihi</w:t>
+      </w:r>
       <w:r>
         <w:rPr>
           <w:lang w:val="sw_KE" w:bidi="sw_KE"/>
         </w:rPr>
         <w:t xml:space="preserve">; </w:t>
       </w:r>
-      <w:hyperlink r:id="rId329">
-        <w:r>
-          <w:rPr>
-            <w:lang w:val="sw_KE" w:bidi="sw_KE"/>
-          </w:rPr>
-          <w:rPr>
-            <w:color w:val="0000EE"/>
-            <w:u w:val="single"/>
-          </w:rPr>
-          <w:t>16:1</w:t>
-        </w:r>
-      </w:hyperlink>
+      <w:r>
+        <w:rPr>
+          <w:lang w:val="sw_KE" w:bidi="sw_KE"/>
+        </w:rPr>
+        <w:t>Unabii</w:t>
+      </w:r>
       <w:r>
         <w:rPr>
           <w:lang w:val="sw_KE" w:bidi="sw_KE"/>
         </w:rPr>
         <w:t xml:space="preserve">; </w:t>
       </w:r>
-      <w:hyperlink r:id="rId330">
-        <w:r>
-          <w:rPr>
-            <w:lang w:val="sw_KE" w:bidi="sw_KE"/>
-          </w:rPr>
-          <w:rPr>
-            <w:color w:val="0000EE"/>
-            <w:u w:val="single"/>
-          </w:rPr>
-          <w:t>Mk 8:11–12</w:t>
-        </w:r>
-      </w:hyperlink>
+      <w:r>
+        <w:rPr>
+          <w:lang w:val="sw_KE" w:bidi="sw_KE"/>
+        </w:rPr>
+        <w:t>Nabii, Nabii wa kike</w:t>
+      </w:r>
       <w:r>
         <w:rPr>
           <w:lang w:val="sw_KE" w:bidi="sw_KE"/>
         </w:rPr>
         <w:t xml:space="preserve">; </w:t>
       </w:r>
-      <w:hyperlink r:id="rId331">
-        <w:r>
-          <w:rPr>
-            <w:lang w:val="sw_KE" w:bidi="sw_KE"/>
-          </w:rPr>
-          <w:rPr>
-            <w:color w:val="0000EE"/>
-            <w:u w:val="single"/>
-          </w:rPr>
-          <w:t>Lk 11:19, 30</w:t>
-        </w:r>
-      </w:hyperlink>
-      <w:r>
-        <w:rPr>
-          <w:lang w:val="sw_KE" w:bidi="sw_KE"/>
-        </w:rPr>
-        <w:t>), ishara inayorejelea kifo na ufufuo wa Kristo. Kama Yona alivyokuwa ndani ya tumbo la nyangumi kwa siku tatu na usiku tatu, ndivyo Mwana wa Adamu atakavyokuwa katika moyo wa dunia kwa siku tatu (</w:t>
-      </w:r>
-      <w:hyperlink r:id="rId332">
-        <w:r>
-          <w:rPr>
-            <w:lang w:val="sw_KE" w:bidi="sw_KE"/>
-          </w:rPr>
-          <w:rPr>
-            <w:color w:val="0000EE"/>
-            <w:u w:val="single"/>
-          </w:rPr>
-          <w:t>Mt 12:40</w:t>
-        </w:r>
-      </w:hyperlink>
-      <w:r>
-        <w:rPr>
-          <w:lang w:val="sw_KE" w:bidi="sw_KE"/>
-        </w:rPr>
-        <w:t>).</w:t>
-      </w:r>
-    </w:p>
-    <w:p>
-      <w:pPr/>
-      <w:r>
-        <w:rPr>
-          <w:lang w:val="sw_KE" w:bidi="sw_KE"/>
-        </w:rPr>
-      </w:r>
-      <w:r>
-        <w:rPr>
-          <w:lang w:val="sw_KE" w:bidi="sw_KE"/>
-        </w:rPr>
-        <w:t>Katika Injili ya Yohana, hata hivyo, miujiza ya Yesu inaonekana kwa mwanga tofauti kabisa na inachukuliwa kama ishara. Kuanzia na kubadilisha maji kuwa divai (</w:t>
-      </w:r>
-      <w:hyperlink r:id="rId333">
-        <w:r>
-          <w:rPr>
-            <w:lang w:val="sw_KE" w:bidi="sw_KE"/>
-          </w:rPr>
-          <w:rPr>
-            <w:color w:val="0000EE"/>
-            <w:u w:val="single"/>
-          </w:rPr>
-          <w:t>Yn 2:1–11</w:t>
-        </w:r>
-      </w:hyperlink>
-      <w:r>
-        <w:rPr>
-          <w:lang w:val="sw_KE" w:bidi="sw_KE"/>
-        </w:rPr>
-        <w:t xml:space="preserve">), miujiza inaitwa ishara na inakusudiwa kuwaongoza wale wanaoiona kwa imani (mstari </w:t>
-      </w:r>
-      <w:hyperlink r:id="rId334">
-        <w:r>
-          <w:rPr>
-            <w:lang w:val="sw_KE" w:bidi="sw_KE"/>
-          </w:rPr>
-          <w:rPr>
-            <w:color w:val="0000EE"/>
-            <w:u w:val="single"/>
-          </w:rPr>
-          <w:t>23</w:t>
-        </w:r>
-      </w:hyperlink>
-      <w:r>
-        <w:rPr>
-          <w:lang w:val="sw_KE" w:bidi="sw_KE"/>
-        </w:rPr>
-        <w:t>). Yesu hata analalamika kwamba watu hawataamini isipokuwa waone ishara (</w:t>
-      </w:r>
-      <w:hyperlink r:id="rId335">
-        <w:r>
-          <w:rPr>
-            <w:lang w:val="sw_KE" w:bidi="sw_KE"/>
-          </w:rPr>
-          <w:rPr>
-            <w:color w:val="0000EE"/>
-            <w:u w:val="single"/>
-          </w:rPr>
-          <w:t>4:48</w:t>
-        </w:r>
-      </w:hyperlink>
-      <w:r>
-        <w:rPr>
-          <w:lang w:val="sw_KE" w:bidi="sw_KE"/>
-        </w:rPr>
-        <w:t>). Kusudi la Yohana katika kuandika Injili yake ni kuwasilisha ishara za Yesu ili wale wanaokuja kwa imani wafanye hivyo kwa kuona ishara hizi (</w:t>
-      </w:r>
-      <w:hyperlink r:id="rId336">
-        <w:r>
-          <w:rPr>
-            <w:lang w:val="sw_KE" w:bidi="sw_KE"/>
-          </w:rPr>
-          <w:rPr>
-            <w:color w:val="0000EE"/>
-            <w:u w:val="single"/>
-          </w:rPr>
-          <w:t>20:30</w:t>
-        </w:r>
-      </w:hyperlink>
-      <w:r>
-        <w:rPr>
-          <w:lang w:val="sw_KE" w:bidi="sw_KE"/>
-        </w:rPr>
-        <w:t>). Ishara katika Injili zimechaguliwa mahsusi kwa sababu zinachangia maendeleo ya imani ya kweli.</w:t>
-      </w:r>
-    </w:p>
-    <w:p>
-      <w:pPr/>
-      <w:r>
-        <w:rPr>
-          <w:lang w:val="sw_KE" w:bidi="sw_KE"/>
-        </w:rPr>
-      </w:r>
-      <w:r>
-        <w:rPr>
-          <w:lang w:val="sw_KE" w:bidi="sw_KE"/>
-        </w:rPr>
-        <w:t>Kwenye Injili ya Yohana, miujiza ya Yesu inathibitisha mafundisho yake. Katika Injili za Sinoptiki, miujiza inaonekana kama matendo ya huruma na nguvu za kiungu. Katika Yohana, miujiza imechaguliwa kwa uangalifu ili kuonyesha kile Yesu anataka kusema kuhusu yeye mwenyewe. Kwa maana hii, ni kama vitendo vya mfano vya Isaya na Ezekieli ambapo kitendo cha msemaji kinaonyesha ujumbe. Baada ya Yesu kuwalisha watu 5,000 kwa mikate mitano na samaki wawili, anatangaza katika sinagogi huko Kapernaumu, “Mimi ndimi mkate wa uzima ulioshuka kutoka mbinguni” (</w:t>
-      </w:r>
-      <w:hyperlink r:id="rId337">
-        <w:r>
-          <w:rPr>
-            <w:lang w:val="sw_KE" w:bidi="sw_KE"/>
-          </w:rPr>
-          <w:rPr>
-            <w:color w:val="0000EE"/>
-            <w:u w:val="single"/>
-          </w:rPr>
-          <w:t>Yn 6:51</w:t>
-        </w:r>
-      </w:hyperlink>
-      <w:r>
-        <w:rPr>
-          <w:lang w:val="sw_KE" w:bidi="sw_KE"/>
-        </w:rPr>
-        <w:t>). Anawaambia wasifanye kazi kwa ajili ya mkate wa dunia hii unaoharibika. Vivyo hivyo, uponyaji wa mwanaume aliyezaliwa kipofu unahusishwa na mafundisho ya Yesu kwamba yeye ni nuru ya ulimwengu (</w:t>
-      </w:r>
-      <w:hyperlink r:id="rId338">
-        <w:r>
-          <w:rPr>
-            <w:lang w:val="sw_KE" w:bidi="sw_KE"/>
-          </w:rPr>
-          <w:rPr>
-            <w:color w:val="0000EE"/>
-            <w:u w:val="single"/>
-          </w:rPr>
-          <w:t>9:5</w:t>
-        </w:r>
-      </w:hyperlink>
-      <w:r>
-        <w:rPr>
-          <w:lang w:val="sw_KE" w:bidi="sw_KE"/>
-        </w:rPr>
-        <w:t>). Ufufuo wa Lazaro unafungua njia kwa Yesu kutangaza kwamba yeye ni ufufuo na uzima (</w:t>
-      </w:r>
-      <w:hyperlink r:id="rId31">
-        <w:r>
-          <w:rPr>
-            <w:lang w:val="sw_KE" w:bidi="sw_KE"/>
-          </w:rPr>
-          <w:rPr>
-            <w:color w:val="0000EE"/>
-            <w:u w:val="single"/>
-          </w:rPr>
-          <w:t>11:25</w:t>
-        </w:r>
-      </w:hyperlink>
-      <w:r>
-        <w:rPr>
-          <w:lang w:val="sw_KE" w:bidi="sw_KE"/>
-        </w:rPr>
-        <w:t>). Katika Injili ya Yohana, ishara si tu onyesho la nguvu za kiungu bali pia ni ufunuo wa tabia ya kiungu ya Yesu. Mbali na kuthibitisha ujumbe wake wa kiungu, pia zinatangaza utu na utume wake.</w:t>
-      </w:r>
-    </w:p>
-    <w:p>
-      <w:pPr/>
-      <w:r>
-        <w:rPr>
-          <w:lang w:val="sw_KE" w:bidi="sw_KE"/>
-        </w:rPr>
-      </w:r>
-      <w:r>
-        <w:rPr>
-          <w:i/>
-          <w:lang w:val="sw_KE" w:bidi="sw_KE"/>
-        </w:rPr>
-        <w:t>Tazama pia</w:t>
-      </w:r>
-      <w:r>
-        <w:rPr>
-          <w:lang w:val="sw_KE" w:bidi="sw_KE"/>
-        </w:rPr>
-        <w:t xml:space="preserve"> </w:t>
-      </w:r>
-      <w:r>
-        <w:rPr>
-          <w:lang w:val="sw_KE" w:bidi="sw_KE"/>
-        </w:rPr>
-        <w:t>Miujiza</w:t>
+      <w:r>
+        <w:rPr>
+          <w:lang w:val="sw_KE" w:bidi="sw_KE"/>
+        </w:rPr>
+        <w:t>Mtumishi wa Bwana</w:t>
+      </w:r>
+      <w:r>
+        <w:rPr>
+          <w:lang w:val="sw_KE" w:bidi="sw_KE"/>
+        </w:rPr>
+        <w:t xml:space="preserve">; </w:t>
+      </w:r>
+      <w:r>
+        <w:rPr>
+          <w:lang w:val="sw_KE" w:bidi="sw_KE"/>
+        </w:rPr>
+        <w:t>Kuzaliwa kwa Yesu na Bikira</w:t>
       </w:r>
       <w:r>
         <w:rPr>
@@ -11987,6 +16377,1993 @@
         <w:rPr>
           <w:lang w:val="sw_KE" w:bidi="sw_KE"/>
         </w:rPr>
+        <w:t>ishara</w:t>
+      </w:r>
+      <w:r>
+        <w:rPr>
+          <w:lang w:val="sw_KE" w:bidi="sw_KE"/>
+        </w:rPr>
+      </w:r>
+    </w:p>
+    <w:p>
+      <w:pPr/>
+      <w:r>
+        <w:rPr>
+          <w:lang w:val="sw_KE" w:bidi="sw_KE"/>
+        </w:rPr>
+      </w:r>
+      <w:r>
+        <w:rPr>
+          <w:lang w:val="sw_KE" w:bidi="sw_KE"/>
+        </w:rPr>
+        <w:t>Neno linaloashiria tukio ambalo linaonekana na linakusudia kuwasilisha maana zaidi ya ile inayotambulika kawaida katika mwonekano wa nje wa tukio hilo.</w:t>
+      </w:r>
+    </w:p>
+    <w:p>
+      <w:pPr>
+        <w:pStyle w:val="Heading3"/>
+      </w:pPr>
+      <w:r>
+        <w:rPr>
+          <w:lang w:val="sw_KE" w:bidi="sw_KE"/>
+        </w:rPr>
+        <w:t>Kwenye Agano la Kale</w:t>
+      </w:r>
+    </w:p>
+    <w:p>
+      <w:pPr/>
+      <w:r>
+        <w:rPr>
+          <w:lang w:val="sw_KE" w:bidi="sw_KE"/>
+        </w:rPr>
+      </w:r>
+      <w:r>
+        <w:rPr>
+          <w:lang w:val="sw_KE" w:bidi="sw_KE"/>
+        </w:rPr>
+        <w:t>Kwenye matukio machache katika Agano la Kale, "ishara" inarejelea uangalizi wa miili ya mbinguni kwa maana ya unajimu (</w:t>
+      </w:r>
+      <w:hyperlink r:id="rId502">
+        <w:r>
+          <w:rPr>
+            <w:lang w:val="sw_KE" w:bidi="sw_KE"/>
+          </w:rPr>
+          <w:rPr>
+            <w:color w:val="0000EE"/>
+            <w:u w:val="single"/>
+          </w:rPr>
+          <w:t>Mwa 1:14</w:t>
+        </w:r>
+      </w:hyperlink>
+      <w:r>
+        <w:rPr>
+          <w:lang w:val="sw_KE" w:bidi="sw_KE"/>
+        </w:rPr>
+        <w:t xml:space="preserve">; </w:t>
+      </w:r>
+      <w:hyperlink r:id="rId503">
+        <w:r>
+          <w:rPr>
+            <w:lang w:val="sw_KE" w:bidi="sw_KE"/>
+          </w:rPr>
+          <w:rPr>
+            <w:color w:val="0000EE"/>
+            <w:u w:val="single"/>
+          </w:rPr>
+          <w:t>Yer 10:2</w:t>
+        </w:r>
+      </w:hyperlink>
+      <w:r>
+        <w:rPr>
+          <w:lang w:val="sw_KE" w:bidi="sw_KE"/>
+        </w:rPr>
+        <w:t>), au kwa "ishara na maajabu" kama alama za matendo ya miujiza ya Mungu katika historia ya dunia (</w:t>
+      </w:r>
+      <w:hyperlink r:id="rId504">
+        <w:r>
+          <w:rPr>
+            <w:lang w:val="sw_KE" w:bidi="sw_KE"/>
+          </w:rPr>
+          <w:rPr>
+            <w:color w:val="0000EE"/>
+            <w:u w:val="single"/>
+          </w:rPr>
+          <w:t>Kumb 4:34</w:t>
+        </w:r>
+      </w:hyperlink>
+      <w:r>
+        <w:rPr>
+          <w:lang w:val="sw_KE" w:bidi="sw_KE"/>
+        </w:rPr>
+        <w:t xml:space="preserve">; </w:t>
+      </w:r>
+      <w:hyperlink r:id="rId505">
+        <w:r>
+          <w:rPr>
+            <w:lang w:val="sw_KE" w:bidi="sw_KE"/>
+          </w:rPr>
+          <w:rPr>
+            <w:color w:val="0000EE"/>
+            <w:u w:val="single"/>
+          </w:rPr>
+          <w:t>6:22</w:t>
+        </w:r>
+      </w:hyperlink>
+      <w:r>
+        <w:rPr>
+          <w:lang w:val="sw_KE" w:bidi="sw_KE"/>
+        </w:rPr>
+        <w:t xml:space="preserve">; </w:t>
+      </w:r>
+      <w:hyperlink r:id="rId506">
+        <w:r>
+          <w:rPr>
+            <w:lang w:val="sw_KE" w:bidi="sw_KE"/>
+          </w:rPr>
+          <w:rPr>
+            <w:color w:val="0000EE"/>
+            <w:u w:val="single"/>
+          </w:rPr>
+          <w:t>Neh 9:10</w:t>
+        </w:r>
+      </w:hyperlink>
+      <w:r>
+        <w:rPr>
+          <w:lang w:val="sw_KE" w:bidi="sw_KE"/>
+        </w:rPr>
+        <w:t xml:space="preserve">; </w:t>
+      </w:r>
+      <w:hyperlink r:id="rId507">
+        <w:r>
+          <w:rPr>
+            <w:lang w:val="sw_KE" w:bidi="sw_KE"/>
+          </w:rPr>
+          <w:rPr>
+            <w:color w:val="0000EE"/>
+            <w:u w:val="single"/>
+          </w:rPr>
+          <w:t>Zab 105:27</w:t>
+        </w:r>
+      </w:hyperlink>
+      <w:r>
+        <w:rPr>
+          <w:lang w:val="sw_KE" w:bidi="sw_KE"/>
+        </w:rPr>
+        <w:t xml:space="preserve">; </w:t>
+      </w:r>
+      <w:hyperlink r:id="rId508">
+        <w:r>
+          <w:rPr>
+            <w:lang w:val="sw_KE" w:bidi="sw_KE"/>
+          </w:rPr>
+          <w:rPr>
+            <w:color w:val="0000EE"/>
+            <w:u w:val="single"/>
+          </w:rPr>
+          <w:t>Yer 32:20</w:t>
+        </w:r>
+      </w:hyperlink>
+      <w:r>
+        <w:rPr>
+          <w:lang w:val="sw_KE" w:bidi="sw_KE"/>
+        </w:rPr>
+        <w:t>). Katika matukio mengine, inatumika kama alama ya agano la Mose. Hivyo, kuvaa sheria kwenye mkono na paji la uso na kushika sabato kunachukuliwa kama ishara ya uhusiano kati ya Israeli na Mungu (</w:t>
+      </w:r>
+      <w:hyperlink r:id="rId509">
+        <w:r>
+          <w:rPr>
+            <w:lang w:val="sw_KE" w:bidi="sw_KE"/>
+          </w:rPr>
+          <w:rPr>
+            <w:color w:val="0000EE"/>
+            <w:u w:val="single"/>
+          </w:rPr>
+          <w:t>Kumb 6:8</w:t>
+        </w:r>
+      </w:hyperlink>
+      <w:r>
+        <w:rPr>
+          <w:lang w:val="sw_KE" w:bidi="sw_KE"/>
+        </w:rPr>
+        <w:t xml:space="preserve">; </w:t>
+      </w:r>
+      <w:hyperlink r:id="rId510">
+        <w:r>
+          <w:rPr>
+            <w:lang w:val="sw_KE" w:bidi="sw_KE"/>
+          </w:rPr>
+          <w:rPr>
+            <w:color w:val="0000EE"/>
+            <w:u w:val="single"/>
+          </w:rPr>
+          <w:t>11:18</w:t>
+        </w:r>
+      </w:hyperlink>
+      <w:r>
+        <w:rPr>
+          <w:lang w:val="sw_KE" w:bidi="sw_KE"/>
+        </w:rPr>
+        <w:t xml:space="preserve">; </w:t>
+      </w:r>
+      <w:hyperlink r:id="rId511">
+        <w:r>
+          <w:rPr>
+            <w:lang w:val="sw_KE" w:bidi="sw_KE"/>
+          </w:rPr>
+          <w:rPr>
+            <w:color w:val="0000EE"/>
+            <w:u w:val="single"/>
+          </w:rPr>
+          <w:t>Eze 20:12, 20</w:t>
+        </w:r>
+      </w:hyperlink>
+      <w:r>
+        <w:rPr>
+          <w:lang w:val="sw_KE" w:bidi="sw_KE"/>
+        </w:rPr>
+        <w:t>).</w:t>
+      </w:r>
+    </w:p>
+    <w:p>
+      <w:pPr/>
+      <w:r>
+        <w:rPr>
+          <w:lang w:val="sw_KE" w:bidi="sw_KE"/>
+        </w:rPr>
+      </w:r>
+      <w:r>
+        <w:rPr>
+          <w:lang w:val="sw_KE" w:bidi="sw_KE"/>
+        </w:rPr>
+        <w:t>Matumizi mengi na muhimu ya "ishara" yanahusiana na huduma ya unabii ya Agano la Kale. Kuanzia na Mose, ishara zinatumika kuthibitisha kwamba Mungu amezungumza na nabii. Hivyo, wakati Mose alipokea ujumbe wa ukombozi ambao alipaswa kupeleka kwa Waisraeli huko Misri na Farao, alipewa ishara mbili: fimbo yake ilibadilishwa kuwa nyoka na mkono wake ulipatwa na ukoma (</w:t>
+      </w:r>
+      <w:hyperlink r:id="rId512">
+        <w:r>
+          <w:rPr>
+            <w:lang w:val="sw_KE" w:bidi="sw_KE"/>
+          </w:rPr>
+          <w:rPr>
+            <w:color w:val="0000EE"/>
+            <w:u w:val="single"/>
+          </w:rPr>
+          <w:t>Kut 4:1–8</w:t>
+        </w:r>
+      </w:hyperlink>
+      <w:r>
+        <w:rPr>
+          <w:lang w:val="sw_KE" w:bidi="sw_KE"/>
+        </w:rPr>
+        <w:t>).</w:t>
+      </w:r>
+    </w:p>
+    <w:p>
+      <w:pPr/>
+      <w:r>
+        <w:rPr>
+          <w:lang w:val="sw_KE" w:bidi="sw_KE"/>
+        </w:rPr>
+      </w:r>
+      <w:r>
+        <w:rPr>
+          <w:lang w:val="sw_KE" w:bidi="sw_KE"/>
+        </w:rPr>
+        <w:t>Ishara na maajabu pia yalitumiwa na manabii wa uongo. Baada ya ishara kutolewa na kutimia, viongozi wa Israeli walipaswa kuchunguza ujumbe wa nabii ili kuona kama uliwaondoa watu kutoka kwenye ibada ya kweli ya Mungu. Ikiwa ulifanya hivyo, nabii aliyetoa ishara hiyo alipaswa kuuawa (</w:t>
+      </w:r>
+      <w:hyperlink r:id="rId513">
+        <w:r>
+          <w:rPr>
+            <w:lang w:val="sw_KE" w:bidi="sw_KE"/>
+          </w:rPr>
+          <w:rPr>
+            <w:color w:val="0000EE"/>
+            <w:u w:val="single"/>
+          </w:rPr>
+          <w:t>Kumb 13:1–5</w:t>
+        </w:r>
+      </w:hyperlink>
+      <w:r>
+        <w:rPr>
+          <w:lang w:val="sw_KE" w:bidi="sw_KE"/>
+        </w:rPr>
+        <w:t>).</w:t>
+      </w:r>
+    </w:p>
+    <w:p>
+      <w:pPr/>
+      <w:r>
+        <w:rPr>
+          <w:lang w:val="sw_KE" w:bidi="sw_KE"/>
+        </w:rPr>
+      </w:r>
+      <w:r>
+        <w:rPr>
+          <w:lang w:val="sw_KE" w:bidi="sw_KE"/>
+        </w:rPr>
+        <w:t>Tabia ya ishara inatofautiana na mara nyingi inaonekana kuwa ya kimiujiza. Baadhi ya miujiza mikubwa katika Agano la Kale ni ishara za kinabii—kwa mfano, kivuli kurudi nyuma juu ya ngazi za jumba la Hezekia kuthibitisha utabiri wa Isaya kwamba mfalme angepona kutoka kwa ugonjwa uliokuwa wa mauti (</w:t>
+      </w:r>
+      <w:hyperlink r:id="rId514">
+        <w:r>
+          <w:rPr>
+            <w:lang w:val="sw_KE" w:bidi="sw_KE"/>
+          </w:rPr>
+          <w:rPr>
+            <w:color w:val="0000EE"/>
+            <w:u w:val="single"/>
+          </w:rPr>
+          <w:t>2 Fal 20:8–9</w:t>
+        </w:r>
+      </w:hyperlink>
+      <w:r>
+        <w:rPr>
+          <w:lang w:val="sw_KE" w:bidi="sw_KE"/>
+        </w:rPr>
+        <w:t xml:space="preserve">; </w:t>
+      </w:r>
+      <w:hyperlink r:id="rId515">
+        <w:r>
+          <w:rPr>
+            <w:lang w:val="sw_KE" w:bidi="sw_KE"/>
+          </w:rPr>
+          <w:rPr>
+            <w:color w:val="0000EE"/>
+            <w:u w:val="single"/>
+          </w:rPr>
+          <w:t>Is 38:21–22</w:t>
+        </w:r>
+      </w:hyperlink>
+      <w:r>
+        <w:rPr>
+          <w:lang w:val="sw_KE" w:bidi="sw_KE"/>
+        </w:rPr>
+        <w:t>). Mara nyingi ishara ni ya utabiri tu, na watu wanaweza kujua kama nabii amesema ukweli kwa kutokea au kutotokea kwa tukio hilo—kwa mfano, nabii kutabiri kifo cha wana wote wa Eli siku moja (</w:t>
+      </w:r>
+      <w:hyperlink r:id="rId516">
+        <w:r>
+          <w:rPr>
+            <w:lang w:val="sw_KE" w:bidi="sw_KE"/>
+          </w:rPr>
+          <w:rPr>
+            <w:color w:val="0000EE"/>
+            <w:u w:val="single"/>
+          </w:rPr>
+          <w:t>1 Sam 2:34</w:t>
+        </w:r>
+      </w:hyperlink>
+      <w:r>
+        <w:rPr>
+          <w:lang w:val="sw_KE" w:bidi="sw_KE"/>
+        </w:rPr>
+        <w:t xml:space="preserve">; tazama pia </w:t>
+      </w:r>
+      <w:hyperlink r:id="rId517">
+        <w:r>
+          <w:rPr>
+            <w:lang w:val="sw_KE" w:bidi="sw_KE"/>
+          </w:rPr>
+          <w:rPr>
+            <w:color w:val="0000EE"/>
+            <w:u w:val="single"/>
+          </w:rPr>
+          <w:t>14:10</w:t>
+        </w:r>
+      </w:hyperlink>
+      <w:r>
+        <w:rPr>
+          <w:lang w:val="sw_KE" w:bidi="sw_KE"/>
+        </w:rPr>
+        <w:t xml:space="preserve">; </w:t>
+      </w:r>
+      <w:hyperlink r:id="rId518">
+        <w:r>
+          <w:rPr>
+            <w:lang w:val="sw_KE" w:bidi="sw_KE"/>
+          </w:rPr>
+          <w:rPr>
+            <w:color w:val="0000EE"/>
+            <w:u w:val="single"/>
+          </w:rPr>
+          <w:t>2 Fal 19:29</w:t>
+        </w:r>
+      </w:hyperlink>
+      <w:r>
+        <w:rPr>
+          <w:lang w:val="sw_KE" w:bidi="sw_KE"/>
+        </w:rPr>
+        <w:t xml:space="preserve">; </w:t>
+      </w:r>
+      <w:hyperlink r:id="rId519">
+        <w:r>
+          <w:rPr>
+            <w:lang w:val="sw_KE" w:bidi="sw_KE"/>
+          </w:rPr>
+          <w:rPr>
+            <w:color w:val="0000EE"/>
+            <w:u w:val="single"/>
+          </w:rPr>
+          <w:t>Is 37:30</w:t>
+        </w:r>
+      </w:hyperlink>
+      <w:r>
+        <w:rPr>
+          <w:lang w:val="sw_KE" w:bidi="sw_KE"/>
+        </w:rPr>
+        <w:t>). Wakati mwingine ishara ilikuwa imepangwa kwa uangalifu, na mpokeaji aliambiwa kwamba kuonekana kwa ishara hiyo kungeonyesha wakati wa kutenda ili kutimiza ujumbe wa kinabii (</w:t>
+      </w:r>
+      <w:hyperlink r:id="rId520">
+        <w:r>
+          <w:rPr>
+            <w:lang w:val="sw_KE" w:bidi="sw_KE"/>
+          </w:rPr>
+          <w:rPr>
+            <w:color w:val="0000EE"/>
+            <w:u w:val="single"/>
+          </w:rPr>
+          <w:t>1 Sam 10:7–9</w:t>
+        </w:r>
+      </w:hyperlink>
+      <w:r>
+        <w:rPr>
+          <w:lang w:val="sw_KE" w:bidi="sw_KE"/>
+        </w:rPr>
+        <w:t>). Wakati mwingine, matukio yaliyotabiriwa yalifanyika katika maisha ya nabii. Vitendo hivi vya mfano vilionyesha ukweli wa ujumbe wa nabii—kwa mfano, uchi wa Isaya kwa miaka mitatu kuonyesha hatima ya wale waliokuwa wakihubiri kuamini nguvu za Misri (</w:t>
+      </w:r>
+      <w:hyperlink r:id="rId521">
+        <w:r>
+          <w:rPr>
+            <w:lang w:val="sw_KE" w:bidi="sw_KE"/>
+          </w:rPr>
+          <w:rPr>
+            <w:color w:val="0000EE"/>
+            <w:u w:val="single"/>
+          </w:rPr>
+          <w:t>Is 20:3</w:t>
+        </w:r>
+      </w:hyperlink>
+      <w:r>
+        <w:rPr>
+          <w:lang w:val="sw_KE" w:bidi="sw_KE"/>
+        </w:rPr>
+        <w:t xml:space="preserve">; tazama pia </w:t>
+      </w:r>
+      <w:hyperlink r:id="rId522">
+        <w:r>
+          <w:rPr>
+            <w:lang w:val="sw_KE" w:bidi="sw_KE"/>
+          </w:rPr>
+          <w:rPr>
+            <w:color w:val="0000EE"/>
+            <w:u w:val="single"/>
+          </w:rPr>
+          <w:t>Ez 4:3</w:t>
+        </w:r>
+      </w:hyperlink>
+      <w:r>
+        <w:rPr>
+          <w:lang w:val="sw_KE" w:bidi="sw_KE"/>
+        </w:rPr>
+        <w:t>).</w:t>
+      </w:r>
+    </w:p>
+    <w:p>
+      <w:pPr>
+        <w:pStyle w:val="Heading3"/>
+      </w:pPr>
+      <w:r>
+        <w:rPr>
+          <w:lang w:val="sw_KE" w:bidi="sw_KE"/>
+        </w:rPr>
+        <w:t>Katika Agano Jipya</w:t>
+      </w:r>
+    </w:p>
+    <w:p>
+      <w:pPr/>
+      <w:r>
+        <w:rPr>
+          <w:lang w:val="sw_KE" w:bidi="sw_KE"/>
+        </w:rPr>
+      </w:r>
+      <w:r>
+        <w:rPr>
+          <w:lang w:val="sw_KE" w:bidi="sw_KE"/>
+        </w:rPr>
+        <w:t>Matukio ya Agano Jipya (AJ) yanafanana na yale ya Agano ya Kale (AK). Kuna marejeo ya ishara za mbinguni ambazo zitatokea kama dalili za mwisho wa wakati, na wale wenye maarifa maalum wataelewa kuwa mwisho unakaribia (</w:t>
+      </w:r>
+      <w:hyperlink r:id="rId523">
+        <w:r>
+          <w:rPr>
+            <w:lang w:val="sw_KE" w:bidi="sw_KE"/>
+          </w:rPr>
+          <w:rPr>
+            <w:color w:val="0000EE"/>
+            <w:u w:val="single"/>
+          </w:rPr>
+          <w:t>Mt 24:3, 30</w:t>
+        </w:r>
+      </w:hyperlink>
+      <w:r>
+        <w:rPr>
+          <w:lang w:val="sw_KE" w:bidi="sw_KE"/>
+        </w:rPr>
+        <w:t xml:space="preserve">; </w:t>
+      </w:r>
+      <w:hyperlink r:id="rId524">
+        <w:r>
+          <w:rPr>
+            <w:lang w:val="sw_KE" w:bidi="sw_KE"/>
+          </w:rPr>
+          <w:rPr>
+            <w:color w:val="0000EE"/>
+            <w:u w:val="single"/>
+          </w:rPr>
+          <w:t>Mk 13:4, 22</w:t>
+        </w:r>
+      </w:hyperlink>
+      <w:r>
+        <w:rPr>
+          <w:lang w:val="sw_KE" w:bidi="sw_KE"/>
+        </w:rPr>
+        <w:t xml:space="preserve">; </w:t>
+      </w:r>
+      <w:hyperlink r:id="rId525">
+        <w:r>
+          <w:rPr>
+            <w:lang w:val="sw_KE" w:bidi="sw_KE"/>
+          </w:rPr>
+          <w:rPr>
+            <w:color w:val="0000EE"/>
+            <w:u w:val="single"/>
+          </w:rPr>
+          <w:t>Lk 21:11, 25–26</w:t>
+        </w:r>
+      </w:hyperlink>
+      <w:r>
+        <w:rPr>
+          <w:lang w:val="sw_KE" w:bidi="sw_KE"/>
+        </w:rPr>
+        <w:t xml:space="preserve">). Ishara hizi za kiapokaliptiko hazina maana za kinyota kama ilivyo katika AK. Pia kuna kutajwa kwa ishara kama muhuri wa agano kati ya Mungu na Israeli kwa kurejelea tohara katika </w:t>
+      </w:r>
+      <w:hyperlink r:id="rId526">
+        <w:r>
+          <w:rPr>
+            <w:lang w:val="sw_KE" w:bidi="sw_KE"/>
+          </w:rPr>
+          <w:rPr>
+            <w:color w:val="0000EE"/>
+            <w:u w:val="single"/>
+          </w:rPr>
+          <w:t>Warumi 4:11</w:t>
+        </w:r>
+      </w:hyperlink>
+      <w:r>
+        <w:rPr>
+          <w:lang w:val="sw_KE" w:bidi="sw_KE"/>
+        </w:rPr>
+        <w:t>.</w:t>
+      </w:r>
+    </w:p>
+    <w:p>
+      <w:pPr/>
+      <w:r>
+        <w:rPr>
+          <w:lang w:val="sw_KE" w:bidi="sw_KE"/>
+        </w:rPr>
+      </w:r>
+      <w:r>
+        <w:rPr>
+          <w:lang w:val="sw_KE" w:bidi="sw_KE"/>
+        </w:rPr>
+        <w:t>Kama ilivyo katika Agano la Kale, matumizi ya ishara katika Agano Jipya ni uthibitisho wa ujumbe uliotolewa na Mungu, na ujumbe huu unawasilishwa kupitia jumuiya ya mitume kwa kanisa. Kwa hiyo, kuna msisitizo mkubwa juu ya jinsi Mungu anavyothibitisha ujumbe wa mitume kupitia uwezo wao wa kufanya ishara na maajabu (</w:t>
+      </w:r>
+      <w:hyperlink r:id="rId527">
+        <w:r>
+          <w:rPr>
+            <w:lang w:val="sw_KE" w:bidi="sw_KE"/>
+          </w:rPr>
+          <w:rPr>
+            <w:color w:val="0000EE"/>
+            <w:u w:val="single"/>
+          </w:rPr>
+          <w:t>Matendo 2:43</w:t>
+        </w:r>
+      </w:hyperlink>
+      <w:r>
+        <w:rPr>
+          <w:lang w:val="sw_KE" w:bidi="sw_KE"/>
+        </w:rPr>
+        <w:t xml:space="preserve">; </w:t>
+      </w:r>
+      <w:hyperlink r:id="rId528">
+        <w:r>
+          <w:rPr>
+            <w:lang w:val="sw_KE" w:bidi="sw_KE"/>
+          </w:rPr>
+          <w:rPr>
+            <w:color w:val="0000EE"/>
+            <w:u w:val="single"/>
+          </w:rPr>
+          <w:t>4:30</w:t>
+        </w:r>
+      </w:hyperlink>
+      <w:r>
+        <w:rPr>
+          <w:lang w:val="sw_KE" w:bidi="sw_KE"/>
+        </w:rPr>
+        <w:t xml:space="preserve">; </w:t>
+      </w:r>
+      <w:hyperlink r:id="rId529">
+        <w:r>
+          <w:rPr>
+            <w:lang w:val="sw_KE" w:bidi="sw_KE"/>
+          </w:rPr>
+          <w:rPr>
+            <w:color w:val="0000EE"/>
+            <w:u w:val="single"/>
+          </w:rPr>
+          <w:t>5:12</w:t>
+        </w:r>
+      </w:hyperlink>
+      <w:r>
+        <w:rPr>
+          <w:lang w:val="sw_KE" w:bidi="sw_KE"/>
+        </w:rPr>
+        <w:t xml:space="preserve">; </w:t>
+      </w:r>
+      <w:hyperlink r:id="rId530">
+        <w:r>
+          <w:rPr>
+            <w:lang w:val="sw_KE" w:bidi="sw_KE"/>
+          </w:rPr>
+          <w:rPr>
+            <w:color w:val="0000EE"/>
+            <w:u w:val="single"/>
+          </w:rPr>
+          <w:t>8:13</w:t>
+        </w:r>
+      </w:hyperlink>
+      <w:r>
+        <w:rPr>
+          <w:lang w:val="sw_KE" w:bidi="sw_KE"/>
+        </w:rPr>
+        <w:t xml:space="preserve">; </w:t>
+      </w:r>
+      <w:hyperlink r:id="rId531">
+        <w:r>
+          <w:rPr>
+            <w:lang w:val="sw_KE" w:bidi="sw_KE"/>
+          </w:rPr>
+          <w:rPr>
+            <w:color w:val="0000EE"/>
+            <w:u w:val="single"/>
+          </w:rPr>
+          <w:t>14:3</w:t>
+        </w:r>
+      </w:hyperlink>
+      <w:r>
+        <w:rPr>
+          <w:lang w:val="sw_KE" w:bidi="sw_KE"/>
+        </w:rPr>
+        <w:t xml:space="preserve">; </w:t>
+      </w:r>
+      <w:hyperlink r:id="rId532">
+        <w:r>
+          <w:rPr>
+            <w:lang w:val="sw_KE" w:bidi="sw_KE"/>
+          </w:rPr>
+          <w:rPr>
+            <w:color w:val="0000EE"/>
+            <w:u w:val="single"/>
+          </w:rPr>
+          <w:t>Rom 15:19</w:t>
+        </w:r>
+      </w:hyperlink>
+      <w:r>
+        <w:rPr>
+          <w:lang w:val="sw_KE" w:bidi="sw_KE"/>
+        </w:rPr>
+        <w:t xml:space="preserve">; </w:t>
+      </w:r>
+      <w:hyperlink r:id="rId533">
+        <w:r>
+          <w:rPr>
+            <w:lang w:val="sw_KE" w:bidi="sw_KE"/>
+          </w:rPr>
+          <w:rPr>
+            <w:color w:val="0000EE"/>
+            <w:u w:val="single"/>
+          </w:rPr>
+          <w:t>Heb 2:4</w:t>
+        </w:r>
+      </w:hyperlink>
+      <w:r>
+        <w:rPr>
+          <w:lang w:val="sw_KE" w:bidi="sw_KE"/>
+        </w:rPr>
+        <w:t>).</w:t>
+      </w:r>
+    </w:p>
+    <w:p>
+      <w:pPr/>
+      <w:r>
+        <w:rPr>
+          <w:lang w:val="sw_KE" w:bidi="sw_KE"/>
+        </w:rPr>
+      </w:r>
+      <w:r>
+        <w:rPr>
+          <w:lang w:val="sw_KE" w:bidi="sw_KE"/>
+        </w:rPr>
+        <w:t xml:space="preserve">Kwenye Mathayo, Marko, na Luka, miujiza ya Yesu haijaitwa ishara. Ni katika </w:t>
+      </w:r>
+      <w:hyperlink r:id="rId534">
+        <w:r>
+          <w:rPr>
+            <w:lang w:val="sw_KE" w:bidi="sw_KE"/>
+          </w:rPr>
+          <w:rPr>
+            <w:color w:val="0000EE"/>
+            <w:u w:val="single"/>
+          </w:rPr>
+          <w:t>Matendo 2:22</w:t>
+        </w:r>
+      </w:hyperlink>
+      <w:r>
+        <w:rPr>
+          <w:lang w:val="sw_KE" w:bidi="sw_KE"/>
+        </w:rPr>
+        <w:t xml:space="preserve"> tu ambapo Petro anatangaza kwamba ujumbe wa Yesu ulithibitishwa na ishara alizofanya. Badala yake, miujiza ya Yesu inaonekana kama matendo ya nguvu na huruma ya kimungu. Wakati Wayahudi wanapouliza ishara, wanakataliwa mara kwa mara, na kuambiwa kwamba ishara pekee watakayopokea ni ishara ya Yona (</w:t>
+      </w:r>
+      <w:hyperlink r:id="rId20">
+        <w:r>
+          <w:rPr>
+            <w:lang w:val="sw_KE" w:bidi="sw_KE"/>
+          </w:rPr>
+          <w:rPr>
+            <w:color w:val="0000EE"/>
+            <w:u w:val="single"/>
+          </w:rPr>
+          <w:t>Mt 12:38–39</w:t>
+        </w:r>
+      </w:hyperlink>
+      <w:r>
+        <w:rPr>
+          <w:lang w:val="sw_KE" w:bidi="sw_KE"/>
+        </w:rPr>
+        <w:t xml:space="preserve">; </w:t>
+      </w:r>
+      <w:hyperlink r:id="rId535">
+        <w:r>
+          <w:rPr>
+            <w:lang w:val="sw_KE" w:bidi="sw_KE"/>
+          </w:rPr>
+          <w:rPr>
+            <w:color w:val="0000EE"/>
+            <w:u w:val="single"/>
+          </w:rPr>
+          <w:t>16:1</w:t>
+        </w:r>
+      </w:hyperlink>
+      <w:r>
+        <w:rPr>
+          <w:lang w:val="sw_KE" w:bidi="sw_KE"/>
+        </w:rPr>
+        <w:t xml:space="preserve">; </w:t>
+      </w:r>
+      <w:hyperlink r:id="rId536">
+        <w:r>
+          <w:rPr>
+            <w:lang w:val="sw_KE" w:bidi="sw_KE"/>
+          </w:rPr>
+          <w:rPr>
+            <w:color w:val="0000EE"/>
+            <w:u w:val="single"/>
+          </w:rPr>
+          <w:t>Mk 8:11–12</w:t>
+        </w:r>
+      </w:hyperlink>
+      <w:r>
+        <w:rPr>
+          <w:lang w:val="sw_KE" w:bidi="sw_KE"/>
+        </w:rPr>
+        <w:t xml:space="preserve">; </w:t>
+      </w:r>
+      <w:hyperlink r:id="rId537">
+        <w:r>
+          <w:rPr>
+            <w:lang w:val="sw_KE" w:bidi="sw_KE"/>
+          </w:rPr>
+          <w:rPr>
+            <w:color w:val="0000EE"/>
+            <w:u w:val="single"/>
+          </w:rPr>
+          <w:t>Lk 11:19, 30</w:t>
+        </w:r>
+      </w:hyperlink>
+      <w:r>
+        <w:rPr>
+          <w:lang w:val="sw_KE" w:bidi="sw_KE"/>
+        </w:rPr>
+        <w:t>), ishara inayorejelea kifo na ufufuo wa Kristo. Kama Yona alivyokuwa ndani ya tumbo la nyangumi kwa siku tatu na usiku tatu, ndivyo Mwana wa Adamu atakavyokuwa katika moyo wa dunia kwa siku tatu (</w:t>
+      </w:r>
+      <w:hyperlink r:id="rId538">
+        <w:r>
+          <w:rPr>
+            <w:lang w:val="sw_KE" w:bidi="sw_KE"/>
+          </w:rPr>
+          <w:rPr>
+            <w:color w:val="0000EE"/>
+            <w:u w:val="single"/>
+          </w:rPr>
+          <w:t>Mt 12:40</w:t>
+        </w:r>
+      </w:hyperlink>
+      <w:r>
+        <w:rPr>
+          <w:lang w:val="sw_KE" w:bidi="sw_KE"/>
+        </w:rPr>
+        <w:t>).</w:t>
+      </w:r>
+    </w:p>
+    <w:p>
+      <w:pPr/>
+      <w:r>
+        <w:rPr>
+          <w:lang w:val="sw_KE" w:bidi="sw_KE"/>
+        </w:rPr>
+      </w:r>
+      <w:r>
+        <w:rPr>
+          <w:lang w:val="sw_KE" w:bidi="sw_KE"/>
+        </w:rPr>
+        <w:t>Katika Injili ya Yohana, hata hivyo, miujiza ya Yesu inaonekana kwa mwanga tofauti kabisa na inachukuliwa kama ishara. Kuanzia na kubadilisha maji kuwa divai (</w:t>
+      </w:r>
+      <w:hyperlink r:id="rId539">
+        <w:r>
+          <w:rPr>
+            <w:lang w:val="sw_KE" w:bidi="sw_KE"/>
+          </w:rPr>
+          <w:rPr>
+            <w:color w:val="0000EE"/>
+            <w:u w:val="single"/>
+          </w:rPr>
+          <w:t>Yn 2:1–11</w:t>
+        </w:r>
+      </w:hyperlink>
+      <w:r>
+        <w:rPr>
+          <w:lang w:val="sw_KE" w:bidi="sw_KE"/>
+        </w:rPr>
+        <w:t xml:space="preserve">), miujiza inaitwa ishara na inakusudiwa kuwaongoza wale wanaoiona kwa imani (mstari </w:t>
+      </w:r>
+      <w:hyperlink r:id="rId540">
+        <w:r>
+          <w:rPr>
+            <w:lang w:val="sw_KE" w:bidi="sw_KE"/>
+          </w:rPr>
+          <w:rPr>
+            <w:color w:val="0000EE"/>
+            <w:u w:val="single"/>
+          </w:rPr>
+          <w:t>23</w:t>
+        </w:r>
+      </w:hyperlink>
+      <w:r>
+        <w:rPr>
+          <w:lang w:val="sw_KE" w:bidi="sw_KE"/>
+        </w:rPr>
+        <w:t>). Yesu hata analalamika kwamba watu hawataamini isipokuwa waone ishara (</w:t>
+      </w:r>
+      <w:hyperlink r:id="rId541">
+        <w:r>
+          <w:rPr>
+            <w:lang w:val="sw_KE" w:bidi="sw_KE"/>
+          </w:rPr>
+          <w:rPr>
+            <w:color w:val="0000EE"/>
+            <w:u w:val="single"/>
+          </w:rPr>
+          <w:t>4:48</w:t>
+        </w:r>
+      </w:hyperlink>
+      <w:r>
+        <w:rPr>
+          <w:lang w:val="sw_KE" w:bidi="sw_KE"/>
+        </w:rPr>
+        <w:t>). Kusudi la Yohana katika kuandika Injili yake ni kuwasilisha ishara za Yesu ili wale wanaokuja kwa imani wafanye hivyo kwa kuona ishara hizi (</w:t>
+      </w:r>
+      <w:hyperlink r:id="rId542">
+        <w:r>
+          <w:rPr>
+            <w:lang w:val="sw_KE" w:bidi="sw_KE"/>
+          </w:rPr>
+          <w:rPr>
+            <w:color w:val="0000EE"/>
+            <w:u w:val="single"/>
+          </w:rPr>
+          <w:t>20:30</w:t>
+        </w:r>
+      </w:hyperlink>
+      <w:r>
+        <w:rPr>
+          <w:lang w:val="sw_KE" w:bidi="sw_KE"/>
+        </w:rPr>
+        <w:t>). Ishara katika Injili zimechaguliwa mahsusi kwa sababu zinachangia maendeleo ya imani ya kweli.</w:t>
+      </w:r>
+    </w:p>
+    <w:p>
+      <w:pPr/>
+      <w:r>
+        <w:rPr>
+          <w:lang w:val="sw_KE" w:bidi="sw_KE"/>
+        </w:rPr>
+      </w:r>
+      <w:r>
+        <w:rPr>
+          <w:lang w:val="sw_KE" w:bidi="sw_KE"/>
+        </w:rPr>
+        <w:t>Kwenye Injili ya Yohana, miujiza ya Yesu inathibitisha mafundisho yake. Katika Injili za Sinoptiki, miujiza inaonekana kama matendo ya huruma na nguvu za kiungu. Katika Yohana, miujiza imechaguliwa kwa uangalifu ili kuonyesha kile Yesu anataka kusema kuhusu yeye mwenyewe. Kwa maana hii, ni kama vitendo vya mfano vya Isaya na Ezekieli ambapo kitendo cha msemaji kinaonyesha ujumbe. Baada ya Yesu kuwalisha watu 5,000 kwa mikate mitano na samaki wawili, anatangaza katika sinagogi huko Kapernaumu, “Mimi ndimi mkate wa uzima ulioshuka kutoka mbinguni” (</w:t>
+      </w:r>
+      <w:hyperlink r:id="rId543">
+        <w:r>
+          <w:rPr>
+            <w:lang w:val="sw_KE" w:bidi="sw_KE"/>
+          </w:rPr>
+          <w:rPr>
+            <w:color w:val="0000EE"/>
+            <w:u w:val="single"/>
+          </w:rPr>
+          <w:t>Yn 6:51</w:t>
+        </w:r>
+      </w:hyperlink>
+      <w:r>
+        <w:rPr>
+          <w:lang w:val="sw_KE" w:bidi="sw_KE"/>
+        </w:rPr>
+        <w:t>). Anawaambia wasifanye kazi kwa ajili ya mkate wa dunia hii unaoharibika. Vivyo hivyo, uponyaji wa mwanaume aliyezaliwa kipofu unahusishwa na mafundisho ya Yesu kwamba yeye ni nuru ya ulimwengu (</w:t>
+      </w:r>
+      <w:hyperlink r:id="rId544">
+        <w:r>
+          <w:rPr>
+            <w:lang w:val="sw_KE" w:bidi="sw_KE"/>
+          </w:rPr>
+          <w:rPr>
+            <w:color w:val="0000EE"/>
+            <w:u w:val="single"/>
+          </w:rPr>
+          <w:t>9:5</w:t>
+        </w:r>
+      </w:hyperlink>
+      <w:r>
+        <w:rPr>
+          <w:lang w:val="sw_KE" w:bidi="sw_KE"/>
+        </w:rPr>
+        <w:t>). Ufufuo wa Lazaro unafungua njia kwa Yesu kutangaza kwamba yeye ni ufufuo na uzima (</w:t>
+      </w:r>
+      <w:hyperlink r:id="rId31">
+        <w:r>
+          <w:rPr>
+            <w:lang w:val="sw_KE" w:bidi="sw_KE"/>
+          </w:rPr>
+          <w:rPr>
+            <w:color w:val="0000EE"/>
+            <w:u w:val="single"/>
+          </w:rPr>
+          <w:t>11:25</w:t>
+        </w:r>
+      </w:hyperlink>
+      <w:r>
+        <w:rPr>
+          <w:lang w:val="sw_KE" w:bidi="sw_KE"/>
+        </w:rPr>
+        <w:t>). Katika Injili ya Yohana, ishara si tu onyesho la nguvu za kiungu bali pia ni ufunuo wa tabia ya kiungu ya Yesu. Mbali na kuthibitisha ujumbe wake wa kiungu, pia zinatangaza utu na utume wake.</w:t>
+      </w:r>
+    </w:p>
+    <w:p>
+      <w:pPr/>
+      <w:r>
+        <w:rPr>
+          <w:lang w:val="sw_KE" w:bidi="sw_KE"/>
+        </w:rPr>
+      </w:r>
+      <w:r>
+        <w:rPr>
+          <w:i/>
+          <w:lang w:val="sw_KE" w:bidi="sw_KE"/>
+        </w:rPr>
+        <w:t>Tazama pia</w:t>
+      </w:r>
+      <w:r>
+        <w:rPr>
+          <w:lang w:val="sw_KE" w:bidi="sw_KE"/>
+        </w:rPr>
+        <w:t xml:space="preserve"> </w:t>
+      </w:r>
+      <w:r>
+        <w:rPr>
+          <w:lang w:val="sw_KE" w:bidi="sw_KE"/>
+        </w:rPr>
+        <w:t>Miujiza</w:t>
+      </w:r>
+      <w:r>
+        <w:rPr>
+          <w:lang w:val="sw_KE" w:bidi="sw_KE"/>
+        </w:rPr>
+        <w:t>.</w:t>
+      </w:r>
+      <w:r>
+        <w:rPr>
+          <w:lang w:val="sw_KE" w:bidi="sw_KE"/>
+        </w:rPr>
+      </w:r>
+      <w:r>
+        <w:rPr>
+          <w:lang w:val="sw_KE" w:bidi="sw_KE"/>
+        </w:rPr>
+      </w:r>
+    </w:p>
+    <w:p>
+      <w:pPr/>
+      <w:r>
+        <w:rPr>
+          <w:lang w:val="sw_KE" w:bidi="sw_KE"/>
+        </w:rPr>
+      </w:r>
+    </w:p>
+    <w:p>
+      <w:pPr>
+        <w:pStyle w:val="Heading2"/>
+      </w:pPr>
+      <w:r>
+        <w:rPr>
+          <w:lang w:val="sw_KE" w:bidi="sw_KE"/>
+        </w:rPr>
+        <w:t>Ishmaeli</w:t>
+      </w:r>
+      <w:r>
+        <w:rPr>
+          <w:lang w:val="sw_KE" w:bidi="sw_KE"/>
+        </w:rPr>
+      </w:r>
+    </w:p>
+    <w:p>
+      <w:pPr>
+        <w:pStyle w:val="ListNumber"/>
+        <w:numPr>
+          <w:ilvl w:val="0"/>
+          <w:numId w:val="20"/>
+        </w:numPr>
+        <w:spacing w:line="240" w:lineRule="auto"/>
+        <w:ind w:left="720"/>
+      </w:pPr>
+      <w:r>
+        <w:rPr>
+          <w:lang w:val="sw_KE" w:bidi="sw_KE"/>
+        </w:rPr>
+      </w:r>
+      <w:r>
+        <w:rPr>
+          <w:lang w:val="sw_KE" w:bidi="sw_KE"/>
+        </w:rPr>
+        <w:t>Mwana wa kwanza wa Abrahamu, aliyezaliwa na Hajiri. Hajiri alikuwa mtumishi Mmisri wa Sara (mke wa Abrahamu). Sara alimchagua Hajiri azae mtoto na Abrahamu.</w:t>
+        <w:br/>
+      </w:r>
+      <w:r>
+        <w:rPr>
+          <w:lang w:val="sw_KE" w:bidi="sw_KE"/>
+        </w:rPr>
+        <w:t>Mungu aliahidi kumfanya Abrahamu kuwa taifa kuu, ingawa hakuwa na watoto (</w:t>
+      </w:r>
+      <w:hyperlink r:id="rId545">
+        <w:r>
+          <w:rPr>
+            <w:lang w:val="sw_KE" w:bidi="sw_KE"/>
+          </w:rPr>
+          <w:rPr>
+            <w:color w:val="0000EE"/>
+            <w:u w:val="single"/>
+          </w:rPr>
+          <w:t>Mwanzo 12:2</w:t>
+        </w:r>
+      </w:hyperlink>
+      <w:r>
+        <w:rPr>
+          <w:lang w:val="sw_KE" w:bidi="sw_KE"/>
+        </w:rPr>
+        <w:t>). Mungu aliahidi kwamba mwanawe angekuwa mrithi wake (</w:t>
+      </w:r>
+      <w:hyperlink r:id="rId546">
+        <w:r>
+          <w:rPr>
+            <w:lang w:val="sw_KE" w:bidi="sw_KE"/>
+          </w:rPr>
+          <w:rPr>
+            <w:color w:val="0000EE"/>
+            <w:u w:val="single"/>
+          </w:rPr>
+          <w:t>15:4</w:t>
+        </w:r>
+      </w:hyperlink>
+      <w:r>
+        <w:rPr>
+          <w:lang w:val="sw_KE" w:bidi="sw_KE"/>
+        </w:rPr>
+        <w:t>). Lakini Sara alipokuwa na zaidi ya miaka 75 na bado hakuwa na watoto, alifuata desturi ya wakati huo na kumpa mtumishi wake Hajiri kwa Abrahamu kama suria. Hii ilikuwa na maana ya kumpa Sara mtoto kupitia Hajiri (</w:t>
+      </w:r>
+      <w:hyperlink r:id="rId547">
+        <w:r>
+          <w:rPr>
+            <w:lang w:val="sw_KE" w:bidi="sw_KE"/>
+          </w:rPr>
+          <w:rPr>
+            <w:color w:val="0000EE"/>
+            <w:u w:val="single"/>
+          </w:rPr>
+          <w:t>16:1–2</w:t>
+        </w:r>
+      </w:hyperlink>
+      <w:r>
+        <w:rPr>
+          <w:lang w:val="sw_KE" w:bidi="sw_KE"/>
+        </w:rPr>
+        <w:t>).</w:t>
+        <w:br/>
+      </w:r>
+      <w:r>
+        <w:rPr>
+          <w:lang w:val="sw_KE" w:bidi="sw_KE"/>
+        </w:rPr>
+        <w:t>Baada ya Hajiri kuwa mjamzito, alianza kumtendea Sara kwa dharau. Sara kisha alimfanyia Hajiri kwa ukali, na kumfanya akimbie. Malaika alimkuta Hajiri na kumwambia arudi. Malaika pia alimwahidi mwana, akimwambia amwite Ishmaeli, ambalo linamaanisha "Mungu anasikia" (</w:t>
+      </w:r>
+      <w:hyperlink r:id="rId548">
+        <w:r>
+          <w:rPr>
+            <w:lang w:val="sw_KE" w:bidi="sw_KE"/>
+          </w:rPr>
+          <w:rPr>
+            <w:color w:val="0000EE"/>
+            <w:u w:val="single"/>
+          </w:rPr>
+          <w:t>16:9–11</w:t>
+        </w:r>
+      </w:hyperlink>
+      <w:r>
+        <w:rPr>
+          <w:lang w:val="sw_KE" w:bidi="sw_KE"/>
+        </w:rPr>
+        <w:t>). Mvulana alizaliwa karibu na Hebroni wakati Abrahamu alikuwa na umri wa miaka 86 (</w:t>
+      </w:r>
+      <w:hyperlink r:id="rId549">
+        <w:r>
+          <w:rPr>
+            <w:lang w:val="sw_KE" w:bidi="sw_KE"/>
+          </w:rPr>
+          <w:rPr>
+            <w:color w:val="0000EE"/>
+            <w:u w:val="single"/>
+          </w:rPr>
+          <w:t>13:18</w:t>
+        </w:r>
+      </w:hyperlink>
+      <w:r>
+        <w:rPr>
+          <w:lang w:val="sw_KE" w:bidi="sw_KE"/>
+        </w:rPr>
+        <w:t xml:space="preserve">; </w:t>
+      </w:r>
+      <w:hyperlink r:id="rId550">
+        <w:r>
+          <w:rPr>
+            <w:lang w:val="sw_KE" w:bidi="sw_KE"/>
+          </w:rPr>
+          <w:rPr>
+            <w:color w:val="0000EE"/>
+            <w:u w:val="single"/>
+          </w:rPr>
+          <w:t>16:16</w:t>
+        </w:r>
+      </w:hyperlink>
+      <w:r>
+        <w:rPr>
+          <w:lang w:val="sw_KE" w:bidi="sw_KE"/>
+        </w:rPr>
+        <w:t>).</w:t>
+        <w:br/>
+      </w:r>
+      <w:r>
+        <w:rPr>
+          <w:lang w:val="sw_KE" w:bidi="sw_KE"/>
+        </w:rPr>
+        <w:t>Abrahamu na Sara mwanzoni walidhani Ishmaeli alikuwa mwana ambaye Mungu alikuwa amewaahidi (</w:t>
+      </w:r>
+      <w:hyperlink r:id="rId551">
+        <w:r>
+          <w:rPr>
+            <w:lang w:val="sw_KE" w:bidi="sw_KE"/>
+          </w:rPr>
+          <w:rPr>
+            <w:color w:val="0000EE"/>
+            <w:u w:val="single"/>
+          </w:rPr>
+          <w:t>17:17</w:t>
+        </w:r>
+      </w:hyperlink>
+      <w:r>
+        <w:rPr>
+          <w:lang w:val="sw_KE" w:bidi="sw_KE"/>
+        </w:rPr>
+        <w:t xml:space="preserve">; </w:t>
+      </w:r>
+      <w:hyperlink r:id="rId552">
+        <w:r>
+          <w:rPr>
+            <w:lang w:val="sw_KE" w:bidi="sw_KE"/>
+          </w:rPr>
+          <w:rPr>
+            <w:color w:val="0000EE"/>
+            <w:u w:val="single"/>
+          </w:rPr>
+          <w:t>18:12</w:t>
+        </w:r>
+      </w:hyperlink>
+      <w:r>
+        <w:rPr>
+          <w:lang w:val="sw_KE" w:bidi="sw_KE"/>
+        </w:rPr>
+        <w:t>). Wakati Mungu alipotangaza baadaye kwamba Sara angekuwa na mwana wake mwenyewe aitwaye Isaka, Abrahamu hata alimwomba Mungu amkubali Ishmaeli badala yake (</w:t>
+      </w:r>
+      <w:hyperlink r:id="rId553">
+        <w:r>
+          <w:rPr>
+            <w:lang w:val="sw_KE" w:bidi="sw_KE"/>
+          </w:rPr>
+          <w:rPr>
+            <w:color w:val="0000EE"/>
+            <w:u w:val="single"/>
+          </w:rPr>
+          <w:t>17:18</w:t>
+        </w:r>
+      </w:hyperlink>
+      <w:r>
+        <w:rPr>
+          <w:lang w:val="sw_KE" w:bidi="sw_KE"/>
+        </w:rPr>
+        <w:t>). Ishmaeli alipokuwa na miaka 13, alitahiriwa kama ishara ya agano la Mungu na Abrahamu (</w:t>
+      </w:r>
+      <w:hyperlink r:id="rId554">
+        <w:r>
+          <w:rPr>
+            <w:lang w:val="sw_KE" w:bidi="sw_KE"/>
+          </w:rPr>
+          <w:rPr>
+            <w:color w:val="0000EE"/>
+            <w:u w:val="single"/>
+          </w:rPr>
+          <w:t>17:9–14, 22–27</w:t>
+        </w:r>
+      </w:hyperlink>
+      <w:r>
+        <w:rPr>
+          <w:lang w:val="sw_KE" w:bidi="sw_KE"/>
+        </w:rPr>
+        <w:t>). Bwana aliahidi kumfanya Ishmaeli kuwa baba wa wakuu 12, ambao kutoka kwao lingetokea taifa kubwa. Hata hivyo, agano (makubaliano maalum ya Mungu na Abrahamu) lilipaswa kuanzishwa na Isaka (</w:t>
+      </w:r>
+      <w:hyperlink r:id="rId555">
+        <w:r>
+          <w:rPr>
+            <w:lang w:val="sw_KE" w:bidi="sw_KE"/>
+          </w:rPr>
+          <w:rPr>
+            <w:color w:val="0000EE"/>
+            <w:u w:val="single"/>
+          </w:rPr>
+          <w:t>17:20</w:t>
+        </w:r>
+      </w:hyperlink>
+      <w:hyperlink r:id="rId554">
+        <w:r>
+          <w:rPr>
+            <w:lang w:val="sw_KE" w:bidi="sw_KE"/>
+          </w:rPr>
+          <w:rPr>
+            <w:color w:val="0000EE"/>
+            <w:u w:val="single"/>
+          </w:rPr>
+          <w:t>–</w:t>
+        </w:r>
+      </w:hyperlink>
+      <w:hyperlink r:id="rId555">
+        <w:r>
+          <w:rPr>
+            <w:lang w:val="sw_KE" w:bidi="sw_KE"/>
+          </w:rPr>
+          <w:rPr>
+            <w:color w:val="0000EE"/>
+            <w:u w:val="single"/>
+          </w:rPr>
+          <w:t>21</w:t>
+        </w:r>
+      </w:hyperlink>
+      <w:r>
+        <w:rPr>
+          <w:lang w:val="sw_KE" w:bidi="sw_KE"/>
+        </w:rPr>
+        <w:t>).</w:t>
+        <w:br/>
+      </w:r>
+      <w:r>
+        <w:rPr>
+          <w:lang w:val="sw_KE" w:bidi="sw_KE"/>
+        </w:rPr>
+        <w:t>Matatizo yalianza wakati Isaka alipoachishwa kunyonya akiwa na umri wa miaka mitatu. Sara alipomwona Ishmaeli akimdhihaki mwanawe Isaka, aliamua kwamba mwana wa mwanamke mtumwa asirithi pamoja na mwanawe Isaka. Alidai kwamba Ishmaeli na Hajiri waondoke. Ingawa hili lilimkasirisha Abrahamu, Mungu alimwambia afanye kile Sara alichoomba. Abrahamu aliwapa chakula na maji na kuwafukuza. Ilikuwa wazi kwa Abrahamu kwamba Isaka, si Ishmaeli, ndiye aliyekuwa ahadi ya mwana wa Mungu.</w:t>
+        <w:br/>
+      </w:r>
+      <w:r>
+        <w:rPr>
+          <w:lang w:val="sw_KE" w:bidi="sw_KE"/>
+        </w:rPr>
+        <w:t>Hajiri alinusurika katika nyika kwa msaada wa malaika. Ishmaeli alikua mwindaji wa wanyama pori na akaishi katika nyika ya Parani. Alioa mwanamke wa Misri (</w:t>
+      </w:r>
+      <w:hyperlink r:id="rId556">
+        <w:r>
+          <w:rPr>
+            <w:lang w:val="sw_KE" w:bidi="sw_KE"/>
+          </w:rPr>
+          <w:rPr>
+            <w:color w:val="0000EE"/>
+            <w:u w:val="single"/>
+          </w:rPr>
+          <w:t>21:20–21</w:t>
+        </w:r>
+      </w:hyperlink>
+      <w:r>
+        <w:rPr>
+          <w:lang w:val="sw_KE" w:bidi="sw_KE"/>
+        </w:rPr>
+        <w:t>). Hakuna mengi zaidi yaliyoandikwa kumhusu, isipokuwa kwamba miaka kadhaa baadaye alisaidia kumzika Abrahamu (</w:t>
+      </w:r>
+      <w:hyperlink r:id="rId557">
+        <w:r>
+          <w:rPr>
+            <w:lang w:val="sw_KE" w:bidi="sw_KE"/>
+          </w:rPr>
+          <w:rPr>
+            <w:color w:val="0000EE"/>
+            <w:u w:val="single"/>
+          </w:rPr>
+          <w:t>25:9</w:t>
+        </w:r>
+      </w:hyperlink>
+      <w:hyperlink r:id="rId556">
+        <w:r>
+          <w:rPr>
+            <w:lang w:val="sw_KE" w:bidi="sw_KE"/>
+          </w:rPr>
+          <w:rPr>
+            <w:color w:val="0000EE"/>
+            <w:u w:val="single"/>
+          </w:rPr>
+          <w:t>–</w:t>
+        </w:r>
+      </w:hyperlink>
+      <w:hyperlink r:id="rId557">
+        <w:r>
+          <w:rPr>
+            <w:lang w:val="sw_KE" w:bidi="sw_KE"/>
+          </w:rPr>
+          <w:rPr>
+            <w:color w:val="0000EE"/>
+            <w:u w:val="single"/>
+          </w:rPr>
+          <w:t>10</w:t>
+        </w:r>
+      </w:hyperlink>
+      <w:r>
+        <w:rPr>
+          <w:lang w:val="sw_KE" w:bidi="sw_KE"/>
+        </w:rPr>
+        <w:t>). Pia alimwoza binti yake Mahalathi (</w:t>
+      </w:r>
+      <w:hyperlink r:id="rId558">
+        <w:r>
+          <w:rPr>
+            <w:lang w:val="sw_KE" w:bidi="sw_KE"/>
+          </w:rPr>
+          <w:rPr>
+            <w:color w:val="0000EE"/>
+            <w:u w:val="single"/>
+          </w:rPr>
+          <w:t>28:9</w:t>
+        </w:r>
+      </w:hyperlink>
+      <w:r>
+        <w:rPr>
+          <w:lang w:val="sw_KE" w:bidi="sw_KE"/>
+        </w:rPr>
+        <w:t>). Ishmaeli alikufa akiwa na umri wa miaka 137 (</w:t>
+      </w:r>
+      <w:hyperlink r:id="rId559">
+        <w:r>
+          <w:rPr>
+            <w:lang w:val="sw_KE" w:bidi="sw_KE"/>
+          </w:rPr>
+          <w:rPr>
+            <w:color w:val="0000EE"/>
+            <w:u w:val="single"/>
+          </w:rPr>
+          <w:t>25:17</w:t>
+        </w:r>
+      </w:hyperlink>
+      <w:r>
+        <w:rPr>
+          <w:lang w:val="sw_KE" w:bidi="sw_KE"/>
+        </w:rPr>
+        <w:t xml:space="preserve">). Majina ya wanawe 12 na makazi yao yameandikwa katika </w:t>
+      </w:r>
+      <w:hyperlink r:id="rId560">
+        <w:r>
+          <w:rPr>
+            <w:lang w:val="sw_KE" w:bidi="sw_KE"/>
+          </w:rPr>
+          <w:rPr>
+            <w:color w:val="0000EE"/>
+            <w:u w:val="single"/>
+          </w:rPr>
+          <w:t>Mwanzo 25:13</w:t>
+        </w:r>
+      </w:hyperlink>
+      <w:hyperlink r:id="rId556">
+        <w:r>
+          <w:rPr>
+            <w:lang w:val="sw_KE" w:bidi="sw_KE"/>
+          </w:rPr>
+          <w:rPr>
+            <w:color w:val="0000EE"/>
+            <w:u w:val="single"/>
+          </w:rPr>
+          <w:t>–</w:t>
+        </w:r>
+      </w:hyperlink>
+      <w:hyperlink r:id="rId560">
+        <w:r>
+          <w:rPr>
+            <w:lang w:val="sw_KE" w:bidi="sw_KE"/>
+          </w:rPr>
+          <w:rPr>
+            <w:color w:val="0000EE"/>
+            <w:u w:val="single"/>
+          </w:rPr>
+          <w:t>16</w:t>
+        </w:r>
+      </w:hyperlink>
+      <w:r>
+        <w:rPr>
+          <w:lang w:val="sw_KE" w:bidi="sw_KE"/>
+        </w:rPr>
+        <w:t xml:space="preserve">. Katika historia ya baadaye, msafara wa wafanyabiashara wa Kiishmaeli (pia huitwa Wamidiani, linganisha </w:t>
+      </w:r>
+      <w:hyperlink r:id="rId561">
+        <w:r>
+          <w:rPr>
+            <w:lang w:val="sw_KE" w:bidi="sw_KE"/>
+          </w:rPr>
+          <w:rPr>
+            <w:color w:val="0000EE"/>
+            <w:u w:val="single"/>
+          </w:rPr>
+          <w:t>Waamuzi 8:22</w:t>
+        </w:r>
+      </w:hyperlink>
+      <w:hyperlink r:id="rId556">
+        <w:r>
+          <w:rPr>
+            <w:lang w:val="sw_KE" w:bidi="sw_KE"/>
+          </w:rPr>
+          <w:rPr>
+            <w:color w:val="0000EE"/>
+            <w:u w:val="single"/>
+          </w:rPr>
+          <w:t>–</w:t>
+        </w:r>
+      </w:hyperlink>
+      <w:hyperlink r:id="rId561">
+        <w:r>
+          <w:rPr>
+            <w:lang w:val="sw_KE" w:bidi="sw_KE"/>
+          </w:rPr>
+          <w:rPr>
+            <w:color w:val="0000EE"/>
+            <w:u w:val="single"/>
+          </w:rPr>
+          <w:t>24</w:t>
+        </w:r>
+      </w:hyperlink>
+      <w:r>
+        <w:rPr>
+          <w:lang w:val="sw_KE" w:bidi="sw_KE"/>
+        </w:rPr>
+        <w:t>) ulinunua Yosefu kutoka kwa ndugu zake na kumuuza Misri (</w:t>
+      </w:r>
+      <w:hyperlink r:id="rId562">
+        <w:r>
+          <w:rPr>
+            <w:lang w:val="sw_KE" w:bidi="sw_KE"/>
+          </w:rPr>
+          <w:rPr>
+            <w:color w:val="0000EE"/>
+            <w:u w:val="single"/>
+          </w:rPr>
+          <w:t>Mwanzo 37:25</w:t>
+        </w:r>
+      </w:hyperlink>
+      <w:hyperlink r:id="rId556">
+        <w:r>
+          <w:rPr>
+            <w:lang w:val="sw_KE" w:bidi="sw_KE"/>
+          </w:rPr>
+          <w:rPr>
+            <w:color w:val="0000EE"/>
+            <w:u w:val="single"/>
+          </w:rPr>
+          <w:t>–</w:t>
+        </w:r>
+      </w:hyperlink>
+      <w:hyperlink r:id="rId562">
+        <w:r>
+          <w:rPr>
+            <w:lang w:val="sw_KE" w:bidi="sw_KE"/>
+          </w:rPr>
+          <w:rPr>
+            <w:color w:val="0000EE"/>
+            <w:u w:val="single"/>
+          </w:rPr>
+          <w:t>28</w:t>
+        </w:r>
+      </w:hyperlink>
+      <w:r>
+        <w:rPr>
+          <w:lang w:val="sw_KE" w:bidi="sw_KE"/>
+        </w:rPr>
+        <w:t xml:space="preserve">; </w:t>
+      </w:r>
+      <w:hyperlink r:id="rId563">
+        <w:r>
+          <w:rPr>
+            <w:lang w:val="sw_KE" w:bidi="sw_KE"/>
+          </w:rPr>
+          <w:rPr>
+            <w:color w:val="0000EE"/>
+            <w:u w:val="single"/>
+          </w:rPr>
+          <w:t>39:1</w:t>
+        </w:r>
+      </w:hyperlink>
+      <w:r>
+        <w:rPr>
+          <w:lang w:val="sw_KE" w:bidi="sw_KE"/>
+        </w:rPr>
+        <w:t>).</w:t>
+        <w:br/>
+      </w:r>
+      <w:r>
+        <w:rPr>
+          <w:lang w:val="sw_KE" w:bidi="sw_KE"/>
+        </w:rPr>
+        <w:t>Ingawa Isaka alipokea ahadi maalum za Mungu badala ya Ishmaeli, hii haikumaanisha kwamba Mungu alimkataa Ishmaeli. Hapo awali, Abrahamu na Sara walifikiria sana kuhusu nafasi ya Ishmaeli katika mpango wa Mungu, lakini baadaye walijaribu kumtenga kimakosa.</w:t>
+        <w:br/>
+      </w:r>
+      <w:r>
+        <w:rPr>
+          <w:lang w:val="sw_KE" w:bidi="sw_KE"/>
+        </w:rPr>
+        <w:t>Kwenye Agano Jipya, Paulo anatumia hadithi ya Ishmaeli na Hajiri kufundisha Wagalatia kwamba sheria haipaswi kuonekana kama mzigo (</w:t>
+      </w:r>
+      <w:hyperlink r:id="rId564">
+        <w:r>
+          <w:rPr>
+            <w:lang w:val="sw_KE" w:bidi="sw_KE"/>
+          </w:rPr>
+          <w:rPr>
+            <w:color w:val="0000EE"/>
+            <w:u w:val="single"/>
+          </w:rPr>
+          <w:t>Wagalatia 4:22</w:t>
+        </w:r>
+      </w:hyperlink>
+      <w:r>
+        <w:rPr>
+          <w:lang w:val="sw_KE" w:bidi="sw_KE"/>
+        </w:rPr>
+        <w:t xml:space="preserve">). Anasema kwamba wale wanaoamini sheria ya Mose, badala ya kuamini ahadi za Mungu, hawarithi ufalme wa Mungu. Ishmaeli, mwana wa mwanamke mtumwa (hapa ishara ya sheria), hakupokea urithi pamoja na mwana wa mwanamke huru (mstari wa </w:t>
+      </w:r>
+      <w:hyperlink r:id="rId565">
+        <w:r>
+          <w:rPr>
+            <w:lang w:val="sw_KE" w:bidi="sw_KE"/>
+          </w:rPr>
+          <w:rPr>
+            <w:color w:val="0000EE"/>
+            <w:u w:val="single"/>
+          </w:rPr>
+          <w:t>30</w:t>
+        </w:r>
+      </w:hyperlink>
+      <w:r>
+        <w:rPr>
+          <w:lang w:val="sw_KE" w:bidi="sw_KE"/>
+        </w:rPr>
+        <w:t>).</w:t>
+      </w:r>
+    </w:p>
+    <w:p>
+      <w:pPr>
+        <w:pStyle w:val="ListNumber"/>
+        <w:spacing w:line="240" w:lineRule="auto"/>
+        <w:ind w:left="720"/>
+      </w:pPr>
+      <w:r>
+        <w:rPr>
+          <w:lang w:val="sw_KE" w:bidi="sw_KE"/>
+        </w:rPr>
+      </w:r>
+      <w:r>
+        <w:rPr>
+          <w:lang w:val="sw_KE" w:bidi="sw_KE"/>
+        </w:rPr>
+        <w:t>Mwanachama wa familia ya kifalme ya Mfalme Sedekia, kupitia baba yake Nethania na babu yake Elishama (</w:t>
+      </w:r>
+      <w:hyperlink r:id="rId566">
+        <w:r>
+          <w:rPr>
+            <w:lang w:val="sw_KE" w:bidi="sw_KE"/>
+          </w:rPr>
+          <w:rPr>
+            <w:color w:val="0000EE"/>
+            <w:u w:val="single"/>
+          </w:rPr>
+          <w:t>2 Wafalme 25:25</w:t>
+        </w:r>
+      </w:hyperlink>
+      <w:r>
+        <w:rPr>
+          <w:lang w:val="sw_KE" w:bidi="sw_KE"/>
+        </w:rPr>
+        <w:t>). Hadithi hii inatokea wakati ambapo Babeli ilikuwa inadhibiti Yuda. Mfalme wa Babeli, Nebukadneza, alikuwa amemweka mtu aitwaye Gedalia kama gavana katika mji wa Mizpa.</w:t>
+        <w:br/>
+      </w:r>
+      <w:r>
+        <w:rPr>
+          <w:lang w:val="sw_KE" w:bidi="sw_KE"/>
+        </w:rPr>
+        <w:t>Baalisi, mfalme wa Waamoni, alimshawishi Ishmaeli amuue Gedalia. Kabla ya hili kutokea, mtu mmoja aitwaye Yohanani alimwonya Gedalia kuhusu njama hiyo. Yohanani hata aliomba ruhusa ya kumuua Ishmaeli kwanza ili kumlinda Gedalia, lakini Gedalia alikataa kuamini onyo hilo (</w:t>
+      </w:r>
+      <w:hyperlink r:id="rId567">
+        <w:r>
+          <w:rPr>
+            <w:lang w:val="sw_KE" w:bidi="sw_KE"/>
+          </w:rPr>
+          <w:rPr>
+            <w:color w:val="0000EE"/>
+            <w:u w:val="single"/>
+          </w:rPr>
+          <w:t>Yeremia 40:14</w:t>
+        </w:r>
+      </w:hyperlink>
+      <w:hyperlink r:id="rId556">
+        <w:r>
+          <w:rPr>
+            <w:lang w:val="sw_KE" w:bidi="sw_KE"/>
+          </w:rPr>
+          <w:rPr>
+            <w:color w:val="0000EE"/>
+            <w:u w:val="single"/>
+          </w:rPr>
+          <w:t>–</w:t>
+        </w:r>
+      </w:hyperlink>
+      <w:hyperlink r:id="rId567">
+        <w:r>
+          <w:rPr>
+            <w:lang w:val="sw_KE" w:bidi="sw_KE"/>
+          </w:rPr>
+          <w:rPr>
+            <w:color w:val="0000EE"/>
+            <w:u w:val="single"/>
+          </w:rPr>
+          <w:t>16</w:t>
+        </w:r>
+      </w:hyperlink>
+      <w:r>
+        <w:rPr>
+          <w:lang w:val="sw_KE" w:bidi="sw_KE"/>
+        </w:rPr>
+        <w:t>).</w:t>
+        <w:br/>
+      </w:r>
+      <w:r>
+        <w:rPr>
+          <w:lang w:val="sw_KE" w:bidi="sw_KE"/>
+        </w:rPr>
+        <w:t>Ishmaeli alifika Mizpa pamoja na wanaume kumi. Walipokuwa wakila chakula na Gedalia, walimuua yeye pamoja na askari wa Babeli waliokuwa naye. Siku iliyofuata, kundi la mahujaji 80 wa kidini lilikuwa likisafiri kutoka kaskazini kwenda kuabudu katika hekalu huko Yerusalemu. Ishmaeli aliwaalika Mizpa kisha akaua 70 kati yao. Aliwaacha kumi wakiwa hai kwa sababu walimpa akiba yao ya chakula iliyofichwa. Ishmaeli alificha miili yote ya wafu kwenye birika kubwa (hifadhi ya maji chini ya ardhi).</w:t>
+        <w:br/>
+      </w:r>
+      <w:r>
+        <w:rPr>
+          <w:lang w:val="sw_KE" w:bidi="sw_KE"/>
+        </w:rPr>
+        <w:t>Baada ya hayo, Ishmaeli aliwachukua wote waliokuwa Mizpa kama wafungwa, akiwemo nabii Yeremia na baadhi ya wanawake kutoka familia ya kifalme. Alianza kuwapeleka kuelekea nchi ya Waamoni. Hata hivyo, Yohanani alikusanya baadhi ya askari na kumfikia Ishmaeli mahali paitwapo Gibea. Yohanani aliwaokoa wafungwa wote, lakini Ishmaeli na watu wake walikimbilia eneo la Waamoni (</w:t>
+      </w:r>
+      <w:hyperlink r:id="rId568">
+        <w:r>
+          <w:rPr>
+            <w:lang w:val="sw_KE" w:bidi="sw_KE"/>
+          </w:rPr>
+          <w:rPr>
+            <w:color w:val="0000EE"/>
+            <w:u w:val="single"/>
+          </w:rPr>
+          <w:t>Yeremia 41</w:t>
+        </w:r>
+      </w:hyperlink>
+      <w:r>
+        <w:rPr>
+          <w:lang w:val="sw_KE" w:bidi="sw_KE"/>
+        </w:rPr>
+        <w:t>).</w:t>
+      </w:r>
+    </w:p>
+    <w:p>
+      <w:pPr>
+        <w:pStyle w:val="ListNumber"/>
+        <w:spacing w:line="240" w:lineRule="auto"/>
+        <w:ind w:left="720"/>
+      </w:pPr>
+      <w:r>
+        <w:rPr>
+          <w:lang w:val="sw_KE" w:bidi="sw_KE"/>
+        </w:rPr>
+      </w:r>
+      <w:r>
+        <w:rPr>
+          <w:lang w:val="sw_KE" w:bidi="sw_KE"/>
+        </w:rPr>
+        <w:t>Mwana wa Aseli, Mbenyamini kutoka familia ya Sauli (</w:t>
+      </w:r>
+      <w:hyperlink r:id="rId569">
+        <w:r>
+          <w:rPr>
+            <w:lang w:val="sw_KE" w:bidi="sw_KE"/>
+          </w:rPr>
+          <w:rPr>
+            <w:color w:val="0000EE"/>
+            <w:u w:val="single"/>
+          </w:rPr>
+          <w:t>1 Mambo ya Nyakati 8:38</w:t>
+        </w:r>
+      </w:hyperlink>
+      <w:r>
+        <w:rPr>
+          <w:lang w:val="sw_KE" w:bidi="sw_KE"/>
+        </w:rPr>
+        <w:t xml:space="preserve">; </w:t>
+      </w:r>
+      <w:hyperlink r:id="rId570">
+        <w:r>
+          <w:rPr>
+            <w:lang w:val="sw_KE" w:bidi="sw_KE"/>
+          </w:rPr>
+          <w:rPr>
+            <w:color w:val="0000EE"/>
+            <w:u w:val="single"/>
+          </w:rPr>
+          <w:t>9:44</w:t>
+        </w:r>
+      </w:hyperlink>
+      <w:r>
+        <w:rPr>
+          <w:lang w:val="sw_KE" w:bidi="sw_KE"/>
+        </w:rPr>
+        <w:t>).</w:t>
+      </w:r>
+    </w:p>
+    <w:p>
+      <w:pPr>
+        <w:pStyle w:val="ListNumber"/>
+        <w:spacing w:line="240" w:lineRule="auto"/>
+        <w:ind w:left="720"/>
+      </w:pPr>
+      <w:r>
+        <w:rPr>
+          <w:lang w:val="sw_KE" w:bidi="sw_KE"/>
+        </w:rPr>
+      </w:r>
+      <w:r>
+        <w:rPr>
+          <w:lang w:val="sw_KE" w:bidi="sw_KE"/>
+        </w:rPr>
+        <w:t>Baba wa Zebadia, gavana wa nyumba ya Yuda wakati wa utawala wa Yehoshafati (</w:t>
+      </w:r>
+      <w:hyperlink r:id="rId571">
+        <w:r>
+          <w:rPr>
+            <w:lang w:val="sw_KE" w:bidi="sw_KE"/>
+          </w:rPr>
+          <w:rPr>
+            <w:color w:val="0000EE"/>
+            <w:u w:val="single"/>
+          </w:rPr>
+          <w:t>2 Mambo ya Nyakati 19:11</w:t>
+        </w:r>
+      </w:hyperlink>
+      <w:r>
+        <w:rPr>
+          <w:lang w:val="sw_KE" w:bidi="sw_KE"/>
+        </w:rPr>
+        <w:t>).</w:t>
+      </w:r>
+    </w:p>
+    <w:p>
+      <w:pPr>
+        <w:pStyle w:val="ListNumber"/>
+        <w:spacing w:line="240" w:lineRule="auto"/>
+        <w:ind w:left="720"/>
+      </w:pPr>
+      <w:r>
+        <w:rPr>
+          <w:lang w:val="sw_KE" w:bidi="sw_KE"/>
+        </w:rPr>
+      </w:r>
+      <w:r>
+        <w:rPr>
+          <w:lang w:val="sw_KE" w:bidi="sw_KE"/>
+        </w:rPr>
+        <w:t>Mwana wa Yehohanani. Alikuwa mmoja wa makamanda waliojiunga na kuhani Yehoyada kumfanya Yoashi kuwa mfalme (wakati bado alikuwa mtoto) na kumaliza utawala wa Athalia (</w:t>
+      </w:r>
+      <w:hyperlink r:id="rId572">
+        <w:r>
+          <w:rPr>
+            <w:lang w:val="sw_KE" w:bidi="sw_KE"/>
+          </w:rPr>
+          <w:rPr>
+            <w:color w:val="0000EE"/>
+            <w:u w:val="single"/>
+          </w:rPr>
+          <w:t>2 Mambo ya Nyakati 23:1</w:t>
+        </w:r>
+      </w:hyperlink>
+      <w:r>
+        <w:rPr>
+          <w:lang w:val="sw_KE" w:bidi="sw_KE"/>
+        </w:rPr>
+        <w:t>).</w:t>
+      </w:r>
+    </w:p>
+    <w:p>
+      <w:pPr>
+        <w:pStyle w:val="ListNumber"/>
+        <w:spacing w:line="240" w:lineRule="auto"/>
+        <w:ind w:left="720"/>
+      </w:pPr>
+      <w:r>
+        <w:rPr>
+          <w:lang w:val="sw_KE" w:bidi="sw_KE"/>
+        </w:rPr>
+      </w:r>
+      <w:r>
+        <w:rPr>
+          <w:lang w:val="sw_KE" w:bidi="sw_KE"/>
+        </w:rPr>
+        <w:t>Mwana wa Pashuri, na mmoja wa makuhani walioachana na wake zao wa kigeni wakati wa mageuzi ya Ezra (</w:t>
+      </w:r>
+      <w:hyperlink r:id="rId573">
+        <w:r>
+          <w:rPr>
+            <w:lang w:val="sw_KE" w:bidi="sw_KE"/>
+          </w:rPr>
+          <w:rPr>
+            <w:color w:val="0000EE"/>
+            <w:u w:val="single"/>
+          </w:rPr>
+          <w:t>Ezra 10:22</w:t>
+        </w:r>
+      </w:hyperlink>
+      <w:r>
+        <w:rPr>
+          <w:lang w:val="sw_KE" w:bidi="sw_KE"/>
+        </w:rPr>
+        <w:t>).</w:t>
+      </w:r>
+      <w:r>
+        <w:rPr>
+          <w:lang w:val="sw_KE" w:bidi="sw_KE"/>
+        </w:rPr>
+      </w:r>
+      <w:r>
+        <w:rPr>
+          <w:lang w:val="sw_KE" w:bidi="sw_KE"/>
+        </w:rPr>
+      </w:r>
+    </w:p>
+    <w:p>
+      <w:pPr/>
+      <w:r>
+        <w:rPr>
+          <w:lang w:val="sw_KE" w:bidi="sw_KE"/>
+        </w:rPr>
+      </w:r>
+    </w:p>
+    <w:p>
+      <w:pPr>
+        <w:pStyle w:val="Heading2"/>
+      </w:pPr>
+      <w:r>
+        <w:rPr>
+          <w:lang w:val="sw_KE" w:bidi="sw_KE"/>
+        </w:rPr>
+        <w:t>Iska</w:t>
+      </w:r>
+      <w:r>
+        <w:rPr>
+          <w:lang w:val="sw_KE" w:bidi="sw_KE"/>
+        </w:rPr>
+      </w:r>
+    </w:p>
+    <w:p>
+      <w:pPr/>
+      <w:r>
+        <w:rPr>
+          <w:lang w:val="sw_KE" w:bidi="sw_KE"/>
+        </w:rPr>
+      </w:r>
+      <w:r>
+        <w:rPr>
+          <w:lang w:val="sw_KE" w:bidi="sw_KE"/>
+        </w:rPr>
+        <w:t>Binti wa Harani na dada wa Milka (</w:t>
+      </w:r>
+      <w:hyperlink r:id="rId574">
+        <w:r>
+          <w:rPr>
+            <w:lang w:val="sw_KE" w:bidi="sw_KE"/>
+          </w:rPr>
+          <w:rPr>
+            <w:color w:val="0000EE"/>
+            <w:u w:val="single"/>
+          </w:rPr>
+          <w:t>Mwanzo 11:29</w:t>
+        </w:r>
+      </w:hyperlink>
+      <w:r>
+        <w:rPr>
+          <w:lang w:val="sw_KE" w:bidi="sw_KE"/>
+        </w:rPr>
+        <w:t>).</w:t>
+      </w:r>
+      <w:r>
+        <w:rPr>
+          <w:lang w:val="sw_KE" w:bidi="sw_KE"/>
+        </w:rPr>
+      </w:r>
+      <w:r>
+        <w:rPr>
+          <w:lang w:val="sw_KE" w:bidi="sw_KE"/>
+        </w:rPr>
+      </w:r>
+    </w:p>
+    <w:p>
+      <w:pPr/>
+      <w:r>
+        <w:rPr>
+          <w:lang w:val="sw_KE" w:bidi="sw_KE"/>
+        </w:rPr>
+      </w:r>
+    </w:p>
+    <w:p>
+      <w:pPr>
+        <w:pStyle w:val="Heading2"/>
+      </w:pPr>
+      <w:r>
+        <w:rPr>
+          <w:lang w:val="sw_KE" w:bidi="sw_KE"/>
+        </w:rPr>
         <w:t>Iturea, Trakoniti</w:t>
       </w:r>
       <w:r>
@@ -12008,7 +18385,7 @@
         </w:rPr>
         <w:t>Mojawapo ya majimbo matano ya Kirumi mashariki ya Mto Yordani. Majimbo mengine ya Kirumi mashariki ya Mto Yordani yalikuwa Batanea, Gaulanitis, Auranitis, na Iturea. Eneo hili, ambalo huenda lilijumuisha sehemu za Gaulanitis, Batanea, na Auranitis, lilikuwa sehemu ya utawala wa nne uliotawaliwa na Filipo, ndugu yake Herode (</w:t>
       </w:r>
-      <w:hyperlink r:id="rId339">
+      <w:hyperlink r:id="rId575">
         <w:r>
           <w:rPr>
             <w:lang w:val="sw_KE" w:bidi="sw_KE"/>
@@ -12053,7 +18430,7 @@
         </w:rPr>
         <w:t xml:space="preserve">Kando na kumbukumbu katika Luka, Trakoniti inatajwa mara chache katika rekodi za kihistoria. Mwandishi wa Kiyahudi Josephus anapendekeza kwamba Usi, mwana wa Aramu (linganisha </w:t>
       </w:r>
-      <w:hyperlink r:id="rId340">
+      <w:hyperlink r:id="rId576">
         <w:r>
           <w:rPr>
             <w:lang w:val="sw_KE" w:bidi="sw_KE"/>
@@ -14030,6 +20407,12 @@
     </w:lvlOverride>
   </w:num>
   <w:num w:numId="19">
+    <w:abstractNumId w:val="3"/>
+    <w:lvlOverride w:ilvl="0">
+      <w:startOverride w:val="1"/>
+    </w:lvlOverride>
+  </w:num>
+  <w:num w:numId="20">
     <w:abstractNumId w:val="3"/>
     <w:lvlOverride w:ilvl="0">
       <w:startOverride w:val="1"/>

--- a/swh/docx/010.content.docx
+++ b/swh/docx/010.content.docx
@@ -19,7 +19,7 @@
         <w:rPr>
           <w:lang w:val="sw_KE" w:bidi="sw_KE"/>
         </w:rPr>
-        <w:t>Resource: Kamusi ya Biblia (Tyndale)</w:t>
+        <w:t>Resource: Tyndale Open Bible Dictionary</w:t>
       </w:r>
       <w:r>
         <w:rPr>
@@ -112,7 +112,7 @@
         <w:rPr>
           <w:lang w:val="sw_KE" w:bidi="sw_KE"/>
         </w:rPr>
-        <w:t>Kamusi ya Biblia (Tyndale)</w:t>
+        <w:t>Tyndale Open Bible Dictionary</w:t>
       </w:r>
     </w:p>
     <w:p>

--- a/swh/docx/010.content.docx
+++ b/swh/docx/010.content.docx
@@ -19,7 +19,7 @@
         <w:rPr>
           <w:lang w:val="sw_KE" w:bidi="sw_KE"/>
         </w:rPr>
-        <w:t>Resource: Tyndale Open Bible Dictionary</w:t>
+        <w:t>Resource: Aquifer Open Bible Dictionary</w:t>
       </w:r>
       <w:r>
         <w:rPr>
@@ -112,7 +112,7 @@
         <w:rPr>
           <w:lang w:val="sw_KE" w:bidi="sw_KE"/>
         </w:rPr>
-        <w:t>Tyndale Open Bible Dictionary</w:t>
+        <w:t>Aquifer Open Bible Dictionary</w:t>
       </w:r>
     </w:p>
     <w:p>
